--- a/report/Лабораторная_1_Азаров_ПМ23-2.docx
+++ b/report/Лабораторная_1_Азаров_ПМ23-2.docx
@@ -34,7 +34,7 @@
     </w:p>
     <w:p>
       <w:pPr>
-        <w:spacing w:before="1600" w:after="0"/>
+        <w:spacing w:before="1300" w:after="0"/>
         <w:ind w:firstLine="0"/>
         <w:jc w:val="center"/>
       </w:pPr>
@@ -100,19 +100,27 @@
     </w:p>
     <w:p>
       <w:pPr>
-        <w:spacing w:before="1100"/>
-        <w:ind w:firstLine="0" w:left="4535"/>
+        <w:spacing w:before="500"/>
+        <w:ind w:firstLine="0" w:left="3402"/>
         <w:jc w:val="left"/>
       </w:pPr>
       <w:r>
-        <w:t>Выполнил: Азаров Владимир Сергеевич</w:t>
+        <w:t>Выполнили:</w:t>
+        <w:br/>
+        <w:t>Азаров Владимир Сергеевич</w:t>
+        <w:br/>
+        <w:t>Грингруз Даниил Михайлович</w:t>
+        <w:br/>
+        <w:t>Кузнецов Дмитрий Сергеевич</w:t>
+        <w:br/>
+        <w:t>Лукьянчиков Павел Максимович</w:t>
         <w:br/>
         <w:t>Группа: ПМ23-2</w:t>
       </w:r>
     </w:p>
     <w:p>
       <w:pPr>
-        <w:spacing w:before="1200" w:after="0"/>
+        <w:spacing w:before="600" w:after="0"/>
         <w:ind w:firstLine="0"/>
         <w:jc w:val="center"/>
       </w:pPr>
@@ -136,31 +144,25 @@
     <w:p>
       <w:pPr/>
       <w:r>
-        <w:t>Отчет 15 с., 6 рис., 6 табл., 9 источников.</w:t>
+        <w:t>Отчет 11 с., 3 рис., 6 табл., 10 источников.</w:t>
       </w:r>
     </w:p>
     <w:p>
       <w:pPr/>
       <w:r>
-        <w:t>КОМПЬЮТЕРНОЕ ЗРЕНИЕ, СВАРНОЙ ШОВ, РЕНТГЕНОГРАММА, МУЛЬТИМОДАЛЬНАЯ ЯЗЫКОВАЯ МОДЕЛЬ, FEW-SHOT LEARNING, VISION TRANSFORMER</w:t>
+        <w:t>СВАРНОЙ ШОВ, РЕНТГЕНОГРАММА, МУЛЬТИМОДАЛЬНАЯ ЯЗЫКОВАЯ МОДЕЛЬ, FEW-SHOT LEARNING</w:t>
       </w:r>
     </w:p>
     <w:p>
       <w:pPr/>
       <w:r>
-        <w:t>Проведено сравнение трех готовых мультимодальных моделей для определения дефектов сварных швов по рентгеновским изображениям. Для проверки использован набор RIAWELC. Перед сравнением удалены точные повторы и сформированы части, разделенные по группам исходных снимков.</w:t>
+        <w:t>Семь мультимодальных моделей проверены на 80 изображениях RIAWELC без примеров и с четырьмя размеченными примерами в запросе. Веса моделей не изменялись. Рассмотрены десять научных источников и составлена матрица литературы.</w:t>
       </w:r>
     </w:p>
     <w:p>
       <w:pPr/>
       <w:r>
-        <w:t>Mistral Small 3.2 24B, GPT-4.1 mini и Qwen3 VL 30B A3B проверены на 80 изображениях без примеров и с четырьмя размеченными примерами. Лучшая модель дополнительно проверена на 160 изображениях. Веса моделей не изменялись.</w:t>
-      </w:r>
-    </w:p>
-    <w:p>
-      <w:pPr/>
-      <w:r>
-        <w:t>Лучший результат показала GPT-4.1 mini с четырьмя примерами: Macro-F1 составил 0,8987. На дополнительной выборке Macro-F1 составил 0,7713, доля правильных ответов 76,9 %. Два дефектных изображения модель признала нормальными. Результаты пригодны для сравнения с будущей моделью ViT; автономная приемка сварных соединений в работе не проверялась.</w:t>
+        <w:t>Лучшей выбрана GPT-4.1 mini в режиме four-shot: Macro-F1 0,8987. На отдельной выборке из 160 изображений Macro-F1 составила 0,7713, accuracy 76,9 %.</w:t>
       </w:r>
     </w:p>
     <w:p>
@@ -178,7 +180,6 @@
         <w:tabs>
           <w:tab w:pos="9298" w:val="right" w:leader="dot"/>
         </w:tabs>
-        <w:ind w:left="0"/>
       </w:pPr>
       <w:r>
         <w:t>ВВЕДЕНИЕ</w:t>
@@ -192,7 +193,6 @@
         <w:tabs>
           <w:tab w:pos="9298" w:val="right" w:leader="dot"/>
         </w:tabs>
-        <w:ind w:left="0"/>
       </w:pPr>
       <w:r>
         <w:t>1 Обзор исследований</w:t>
@@ -206,7 +206,6 @@
         <w:tabs>
           <w:tab w:pos="9298" w:val="right" w:leader="dot"/>
         </w:tabs>
-        <w:ind w:left="0"/>
       </w:pPr>
       <w:r>
         <w:t>2 Исходный датасет</w:t>
@@ -220,10 +219,9 @@
         <w:tabs>
           <w:tab w:pos="9298" w:val="right" w:leader="dot"/>
         </w:tabs>
-        <w:ind w:left="340"/>
       </w:pPr>
       <w:r>
-        <w:t>2.1 Проверка повторов</w:t>
+        <w:t>3 Порядок сравнения</w:t>
         <w:tab/>
         <w:t>7</w:t>
       </w:r>
@@ -234,12 +232,11 @@
         <w:tabs>
           <w:tab w:pos="9298" w:val="right" w:leader="dot"/>
         </w:tabs>
-        <w:ind w:left="340"/>
       </w:pPr>
       <w:r>
-        <w:t>2.2 Подготовка рабочих выборок</w:t>
+        <w:t>4 Результаты сравнения</w:t>
         <w:tab/>
-        <w:t>7</w:t>
+        <w:t>8</w:t>
       </w:r>
     </w:p>
     <w:p>
@@ -248,12 +245,11 @@
         <w:tabs>
           <w:tab w:pos="9298" w:val="right" w:leader="dot"/>
         </w:tabs>
-        <w:ind w:left="0"/>
       </w:pPr>
       <w:r>
-        <w:t>3 Порядок сравнения моделей</w:t>
+        <w:t>5 Проверка выбранной модели</w:t>
         <w:tab/>
-        <w:t>8</w:t>
+        <w:t>9</w:t>
       </w:r>
     </w:p>
     <w:p>
@@ -262,12 +258,11 @@
         <w:tabs>
           <w:tab w:pos="9298" w:val="right" w:leader="dot"/>
         </w:tabs>
-        <w:ind w:left="340"/>
       </w:pPr>
       <w:r>
-        <w:t>3.1 Метрики и правило выбора</w:t>
+        <w:t>ЗАКЛЮЧЕНИЕ</w:t>
         <w:tab/>
-        <w:t>8</w:t>
+        <w:t>10</w:t>
       </w:r>
     </w:p>
     <w:p>
@@ -276,68 +271,11 @@
         <w:tabs>
           <w:tab w:pos="9298" w:val="right" w:leader="dot"/>
         </w:tabs>
-        <w:ind w:left="0"/>
       </w:pPr>
       <w:r>
-        <w:t>4 Результаты сравнения</w:t>
-        <w:tab/>
-        <w:t>9</w:t>
-      </w:r>
-    </w:p>
-    <w:p>
-      <w:pPr>
-        <w:pStyle w:val="TOCEntry"/>
-        <w:tabs>
-          <w:tab w:pos="9298" w:val="right" w:leader="dot"/>
-        </w:tabs>
-        <w:ind w:left="0"/>
-      </w:pPr>
-      <w:r>
-        <w:t>5 Проверка выбранной модели</w:t>
+        <w:t>СПИСОК ИСПОЛЬЗОВАННЫХ ИСТОЧНИКОВ</w:t>
         <w:tab/>
         <w:t>11</w:t>
-      </w:r>
-    </w:p>
-    <w:p>
-      <w:pPr>
-        <w:pStyle w:val="TOCEntry"/>
-        <w:tabs>
-          <w:tab w:pos="9298" w:val="right" w:leader="dot"/>
-        </w:tabs>
-        <w:ind w:left="0"/>
-      </w:pPr>
-      <w:r>
-        <w:t>6 Воспроизводимость эксперимента</w:t>
-        <w:tab/>
-        <w:t>13</w:t>
-      </w:r>
-    </w:p>
-    <w:p>
-      <w:pPr>
-        <w:pStyle w:val="TOCEntry"/>
-        <w:tabs>
-          <w:tab w:pos="9298" w:val="right" w:leader="dot"/>
-        </w:tabs>
-        <w:ind w:left="0"/>
-      </w:pPr>
-      <w:r>
-        <w:t>ЗАКЛЮЧЕНИЕ</w:t>
-        <w:tab/>
-        <w:t>14</w:t>
-      </w:r>
-    </w:p>
-    <w:p>
-      <w:pPr>
-        <w:pStyle w:val="TOCEntry"/>
-        <w:tabs>
-          <w:tab w:pos="9298" w:val="right" w:leader="dot"/>
-        </w:tabs>
-        <w:ind w:left="0"/>
-      </w:pPr>
-      <w:r>
-        <w:t>СПИСОК ИСПОЛЬЗОВАННЫХ ИСТОЧНИКОВ</w:t>
-        <w:tab/>
-        <w:t>15</w:t>
       </w:r>
     </w:p>
     <w:p>
@@ -352,37 +290,25 @@
     <w:p>
       <w:pPr/>
       <w:r>
-        <w:t>В работе сравниваются готовые мультимодальные языковые модели для классификации дефектов сварных швов. Модель получает изображение и возвращает один из четырех классов: трещина, непровар, отсутствие дефекта или пористость. Все модели проверены на одной выборке.</w:t>
+        <w:t>Цель работы: сравнить семь мультимодальных языковых моделей для классификации дефектов сварных швов и измерить влияние примеров в запросе.</w:t>
       </w:r>
     </w:p>
     <w:p>
       <w:pPr/>
       <w:r>
-        <w:t>Цель лабораторной работы: оценить, насколько примеры в запросе меняют качество распознавания и какую модель можно использовать для дальнейшего сравнения с ViT в рамках ВКР.</w:t>
+        <w:t>Использованы четыре класса: трещина (CR), непровар (LP), отсутствие дефекта (ND) и пористость (PO). Zero-shot содержит инструкцию и целевое изображение. Four-shot дополнительно содержит по одному размеченному изображению каждого класса.</w:t>
       </w:r>
     </w:p>
     <w:p>
       <w:pPr/>
       <w:r>
-        <w:t>Для этого рассмотрены исследования по ViT и обучению на малой выборке, проверен исходный датасет, выполнено сравнение трех моделей через OpenRouter и проведена отдельная проверка выбранной модели. Качество оценено по Macro-F1, доле правильных ответов и пропускам дефектов. Также учтены стоимость запросов и ошибки формата ответа.</w:t>
+        <w:t>Исследовательский вопрос: повышают ли четыре примера Macro-F1? H1: средний прирост Macro-F1 по семи моделям положителен. H2: выбранная four-shot модель получает Macro-F1 не ниже 0,70 и пропускает не более 5 % дефектов на отдельной выборке. Это исследовательские пороги, а не нормативы приемки швов.</w:t>
       </w:r>
     </w:p>
     <w:p>
       <w:pPr/>
       <w:r>
-        <w:t>В режиме zero-shot модель получает только инструкцию и целевое изображение. В режиме few-shot в запрос добавлены размеченные изображения. В эксперименте использовано четыре примера, по одному на класс; далее этот режим обозначен four-shot. Это обучение по контексту запроса без изменения весов. Обучение самой архитектуры ViT в лабораторную не входит.</w:t>
-      </w:r>
-    </w:p>
-    <w:p>
-      <w:pPr/>
-      <w:r>
-        <w:t>Проверяются две гипотезы. H1: среднее изменение Macro-F1 при добавлении четырех примеров положительно для выбранных трех моделей. H2: лучшая four-shot модель на отдельной выборке получает Macro-F1 не ниже 0,70 и пропускает не более 5 % дефектных изображений. Эти пороги заданы для эксперимента и не являются нормативами приемки сварных соединений.</w:t>
-      </w:r>
-    </w:p>
-    <w:p>
-      <w:pPr/>
-      <w:r>
-        <w:t>Эксперимент выполнен 17 сентября 2026 г. Сохранены исходные ответы API, список изображений, параметры запросов и результаты расчета метрик.</w:t>
+        <w:t>Эксперимент выполнен 17 сентября 2026 г. через OpenRouter. Обучение ViT не проводилось. После первоначального сравнения трех моделей добавлены четыре модели. Промпт, примеры и разбиение данных сохранены; выбор победителя производится только по сравнительной выборке.</w:t>
       </w:r>
     </w:p>
     <w:p>
@@ -397,43 +323,1247 @@
     <w:p>
       <w:pPr/>
       <w:r>
-        <w:t>Поиск проведен по запросам "weld defect" AND ("vision transformer" OR "few-shot learning"), "radiographic weld defect dataset RIAWELC" и "visual language model few-shot learning". Отобраны пять работ: по архитектуре ViT, обучению на малой выборке, примерам в запросе и распознаванию дефектов сварки.</w:t>
-      </w:r>
-    </w:p>
-    <w:p>
-      <w:pPr/>
-      <w:r>
-        <w:t>Dosovitskiy и соавторы предложили Vision Transformer [1]. Изображение разбивается на патчи, которые обрабатывает трансформер. Работа обосновывает выбор архитектуры для ВКР, но качество на рентгенограммах сварных швов нужно проверять отдельно.</w:t>
-      </w:r>
-    </w:p>
-    <w:p>
-      <w:pPr/>
-      <w:r>
-        <w:t>Snell, Swersky и Zemel описали Prototypical Networks [2]. Класс определяется по расстоянию до прототипа, рассчитанного по нескольким размеченным примерам. Этот подход можно проверить поверх признаков ViT, когда разметки недостаточно для обучения большой модели.</w:t>
-      </w:r>
-    </w:p>
-    <w:p>
-      <w:pPr/>
-      <w:r>
-        <w:t>Brown и соавторы исследовали выполнение языковых задач по примерам в запросе без обновления весов [3]. В лабораторной используется тот же принцип. Однако в исходной работе рассматривались языковые задачи, поэтому ее результаты не заменяют проверку на изображениях.</w:t>
-      </w:r>
-    </w:p>
-    <w:p>
-      <w:pPr/>
-      <w:r>
-        <w:t>Alayrac и соавторы предложили Flamingo, которая обрабатывает чередующиеся изображения и текст [4]. Работа показывает, как использовать визуальные примеры в запросе. Отдельная оценка на сварных швах в выбранном протоколе в ней отсутствует.</w:t>
-      </w:r>
-    </w:p>
-    <w:p>
-      <w:pPr/>
-      <w:r>
-        <w:t>Contreras Ortiz и соавторы сравнили варианты применения ViT к изображениям сварки Aluminium 5083 TIG при разном объеме обучения [5]. Их эксперимент связан с темой ВКР, но использует другую модальность и обучение модели. Напрямую сравнивать опубликованные значения с результатами RIAWELC нельзя.</w:t>
-      </w:r>
-    </w:p>
-    <w:p>
-      <w:pPr/>
-      <w:r>
-        <w:t>В рассмотренных работах нет сравнения трех выбранных API-моделей на RIAWELC с одинаковыми примерами, разделением по исходным снимкам и учетом стоимости. В данной работе проверяется этот сценарий. Обзор ограничен выбранными публикациями и не претендует на полный перечень исследований.</w:t>
+        <w:t>Поиск: "weld defect" AND ("vision transformer" OR "few-shot learning"), "radiographic weld defect dataset RIAWELC", "visual language model few-shot learning", "industrial anomaly detection". Матрица десяти работ приведена в таблице 1. В них нет сравнения выбранных семи API-моделей на одном разбиении RIAWELC с учетом расходов.</w:t>
+      </w:r>
+    </w:p>
+    <w:p>
+      <w:pPr>
+        <w:pStyle w:val="TableCaption"/>
+      </w:pPr>
+      <w:r>
+        <w:t>Таблица 1 - Матрица литературы</w:t>
+      </w:r>
+    </w:p>
+    <w:tbl>
+      <w:tblPr>
+        <w:tblW w:type="auto" w:w="0"/>
+        <w:jc w:val="center"/>
+        <w:tblLayout w:type="fixed"/>
+        <w:tblLook w:firstColumn="1" w:firstRow="1" w:lastColumn="0" w:lastRow="0" w:noHBand="0" w:noVBand="1" w:val="04A0"/>
+      </w:tblPr>
+      <w:tblGrid>
+        <w:gridCol w:w="2324"/>
+        <w:gridCol w:w="2891"/>
+        <w:gridCol w:w="4139"/>
+      </w:tblGrid>
+      <w:tr>
+        <w:trPr>
+          <w:cantSplit/>
+          <w:tblHeader/>
+        </w:trPr>
+        <w:tc>
+          <w:tcPr>
+            <w:tcW w:type="dxa" w:w="2324"/>
+            <w:vAlign w:val="center"/>
+            <w:tcBorders>
+              <w:top w:val="single" w:sz="4" w:color="000000"/>
+              <w:left w:val="single" w:sz="4" w:color="000000"/>
+              <w:bottom w:val="single" w:sz="4" w:color="000000"/>
+              <w:right w:val="single" w:sz="4" w:color="000000"/>
+            </w:tcBorders>
+            <w:shd w:fill="FFFFFF"/>
+            <w:tcMar>
+              <w:top w:w="70" w:type="dxa"/>
+              <w:bottom w:w="70" w:type="dxa"/>
+              <w:left w:w="70" w:type="dxa"/>
+              <w:right w:w="70" w:type="dxa"/>
+            </w:tcMar>
+          </w:tcPr>
+          <w:p>
+            <w:pPr>
+              <w:keepNext/>
+              <w:spacing w:line="240" w:lineRule="auto" w:before="40" w:after="40"/>
+              <w:ind w:firstLine="0"/>
+              <w:jc w:val="center"/>
+            </w:pPr>
+            <w:r>
+              <w:rPr>
+                <w:rFonts w:ascii="Times New Roman" w:hAnsi="Times New Roman"/>
+                <w:b w:val="0"/>
+                <w:sz w:val="24"/>
+              </w:rPr>
+              <w:t>Источник</w:t>
+            </w:r>
+          </w:p>
+        </w:tc>
+        <w:tc>
+          <w:tcPr>
+            <w:tcW w:type="dxa" w:w="2891"/>
+            <w:vAlign w:val="center"/>
+            <w:tcBorders>
+              <w:top w:val="single" w:sz="4" w:color="000000"/>
+              <w:left w:val="single" w:sz="4" w:color="000000"/>
+              <w:bottom w:val="single" w:sz="4" w:color="000000"/>
+              <w:right w:val="single" w:sz="4" w:color="000000"/>
+            </w:tcBorders>
+            <w:shd w:fill="FFFFFF"/>
+            <w:tcMar>
+              <w:top w:w="70" w:type="dxa"/>
+              <w:bottom w:w="70" w:type="dxa"/>
+              <w:left w:w="70" w:type="dxa"/>
+              <w:right w:w="70" w:type="dxa"/>
+            </w:tcMar>
+          </w:tcPr>
+          <w:p>
+            <w:pPr>
+              <w:keepNext/>
+              <w:spacing w:line="240" w:lineRule="auto" w:before="40" w:after="40"/>
+              <w:ind w:firstLine="0"/>
+              <w:jc w:val="center"/>
+            </w:pPr>
+            <w:r>
+              <w:rPr>
+                <w:rFonts w:ascii="Times New Roman" w:hAnsi="Times New Roman"/>
+                <w:b w:val="0"/>
+                <w:sz w:val="24"/>
+              </w:rPr>
+              <w:t>Метод и данные</w:t>
+            </w:r>
+          </w:p>
+        </w:tc>
+        <w:tc>
+          <w:tcPr>
+            <w:tcW w:type="dxa" w:w="4139"/>
+            <w:vAlign w:val="center"/>
+            <w:tcBorders>
+              <w:top w:val="single" w:sz="4" w:color="000000"/>
+              <w:left w:val="single" w:sz="4" w:color="000000"/>
+              <w:bottom w:val="single" w:sz="4" w:color="000000"/>
+              <w:right w:val="single" w:sz="4" w:color="000000"/>
+            </w:tcBorders>
+            <w:shd w:fill="FFFFFF"/>
+            <w:tcMar>
+              <w:top w:w="70" w:type="dxa"/>
+              <w:bottom w:w="70" w:type="dxa"/>
+              <w:left w:w="70" w:type="dxa"/>
+              <w:right w:w="70" w:type="dxa"/>
+            </w:tcMar>
+          </w:tcPr>
+          <w:p>
+            <w:pPr>
+              <w:keepNext/>
+              <w:spacing w:line="240" w:lineRule="auto" w:before="40" w:after="40"/>
+              <w:ind w:firstLine="0"/>
+              <w:jc w:val="center"/>
+            </w:pPr>
+            <w:r>
+              <w:rPr>
+                <w:rFonts w:ascii="Times New Roman" w:hAnsi="Times New Roman"/>
+                <w:b w:val="0"/>
+                <w:sz w:val="24"/>
+              </w:rPr>
+              <w:t>Результат и ограничение</w:t>
+            </w:r>
+          </w:p>
+        </w:tc>
+      </w:tr>
+      <w:tr>
+        <w:trPr>
+          <w:cantSplit/>
+        </w:trPr>
+        <w:tc>
+          <w:tcPr>
+            <w:tcW w:type="dxa" w:w="2324"/>
+            <w:vAlign w:val="center"/>
+            <w:tcBorders>
+              <w:top w:val="single" w:sz="4" w:color="000000"/>
+              <w:left w:val="single" w:sz="4" w:color="000000"/>
+              <w:bottom w:val="single" w:sz="4" w:color="000000"/>
+              <w:right w:val="single" w:sz="4" w:color="000000"/>
+            </w:tcBorders>
+            <w:shd w:fill="FFFFFF"/>
+            <w:tcMar>
+              <w:top w:w="70" w:type="dxa"/>
+              <w:bottom w:w="70" w:type="dxa"/>
+              <w:left w:w="70" w:type="dxa"/>
+              <w:right w:w="70" w:type="dxa"/>
+            </w:tcMar>
+          </w:tcPr>
+          <w:p>
+            <w:pPr>
+              <w:keepNext/>
+              <w:spacing w:line="240" w:lineRule="auto" w:before="40" w:after="40"/>
+              <w:ind w:firstLine="0"/>
+              <w:jc w:val="left"/>
+            </w:pPr>
+            <w:r>
+              <w:rPr>
+                <w:rFonts w:ascii="Times New Roman" w:hAnsi="Times New Roman"/>
+                <w:b w:val="0"/>
+                <w:sz w:val="24"/>
+              </w:rPr>
+              <w:t>[1] Dosovitskiy et al., 2021</w:t>
+            </w:r>
+          </w:p>
+        </w:tc>
+        <w:tc>
+          <w:tcPr>
+            <w:tcW w:type="dxa" w:w="2891"/>
+            <w:vAlign w:val="center"/>
+            <w:tcBorders>
+              <w:top w:val="single" w:sz="4" w:color="000000"/>
+              <w:left w:val="single" w:sz="4" w:color="000000"/>
+              <w:bottom w:val="single" w:sz="4" w:color="000000"/>
+              <w:right w:val="single" w:sz="4" w:color="000000"/>
+            </w:tcBorders>
+            <w:shd w:fill="FFFFFF"/>
+            <w:tcMar>
+              <w:top w:w="70" w:type="dxa"/>
+              <w:bottom w:w="70" w:type="dxa"/>
+              <w:left w:w="70" w:type="dxa"/>
+              <w:right w:w="70" w:type="dxa"/>
+            </w:tcMar>
+          </w:tcPr>
+          <w:p>
+            <w:pPr>
+              <w:keepNext/>
+              <w:spacing w:line="240" w:lineRule="auto" w:before="40" w:after="40"/>
+              <w:ind w:firstLine="0"/>
+              <w:jc w:val="center"/>
+            </w:pPr>
+            <w:r>
+              <w:rPr>
+                <w:rFonts w:ascii="Times New Roman" w:hAnsi="Times New Roman"/>
+                <w:b w:val="0"/>
+                <w:sz w:val="24"/>
+              </w:rPr>
+              <w:t>ViT; классификация изображений</w:t>
+            </w:r>
+          </w:p>
+        </w:tc>
+        <w:tc>
+          <w:tcPr>
+            <w:tcW w:type="dxa" w:w="4139"/>
+            <w:vAlign w:val="center"/>
+            <w:tcBorders>
+              <w:top w:val="single" w:sz="4" w:color="000000"/>
+              <w:left w:val="single" w:sz="4" w:color="000000"/>
+              <w:bottom w:val="single" w:sz="4" w:color="000000"/>
+              <w:right w:val="single" w:sz="4" w:color="000000"/>
+            </w:tcBorders>
+            <w:shd w:fill="FFFFFF"/>
+            <w:tcMar>
+              <w:top w:w="70" w:type="dxa"/>
+              <w:bottom w:w="70" w:type="dxa"/>
+              <w:left w:w="70" w:type="dxa"/>
+              <w:right w:w="70" w:type="dxa"/>
+            </w:tcMar>
+          </w:tcPr>
+          <w:p>
+            <w:pPr>
+              <w:keepNext/>
+              <w:spacing w:line="240" w:lineRule="auto" w:before="40" w:after="40"/>
+              <w:ind w:firstLine="0"/>
+              <w:jc w:val="center"/>
+            </w:pPr>
+            <w:r>
+              <w:rPr>
+                <w:rFonts w:ascii="Times New Roman" w:hAnsi="Times New Roman"/>
+                <w:b w:val="0"/>
+                <w:sz w:val="24"/>
+              </w:rPr>
+              <w:t>Трансформер обрабатывает патчи изображения. Нет проверки на RIAWELC</w:t>
+            </w:r>
+          </w:p>
+        </w:tc>
+      </w:tr>
+      <w:tr>
+        <w:trPr>
+          <w:cantSplit/>
+        </w:trPr>
+        <w:tc>
+          <w:tcPr>
+            <w:tcW w:type="dxa" w:w="2324"/>
+            <w:vAlign w:val="center"/>
+            <w:tcBorders>
+              <w:top w:val="single" w:sz="4" w:color="000000"/>
+              <w:left w:val="single" w:sz="4" w:color="000000"/>
+              <w:bottom w:val="single" w:sz="4" w:color="000000"/>
+              <w:right w:val="single" w:sz="4" w:color="000000"/>
+            </w:tcBorders>
+            <w:shd w:fill="FFFFFF"/>
+            <w:tcMar>
+              <w:top w:w="70" w:type="dxa"/>
+              <w:bottom w:w="70" w:type="dxa"/>
+              <w:left w:w="70" w:type="dxa"/>
+              <w:right w:w="70" w:type="dxa"/>
+            </w:tcMar>
+          </w:tcPr>
+          <w:p>
+            <w:pPr>
+              <w:keepNext/>
+              <w:spacing w:line="240" w:lineRule="auto" w:before="40" w:after="40"/>
+              <w:ind w:firstLine="0"/>
+              <w:jc w:val="left"/>
+            </w:pPr>
+            <w:r>
+              <w:rPr>
+                <w:rFonts w:ascii="Times New Roman" w:hAnsi="Times New Roman"/>
+                <w:b w:val="0"/>
+                <w:sz w:val="24"/>
+              </w:rPr>
+              <w:t>[2] Snell et al., 2017</w:t>
+            </w:r>
+          </w:p>
+        </w:tc>
+        <w:tc>
+          <w:tcPr>
+            <w:tcW w:type="dxa" w:w="2891"/>
+            <w:vAlign w:val="center"/>
+            <w:tcBorders>
+              <w:top w:val="single" w:sz="4" w:color="000000"/>
+              <w:left w:val="single" w:sz="4" w:color="000000"/>
+              <w:bottom w:val="single" w:sz="4" w:color="000000"/>
+              <w:right w:val="single" w:sz="4" w:color="000000"/>
+            </w:tcBorders>
+            <w:shd w:fill="FFFFFF"/>
+            <w:tcMar>
+              <w:top w:w="70" w:type="dxa"/>
+              <w:bottom w:w="70" w:type="dxa"/>
+              <w:left w:w="70" w:type="dxa"/>
+              <w:right w:w="70" w:type="dxa"/>
+            </w:tcMar>
+          </w:tcPr>
+          <w:p>
+            <w:pPr>
+              <w:keepNext/>
+              <w:spacing w:line="240" w:lineRule="auto" w:before="40" w:after="40"/>
+              <w:ind w:firstLine="0"/>
+              <w:jc w:val="center"/>
+            </w:pPr>
+            <w:r>
+              <w:rPr>
+                <w:rFonts w:ascii="Times New Roman" w:hAnsi="Times New Roman"/>
+                <w:b w:val="0"/>
+                <w:sz w:val="24"/>
+              </w:rPr>
+              <w:t>Prototypical Networks; few-shot</w:t>
+            </w:r>
+          </w:p>
+        </w:tc>
+        <w:tc>
+          <w:tcPr>
+            <w:tcW w:type="dxa" w:w="4139"/>
+            <w:vAlign w:val="center"/>
+            <w:tcBorders>
+              <w:top w:val="single" w:sz="4" w:color="000000"/>
+              <w:left w:val="single" w:sz="4" w:color="000000"/>
+              <w:bottom w:val="single" w:sz="4" w:color="000000"/>
+              <w:right w:val="single" w:sz="4" w:color="000000"/>
+            </w:tcBorders>
+            <w:shd w:fill="FFFFFF"/>
+            <w:tcMar>
+              <w:top w:w="70" w:type="dxa"/>
+              <w:bottom w:w="70" w:type="dxa"/>
+              <w:left w:w="70" w:type="dxa"/>
+              <w:right w:w="70" w:type="dxa"/>
+            </w:tcMar>
+          </w:tcPr>
+          <w:p>
+            <w:pPr>
+              <w:keepNext/>
+              <w:spacing w:line="240" w:lineRule="auto" w:before="40" w:after="40"/>
+              <w:ind w:firstLine="0"/>
+              <w:jc w:val="center"/>
+            </w:pPr>
+            <w:r>
+              <w:rPr>
+                <w:rFonts w:ascii="Times New Roman" w:hAnsi="Times New Roman"/>
+                <w:b w:val="0"/>
+                <w:sz w:val="24"/>
+              </w:rPr>
+              <w:t>Класс определяется по расстоянию до прототипа. Нужен обученный экстрактор признаков</w:t>
+            </w:r>
+          </w:p>
+        </w:tc>
+      </w:tr>
+      <w:tr>
+        <w:trPr>
+          <w:cantSplit/>
+        </w:trPr>
+        <w:tc>
+          <w:tcPr>
+            <w:tcW w:type="dxa" w:w="2324"/>
+            <w:vAlign w:val="center"/>
+            <w:tcBorders>
+              <w:top w:val="single" w:sz="4" w:color="000000"/>
+              <w:left w:val="single" w:sz="4" w:color="000000"/>
+              <w:bottom w:val="single" w:sz="4" w:color="000000"/>
+              <w:right w:val="single" w:sz="4" w:color="000000"/>
+            </w:tcBorders>
+            <w:shd w:fill="FFFFFF"/>
+            <w:tcMar>
+              <w:top w:w="70" w:type="dxa"/>
+              <w:bottom w:w="70" w:type="dxa"/>
+              <w:left w:w="70" w:type="dxa"/>
+              <w:right w:w="70" w:type="dxa"/>
+            </w:tcMar>
+          </w:tcPr>
+          <w:p>
+            <w:pPr>
+              <w:keepNext/>
+              <w:spacing w:line="240" w:lineRule="auto" w:before="40" w:after="40"/>
+              <w:ind w:firstLine="0"/>
+              <w:jc w:val="left"/>
+            </w:pPr>
+            <w:r>
+              <w:rPr>
+                <w:rFonts w:ascii="Times New Roman" w:hAnsi="Times New Roman"/>
+                <w:b w:val="0"/>
+                <w:sz w:val="24"/>
+              </w:rPr>
+              <w:t>[3] Brown et al., 2020</w:t>
+            </w:r>
+          </w:p>
+        </w:tc>
+        <w:tc>
+          <w:tcPr>
+            <w:tcW w:type="dxa" w:w="2891"/>
+            <w:vAlign w:val="center"/>
+            <w:tcBorders>
+              <w:top w:val="single" w:sz="4" w:color="000000"/>
+              <w:left w:val="single" w:sz="4" w:color="000000"/>
+              <w:bottom w:val="single" w:sz="4" w:color="000000"/>
+              <w:right w:val="single" w:sz="4" w:color="000000"/>
+            </w:tcBorders>
+            <w:shd w:fill="FFFFFF"/>
+            <w:tcMar>
+              <w:top w:w="70" w:type="dxa"/>
+              <w:bottom w:w="70" w:type="dxa"/>
+              <w:left w:w="70" w:type="dxa"/>
+              <w:right w:w="70" w:type="dxa"/>
+            </w:tcMar>
+          </w:tcPr>
+          <w:p>
+            <w:pPr>
+              <w:keepNext/>
+              <w:spacing w:line="240" w:lineRule="auto" w:before="40" w:after="40"/>
+              <w:ind w:firstLine="0"/>
+              <w:jc w:val="center"/>
+            </w:pPr>
+            <w:r>
+              <w:rPr>
+                <w:rFonts w:ascii="Times New Roman" w:hAnsi="Times New Roman"/>
+                <w:b w:val="0"/>
+                <w:sz w:val="24"/>
+              </w:rPr>
+              <w:t>GPT-3; примеры в запросе</w:t>
+            </w:r>
+          </w:p>
+        </w:tc>
+        <w:tc>
+          <w:tcPr>
+            <w:tcW w:type="dxa" w:w="4139"/>
+            <w:vAlign w:val="center"/>
+            <w:tcBorders>
+              <w:top w:val="single" w:sz="4" w:color="000000"/>
+              <w:left w:val="single" w:sz="4" w:color="000000"/>
+              <w:bottom w:val="single" w:sz="4" w:color="000000"/>
+              <w:right w:val="single" w:sz="4" w:color="000000"/>
+            </w:tcBorders>
+            <w:shd w:fill="FFFFFF"/>
+            <w:tcMar>
+              <w:top w:w="70" w:type="dxa"/>
+              <w:bottom w:w="70" w:type="dxa"/>
+              <w:left w:w="70" w:type="dxa"/>
+              <w:right w:w="70" w:type="dxa"/>
+            </w:tcMar>
+          </w:tcPr>
+          <w:p>
+            <w:pPr>
+              <w:keepNext/>
+              <w:spacing w:line="240" w:lineRule="auto" w:before="40" w:after="40"/>
+              <w:ind w:firstLine="0"/>
+              <w:jc w:val="center"/>
+            </w:pPr>
+            <w:r>
+              <w:rPr>
+                <w:rFonts w:ascii="Times New Roman" w:hAnsi="Times New Roman"/>
+                <w:b w:val="0"/>
+                <w:sz w:val="24"/>
+              </w:rPr>
+              <w:t>Адаптация к задаче без обновления весов. В работе оцениваются языковые задачи</w:t>
+            </w:r>
+          </w:p>
+        </w:tc>
+      </w:tr>
+      <w:tr>
+        <w:trPr>
+          <w:cantSplit/>
+        </w:trPr>
+        <w:tc>
+          <w:tcPr>
+            <w:tcW w:type="dxa" w:w="2324"/>
+            <w:vAlign w:val="center"/>
+            <w:tcBorders>
+              <w:top w:val="single" w:sz="4" w:color="000000"/>
+              <w:left w:val="single" w:sz="4" w:color="000000"/>
+              <w:bottom w:val="single" w:sz="4" w:color="000000"/>
+              <w:right w:val="single" w:sz="4" w:color="000000"/>
+            </w:tcBorders>
+            <w:shd w:fill="FFFFFF"/>
+            <w:tcMar>
+              <w:top w:w="70" w:type="dxa"/>
+              <w:bottom w:w="70" w:type="dxa"/>
+              <w:left w:w="70" w:type="dxa"/>
+              <w:right w:w="70" w:type="dxa"/>
+            </w:tcMar>
+          </w:tcPr>
+          <w:p>
+            <w:pPr>
+              <w:keepNext/>
+              <w:spacing w:line="240" w:lineRule="auto" w:before="40" w:after="40"/>
+              <w:ind w:firstLine="0"/>
+              <w:jc w:val="left"/>
+            </w:pPr>
+            <w:r>
+              <w:rPr>
+                <w:rFonts w:ascii="Times New Roman" w:hAnsi="Times New Roman"/>
+                <w:b w:val="0"/>
+                <w:sz w:val="24"/>
+              </w:rPr>
+              <w:t>[4] Alayrac et al., 2022</w:t>
+            </w:r>
+          </w:p>
+        </w:tc>
+        <w:tc>
+          <w:tcPr>
+            <w:tcW w:type="dxa" w:w="2891"/>
+            <w:vAlign w:val="center"/>
+            <w:tcBorders>
+              <w:top w:val="single" w:sz="4" w:color="000000"/>
+              <w:left w:val="single" w:sz="4" w:color="000000"/>
+              <w:bottom w:val="single" w:sz="4" w:color="000000"/>
+              <w:right w:val="single" w:sz="4" w:color="000000"/>
+            </w:tcBorders>
+            <w:shd w:fill="FFFFFF"/>
+            <w:tcMar>
+              <w:top w:w="70" w:type="dxa"/>
+              <w:bottom w:w="70" w:type="dxa"/>
+              <w:left w:w="70" w:type="dxa"/>
+              <w:right w:w="70" w:type="dxa"/>
+            </w:tcMar>
+          </w:tcPr>
+          <w:p>
+            <w:pPr>
+              <w:keepNext/>
+              <w:spacing w:line="240" w:lineRule="auto" w:before="40" w:after="40"/>
+              <w:ind w:firstLine="0"/>
+              <w:jc w:val="center"/>
+            </w:pPr>
+            <w:r>
+              <w:rPr>
+                <w:rFonts w:ascii="Times New Roman" w:hAnsi="Times New Roman"/>
+                <w:b w:val="0"/>
+                <w:sz w:val="24"/>
+              </w:rPr>
+              <w:t>Flamingo; изображения и текст</w:t>
+            </w:r>
+          </w:p>
+        </w:tc>
+        <w:tc>
+          <w:tcPr>
+            <w:tcW w:type="dxa" w:w="4139"/>
+            <w:vAlign w:val="center"/>
+            <w:tcBorders>
+              <w:top w:val="single" w:sz="4" w:color="000000"/>
+              <w:left w:val="single" w:sz="4" w:color="000000"/>
+              <w:bottom w:val="single" w:sz="4" w:color="000000"/>
+              <w:right w:val="single" w:sz="4" w:color="000000"/>
+            </w:tcBorders>
+            <w:shd w:fill="FFFFFF"/>
+            <w:tcMar>
+              <w:top w:w="70" w:type="dxa"/>
+              <w:bottom w:w="70" w:type="dxa"/>
+              <w:left w:w="70" w:type="dxa"/>
+              <w:right w:w="70" w:type="dxa"/>
+            </w:tcMar>
+          </w:tcPr>
+          <w:p>
+            <w:pPr>
+              <w:keepNext/>
+              <w:spacing w:line="240" w:lineRule="auto" w:before="40" w:after="40"/>
+              <w:ind w:firstLine="0"/>
+              <w:jc w:val="center"/>
+            </w:pPr>
+            <w:r>
+              <w:rPr>
+                <w:rFonts w:ascii="Times New Roman" w:hAnsi="Times New Roman"/>
+                <w:b w:val="0"/>
+                <w:sz w:val="24"/>
+              </w:rPr>
+              <w:t>Визуальное обучение по примерам в контексте. Нет оценки сварных швов в нашем протоколе</w:t>
+            </w:r>
+          </w:p>
+        </w:tc>
+      </w:tr>
+      <w:tr>
+        <w:trPr>
+          <w:cantSplit/>
+        </w:trPr>
+        <w:tc>
+          <w:tcPr>
+            <w:tcW w:type="dxa" w:w="2324"/>
+            <w:vAlign w:val="center"/>
+            <w:tcBorders>
+              <w:top w:val="single" w:sz="4" w:color="000000"/>
+              <w:left w:val="single" w:sz="4" w:color="000000"/>
+              <w:bottom w:val="single" w:sz="4" w:color="000000"/>
+              <w:right w:val="single" w:sz="4" w:color="000000"/>
+            </w:tcBorders>
+            <w:shd w:fill="FFFFFF"/>
+            <w:tcMar>
+              <w:top w:w="70" w:type="dxa"/>
+              <w:bottom w:w="70" w:type="dxa"/>
+              <w:left w:w="70" w:type="dxa"/>
+              <w:right w:w="70" w:type="dxa"/>
+            </w:tcMar>
+          </w:tcPr>
+          <w:p>
+            <w:pPr>
+              <w:keepNext/>
+              <w:spacing w:line="240" w:lineRule="auto" w:before="40" w:after="40"/>
+              <w:ind w:firstLine="0"/>
+              <w:jc w:val="left"/>
+            </w:pPr>
+            <w:r>
+              <w:rPr>
+                <w:rFonts w:ascii="Times New Roman" w:hAnsi="Times New Roman"/>
+                <w:b w:val="0"/>
+                <w:sz w:val="24"/>
+              </w:rPr>
+              <w:t>[5] Contreras Ortiz et al., 2025</w:t>
+            </w:r>
+          </w:p>
+        </w:tc>
+        <w:tc>
+          <w:tcPr>
+            <w:tcW w:type="dxa" w:w="2891"/>
+            <w:vAlign w:val="center"/>
+            <w:tcBorders>
+              <w:top w:val="single" w:sz="4" w:color="000000"/>
+              <w:left w:val="single" w:sz="4" w:color="000000"/>
+              <w:bottom w:val="single" w:sz="4" w:color="000000"/>
+              <w:right w:val="single" w:sz="4" w:color="000000"/>
+            </w:tcBorders>
+            <w:shd w:fill="FFFFFF"/>
+            <w:tcMar>
+              <w:top w:w="70" w:type="dxa"/>
+              <w:bottom w:w="70" w:type="dxa"/>
+              <w:left w:w="70" w:type="dxa"/>
+              <w:right w:w="70" w:type="dxa"/>
+            </w:tcMar>
+          </w:tcPr>
+          <w:p>
+            <w:pPr>
+              <w:keepNext/>
+              <w:spacing w:line="240" w:lineRule="auto" w:before="40" w:after="40"/>
+              <w:ind w:firstLine="0"/>
+              <w:jc w:val="center"/>
+            </w:pPr>
+            <w:r>
+              <w:rPr>
+                <w:rFonts w:ascii="Times New Roman" w:hAnsi="Times New Roman"/>
+                <w:b w:val="0"/>
+                <w:sz w:val="24"/>
+              </w:rPr>
+              <w:t>ViT; Aluminium 5083 TIG</w:t>
+            </w:r>
+          </w:p>
+        </w:tc>
+        <w:tc>
+          <w:tcPr>
+            <w:tcW w:type="dxa" w:w="4139"/>
+            <w:vAlign w:val="center"/>
+            <w:tcBorders>
+              <w:top w:val="single" w:sz="4" w:color="000000"/>
+              <w:left w:val="single" w:sz="4" w:color="000000"/>
+              <w:bottom w:val="single" w:sz="4" w:color="000000"/>
+              <w:right w:val="single" w:sz="4" w:color="000000"/>
+            </w:tcBorders>
+            <w:shd w:fill="FFFFFF"/>
+            <w:tcMar>
+              <w:top w:w="70" w:type="dxa"/>
+              <w:bottom w:w="70" w:type="dxa"/>
+              <w:left w:w="70" w:type="dxa"/>
+              <w:right w:w="70" w:type="dxa"/>
+            </w:tcMar>
+          </w:tcPr>
+          <w:p>
+            <w:pPr>
+              <w:keepNext/>
+              <w:spacing w:line="240" w:lineRule="auto" w:before="40" w:after="40"/>
+              <w:ind w:firstLine="0"/>
+              <w:jc w:val="center"/>
+            </w:pPr>
+            <w:r>
+              <w:rPr>
+                <w:rFonts w:ascii="Times New Roman" w:hAnsi="Times New Roman"/>
+                <w:b w:val="0"/>
+                <w:sz w:val="24"/>
+              </w:rPr>
+              <w:t>Сравнение при разных объемах обучения. Другой набор и режим обучения</w:t>
+            </w:r>
+          </w:p>
+        </w:tc>
+      </w:tr>
+      <w:tr>
+        <w:trPr>
+          <w:cantSplit/>
+        </w:trPr>
+        <w:tc>
+          <w:tcPr>
+            <w:tcW w:type="dxa" w:w="2324"/>
+            <w:vAlign w:val="center"/>
+            <w:tcBorders>
+              <w:top w:val="single" w:sz="4" w:color="000000"/>
+              <w:left w:val="single" w:sz="4" w:color="000000"/>
+              <w:bottom w:val="single" w:sz="4" w:color="000000"/>
+              <w:right w:val="single" w:sz="4" w:color="000000"/>
+            </w:tcBorders>
+            <w:shd w:fill="FFFFFF"/>
+            <w:tcMar>
+              <w:top w:w="70" w:type="dxa"/>
+              <w:bottom w:w="70" w:type="dxa"/>
+              <w:left w:w="70" w:type="dxa"/>
+              <w:right w:w="70" w:type="dxa"/>
+            </w:tcMar>
+          </w:tcPr>
+          <w:p>
+            <w:pPr>
+              <w:keepNext/>
+              <w:spacing w:line="240" w:lineRule="auto" w:before="40" w:after="40"/>
+              <w:ind w:firstLine="0"/>
+              <w:jc w:val="left"/>
+            </w:pPr>
+            <w:r>
+              <w:rPr>
+                <w:rFonts w:ascii="Times New Roman" w:hAnsi="Times New Roman"/>
+                <w:b w:val="0"/>
+                <w:sz w:val="24"/>
+              </w:rPr>
+              <w:t>[6] Totino et al., 2023</w:t>
+            </w:r>
+          </w:p>
+        </w:tc>
+        <w:tc>
+          <w:tcPr>
+            <w:tcW w:type="dxa" w:w="2891"/>
+            <w:vAlign w:val="center"/>
+            <w:tcBorders>
+              <w:top w:val="single" w:sz="4" w:color="000000"/>
+              <w:left w:val="single" w:sz="4" w:color="000000"/>
+              <w:bottom w:val="single" w:sz="4" w:color="000000"/>
+              <w:right w:val="single" w:sz="4" w:color="000000"/>
+            </w:tcBorders>
+            <w:shd w:fill="FFFFFF"/>
+            <w:tcMar>
+              <w:top w:w="70" w:type="dxa"/>
+              <w:bottom w:w="70" w:type="dxa"/>
+              <w:left w:w="70" w:type="dxa"/>
+              <w:right w:w="70" w:type="dxa"/>
+            </w:tcMar>
+          </w:tcPr>
+          <w:p>
+            <w:pPr>
+              <w:keepNext/>
+              <w:spacing w:line="240" w:lineRule="auto" w:before="40" w:after="40"/>
+              <w:ind w:firstLine="0"/>
+              <w:jc w:val="center"/>
+            </w:pPr>
+            <w:r>
+              <w:rPr>
+                <w:rFonts w:ascii="Times New Roman" w:hAnsi="Times New Roman"/>
+                <w:b w:val="0"/>
+                <w:sz w:val="24"/>
+              </w:rPr>
+              <w:t>RIAWELC; четыре класса сварных швов</w:t>
+            </w:r>
+          </w:p>
+        </w:tc>
+        <w:tc>
+          <w:tcPr>
+            <w:tcW w:type="dxa" w:w="4139"/>
+            <w:vAlign w:val="center"/>
+            <w:tcBorders>
+              <w:top w:val="single" w:sz="4" w:color="000000"/>
+              <w:left w:val="single" w:sz="4" w:color="000000"/>
+              <w:bottom w:val="single" w:sz="4" w:color="000000"/>
+              <w:right w:val="single" w:sz="4" w:color="000000"/>
+            </w:tcBorders>
+            <w:shd w:fill="FFFFFF"/>
+            <w:tcMar>
+              <w:top w:w="70" w:type="dxa"/>
+              <w:bottom w:w="70" w:type="dxa"/>
+              <w:left w:w="70" w:type="dxa"/>
+              <w:right w:w="70" w:type="dxa"/>
+            </w:tcMar>
+          </w:tcPr>
+          <w:p>
+            <w:pPr>
+              <w:keepNext/>
+              <w:spacing w:line="240" w:lineRule="auto" w:before="40" w:after="40"/>
+              <w:ind w:firstLine="0"/>
+              <w:jc w:val="center"/>
+            </w:pPr>
+            <w:r>
+              <w:rPr>
+                <w:rFonts w:ascii="Times New Roman" w:hAnsi="Times New Roman"/>
+                <w:b w:val="0"/>
+                <w:sz w:val="24"/>
+              </w:rPr>
+              <w:t>Описан набор рентгеновских фрагментов. Исходное разбиение проверяется на копии отдельно</w:t>
+            </w:r>
+          </w:p>
+        </w:tc>
+      </w:tr>
+      <w:tr>
+        <w:trPr>
+          <w:cantSplit/>
+        </w:trPr>
+        <w:tc>
+          <w:tcPr>
+            <w:tcW w:type="dxa" w:w="2324"/>
+            <w:vAlign w:val="center"/>
+            <w:tcBorders>
+              <w:top w:val="single" w:sz="4" w:color="000000"/>
+              <w:left w:val="single" w:sz="4" w:color="000000"/>
+              <w:bottom w:val="single" w:sz="4" w:color="000000"/>
+              <w:right w:val="single" w:sz="4" w:color="000000"/>
+            </w:tcBorders>
+            <w:shd w:fill="FFFFFF"/>
+            <w:tcMar>
+              <w:top w:w="70" w:type="dxa"/>
+              <w:bottom w:w="70" w:type="dxa"/>
+              <w:left w:w="70" w:type="dxa"/>
+              <w:right w:w="70" w:type="dxa"/>
+            </w:tcMar>
+          </w:tcPr>
+          <w:p>
+            <w:pPr>
+              <w:keepNext/>
+              <w:spacing w:line="240" w:lineRule="auto" w:before="40" w:after="40"/>
+              <w:ind w:firstLine="0"/>
+              <w:jc w:val="left"/>
+            </w:pPr>
+            <w:r>
+              <w:rPr>
+                <w:rFonts w:ascii="Times New Roman" w:hAnsi="Times New Roman"/>
+                <w:b w:val="0"/>
+                <w:sz w:val="24"/>
+              </w:rPr>
+              <w:t>[7] Oquab et al., 2023</w:t>
+            </w:r>
+          </w:p>
+        </w:tc>
+        <w:tc>
+          <w:tcPr>
+            <w:tcW w:type="dxa" w:w="2891"/>
+            <w:vAlign w:val="center"/>
+            <w:tcBorders>
+              <w:top w:val="single" w:sz="4" w:color="000000"/>
+              <w:left w:val="single" w:sz="4" w:color="000000"/>
+              <w:bottom w:val="single" w:sz="4" w:color="000000"/>
+              <w:right w:val="single" w:sz="4" w:color="000000"/>
+            </w:tcBorders>
+            <w:shd w:fill="FFFFFF"/>
+            <w:tcMar>
+              <w:top w:w="70" w:type="dxa"/>
+              <w:bottom w:w="70" w:type="dxa"/>
+              <w:left w:w="70" w:type="dxa"/>
+              <w:right w:w="70" w:type="dxa"/>
+            </w:tcMar>
+          </w:tcPr>
+          <w:p>
+            <w:pPr>
+              <w:keepNext/>
+              <w:spacing w:line="240" w:lineRule="auto" w:before="40" w:after="40"/>
+              <w:ind w:firstLine="0"/>
+              <w:jc w:val="center"/>
+            </w:pPr>
+            <w:r>
+              <w:rPr>
+                <w:rFonts w:ascii="Times New Roman" w:hAnsi="Times New Roman"/>
+                <w:b w:val="0"/>
+                <w:sz w:val="24"/>
+              </w:rPr>
+              <w:t>DINOv2; ViT без разметки</w:t>
+            </w:r>
+          </w:p>
+        </w:tc>
+        <w:tc>
+          <w:tcPr>
+            <w:tcW w:type="dxa" w:w="4139"/>
+            <w:vAlign w:val="center"/>
+            <w:tcBorders>
+              <w:top w:val="single" w:sz="4" w:color="000000"/>
+              <w:left w:val="single" w:sz="4" w:color="000000"/>
+              <w:bottom w:val="single" w:sz="4" w:color="000000"/>
+              <w:right w:val="single" w:sz="4" w:color="000000"/>
+            </w:tcBorders>
+            <w:shd w:fill="FFFFFF"/>
+            <w:tcMar>
+              <w:top w:w="70" w:type="dxa"/>
+              <w:bottom w:w="70" w:type="dxa"/>
+              <w:left w:w="70" w:type="dxa"/>
+              <w:right w:w="70" w:type="dxa"/>
+            </w:tcMar>
+          </w:tcPr>
+          <w:p>
+            <w:pPr>
+              <w:keepNext/>
+              <w:spacing w:line="240" w:lineRule="auto" w:before="40" w:after="40"/>
+              <w:ind w:firstLine="0"/>
+              <w:jc w:val="center"/>
+            </w:pPr>
+            <w:r>
+              <w:rPr>
+                <w:rFonts w:ascii="Times New Roman" w:hAnsi="Times New Roman"/>
+                <w:b w:val="0"/>
+                <w:sz w:val="24"/>
+              </w:rPr>
+              <w:t>Перенос визуальных признаков на другие задачи. Не готовый классификатор дефектов сварки</w:t>
+            </w:r>
+          </w:p>
+        </w:tc>
+      </w:tr>
+      <w:tr>
+        <w:trPr>
+          <w:cantSplit/>
+        </w:trPr>
+        <w:tc>
+          <w:tcPr>
+            <w:tcW w:type="dxa" w:w="2324"/>
+            <w:vAlign w:val="center"/>
+            <w:tcBorders>
+              <w:top w:val="single" w:sz="4" w:color="000000"/>
+              <w:left w:val="single" w:sz="4" w:color="000000"/>
+              <w:bottom w:val="single" w:sz="4" w:color="000000"/>
+              <w:right w:val="single" w:sz="4" w:color="000000"/>
+            </w:tcBorders>
+            <w:shd w:fill="FFFFFF"/>
+            <w:tcMar>
+              <w:top w:w="70" w:type="dxa"/>
+              <w:bottom w:w="70" w:type="dxa"/>
+              <w:left w:w="70" w:type="dxa"/>
+              <w:right w:w="70" w:type="dxa"/>
+            </w:tcMar>
+          </w:tcPr>
+          <w:p>
+            <w:pPr>
+              <w:keepNext/>
+              <w:spacing w:line="240" w:lineRule="auto" w:before="40" w:after="40"/>
+              <w:ind w:firstLine="0"/>
+              <w:jc w:val="left"/>
+            </w:pPr>
+            <w:r>
+              <w:rPr>
+                <w:rFonts w:ascii="Times New Roman" w:hAnsi="Times New Roman"/>
+                <w:b w:val="0"/>
+                <w:sz w:val="24"/>
+              </w:rPr>
+              <w:t>[8] Jeong et al., 2023</w:t>
+            </w:r>
+          </w:p>
+        </w:tc>
+        <w:tc>
+          <w:tcPr>
+            <w:tcW w:type="dxa" w:w="2891"/>
+            <w:vAlign w:val="center"/>
+            <w:tcBorders>
+              <w:top w:val="single" w:sz="4" w:color="000000"/>
+              <w:left w:val="single" w:sz="4" w:color="000000"/>
+              <w:bottom w:val="single" w:sz="4" w:color="000000"/>
+              <w:right w:val="single" w:sz="4" w:color="000000"/>
+            </w:tcBorders>
+            <w:shd w:fill="FFFFFF"/>
+            <w:tcMar>
+              <w:top w:w="70" w:type="dxa"/>
+              <w:bottom w:w="70" w:type="dxa"/>
+              <w:left w:w="70" w:type="dxa"/>
+              <w:right w:w="70" w:type="dxa"/>
+            </w:tcMar>
+          </w:tcPr>
+          <w:p>
+            <w:pPr>
+              <w:keepNext/>
+              <w:spacing w:line="240" w:lineRule="auto" w:before="40" w:after="40"/>
+              <w:ind w:firstLine="0"/>
+              <w:jc w:val="center"/>
+            </w:pPr>
+            <w:r>
+              <w:rPr>
+                <w:rFonts w:ascii="Times New Roman" w:hAnsi="Times New Roman"/>
+                <w:b w:val="0"/>
+                <w:sz w:val="24"/>
+              </w:rPr>
+              <w:t>WinCLIP; MVTec-AD и VisA</w:t>
+            </w:r>
+          </w:p>
+        </w:tc>
+        <w:tc>
+          <w:tcPr>
+            <w:tcW w:type="dxa" w:w="4139"/>
+            <w:vAlign w:val="center"/>
+            <w:tcBorders>
+              <w:top w:val="single" w:sz="4" w:color="000000"/>
+              <w:left w:val="single" w:sz="4" w:color="000000"/>
+              <w:bottom w:val="single" w:sz="4" w:color="000000"/>
+              <w:right w:val="single" w:sz="4" w:color="000000"/>
+            </w:tcBorders>
+            <w:shd w:fill="FFFFFF"/>
+            <w:tcMar>
+              <w:top w:w="70" w:type="dxa"/>
+              <w:bottom w:w="70" w:type="dxa"/>
+              <w:left w:w="70" w:type="dxa"/>
+              <w:right w:w="70" w:type="dxa"/>
+            </w:tcMar>
+          </w:tcPr>
+          <w:p>
+            <w:pPr>
+              <w:keepNext/>
+              <w:spacing w:line="240" w:lineRule="auto" w:before="40" w:after="40"/>
+              <w:ind w:firstLine="0"/>
+              <w:jc w:val="center"/>
+            </w:pPr>
+            <w:r>
+              <w:rPr>
+                <w:rFonts w:ascii="Times New Roman" w:hAnsi="Times New Roman"/>
+                <w:b w:val="0"/>
+                <w:sz w:val="24"/>
+              </w:rPr>
+              <w:t>Zero-shot и few-normal-shot поиск аномалий. Метрики аномалий не равны четырехклассовому F1</w:t>
+            </w:r>
+          </w:p>
+        </w:tc>
+      </w:tr>
+      <w:tr>
+        <w:trPr>
+          <w:cantSplit/>
+        </w:trPr>
+        <w:tc>
+          <w:tcPr>
+            <w:tcW w:type="dxa" w:w="2324"/>
+            <w:vAlign w:val="center"/>
+            <w:tcBorders>
+              <w:top w:val="single" w:sz="4" w:color="000000"/>
+              <w:left w:val="single" w:sz="4" w:color="000000"/>
+              <w:bottom w:val="single" w:sz="4" w:color="000000"/>
+              <w:right w:val="single" w:sz="4" w:color="000000"/>
+            </w:tcBorders>
+            <w:shd w:fill="FFFFFF"/>
+            <w:tcMar>
+              <w:top w:w="70" w:type="dxa"/>
+              <w:bottom w:w="70" w:type="dxa"/>
+              <w:left w:w="70" w:type="dxa"/>
+              <w:right w:w="70" w:type="dxa"/>
+            </w:tcMar>
+          </w:tcPr>
+          <w:p>
+            <w:pPr>
+              <w:keepNext/>
+              <w:spacing w:line="240" w:lineRule="auto" w:before="40" w:after="40"/>
+              <w:ind w:firstLine="0"/>
+              <w:jc w:val="left"/>
+            </w:pPr>
+            <w:r>
+              <w:rPr>
+                <w:rFonts w:ascii="Times New Roman" w:hAnsi="Times New Roman"/>
+                <w:b w:val="0"/>
+                <w:sz w:val="24"/>
+              </w:rPr>
+              <w:t>[9] Gu et al., 2024</w:t>
+            </w:r>
+          </w:p>
+        </w:tc>
+        <w:tc>
+          <w:tcPr>
+            <w:tcW w:type="dxa" w:w="2891"/>
+            <w:vAlign w:val="center"/>
+            <w:tcBorders>
+              <w:top w:val="single" w:sz="4" w:color="000000"/>
+              <w:left w:val="single" w:sz="4" w:color="000000"/>
+              <w:bottom w:val="single" w:sz="4" w:color="000000"/>
+              <w:right w:val="single" w:sz="4" w:color="000000"/>
+            </w:tcBorders>
+            <w:shd w:fill="FFFFFF"/>
+            <w:tcMar>
+              <w:top w:w="70" w:type="dxa"/>
+              <w:bottom w:w="70" w:type="dxa"/>
+              <w:left w:w="70" w:type="dxa"/>
+              <w:right w:w="70" w:type="dxa"/>
+            </w:tcMar>
+          </w:tcPr>
+          <w:p>
+            <w:pPr>
+              <w:keepNext/>
+              <w:spacing w:line="240" w:lineRule="auto" w:before="40" w:after="40"/>
+              <w:ind w:firstLine="0"/>
+              <w:jc w:val="center"/>
+            </w:pPr>
+            <w:r>
+              <w:rPr>
+                <w:rFonts w:ascii="Times New Roman" w:hAnsi="Times New Roman"/>
+                <w:b w:val="0"/>
+                <w:sz w:val="24"/>
+              </w:rPr>
+              <w:t>AnomalyGPT; MVTec-AD</w:t>
+            </w:r>
+          </w:p>
+        </w:tc>
+        <w:tc>
+          <w:tcPr>
+            <w:tcW w:type="dxa" w:w="4139"/>
+            <w:vAlign w:val="center"/>
+            <w:tcBorders>
+              <w:top w:val="single" w:sz="4" w:color="000000"/>
+              <w:left w:val="single" w:sz="4" w:color="000000"/>
+              <w:bottom w:val="single" w:sz="4" w:color="000000"/>
+              <w:right w:val="single" w:sz="4" w:color="000000"/>
+            </w:tcBorders>
+            <w:shd w:fill="FFFFFF"/>
+            <w:tcMar>
+              <w:top w:w="70" w:type="dxa"/>
+              <w:bottom w:w="70" w:type="dxa"/>
+              <w:left w:w="70" w:type="dxa"/>
+              <w:right w:w="70" w:type="dxa"/>
+            </w:tcMar>
+          </w:tcPr>
+          <w:p>
+            <w:pPr>
+              <w:keepNext/>
+              <w:spacing w:line="240" w:lineRule="auto" w:before="40" w:after="40"/>
+              <w:ind w:firstLine="0"/>
+              <w:jc w:val="center"/>
+            </w:pPr>
+            <w:r>
+              <w:rPr>
+                <w:rFonts w:ascii="Times New Roman" w:hAnsi="Times New Roman"/>
+                <w:b w:val="0"/>
+                <w:sz w:val="24"/>
+              </w:rPr>
+              <w:t>VLM с декодером и адаптацией промпта. Использует специальную подготовку модели</w:t>
+            </w:r>
+          </w:p>
+        </w:tc>
+      </w:tr>
+      <w:tr>
+        <w:trPr>
+          <w:cantSplit/>
+        </w:trPr>
+        <w:tc>
+          <w:tcPr>
+            <w:tcW w:type="dxa" w:w="2324"/>
+            <w:vAlign w:val="center"/>
+            <w:tcBorders>
+              <w:top w:val="single" w:sz="4" w:color="000000"/>
+              <w:left w:val="single" w:sz="4" w:color="000000"/>
+              <w:bottom w:val="single" w:sz="4" w:color="000000"/>
+              <w:right w:val="single" w:sz="4" w:color="000000"/>
+            </w:tcBorders>
+            <w:shd w:fill="FFFFFF"/>
+            <w:tcMar>
+              <w:top w:w="70" w:type="dxa"/>
+              <w:bottom w:w="70" w:type="dxa"/>
+              <w:left w:w="70" w:type="dxa"/>
+              <w:right w:w="70" w:type="dxa"/>
+            </w:tcMar>
+          </w:tcPr>
+          <w:p>
+            <w:pPr>
+              <w:keepNext w:val="0"/>
+              <w:spacing w:line="240" w:lineRule="auto" w:before="40" w:after="40"/>
+              <w:ind w:firstLine="0"/>
+              <w:jc w:val="left"/>
+            </w:pPr>
+            <w:r>
+              <w:rPr>
+                <w:rFonts w:ascii="Times New Roman" w:hAnsi="Times New Roman"/>
+                <w:b w:val="0"/>
+                <w:sz w:val="24"/>
+              </w:rPr>
+              <w:t>[10] Bai et al., 2025</w:t>
+            </w:r>
+          </w:p>
+        </w:tc>
+        <w:tc>
+          <w:tcPr>
+            <w:tcW w:type="dxa" w:w="2891"/>
+            <w:vAlign w:val="center"/>
+            <w:tcBorders>
+              <w:top w:val="single" w:sz="4" w:color="000000"/>
+              <w:left w:val="single" w:sz="4" w:color="000000"/>
+              <w:bottom w:val="single" w:sz="4" w:color="000000"/>
+              <w:right w:val="single" w:sz="4" w:color="000000"/>
+            </w:tcBorders>
+            <w:shd w:fill="FFFFFF"/>
+            <w:tcMar>
+              <w:top w:w="70" w:type="dxa"/>
+              <w:bottom w:w="70" w:type="dxa"/>
+              <w:left w:w="70" w:type="dxa"/>
+              <w:right w:w="70" w:type="dxa"/>
+            </w:tcMar>
+          </w:tcPr>
+          <w:p>
+            <w:pPr>
+              <w:keepNext w:val="0"/>
+              <w:spacing w:line="240" w:lineRule="auto" w:before="40" w:after="40"/>
+              <w:ind w:firstLine="0"/>
+              <w:jc w:val="center"/>
+            </w:pPr>
+            <w:r>
+              <w:rPr>
+                <w:rFonts w:ascii="Times New Roman" w:hAnsi="Times New Roman"/>
+                <w:b w:val="0"/>
+                <w:sz w:val="24"/>
+              </w:rPr>
+              <w:t>Qwen3-VL; dense и MoE</w:t>
+            </w:r>
+          </w:p>
+        </w:tc>
+        <w:tc>
+          <w:tcPr>
+            <w:tcW w:type="dxa" w:w="4139"/>
+            <w:vAlign w:val="center"/>
+            <w:tcBorders>
+              <w:top w:val="single" w:sz="4" w:color="000000"/>
+              <w:left w:val="single" w:sz="4" w:color="000000"/>
+              <w:bottom w:val="single" w:sz="4" w:color="000000"/>
+              <w:right w:val="single" w:sz="4" w:color="000000"/>
+            </w:tcBorders>
+            <w:shd w:fill="FFFFFF"/>
+            <w:tcMar>
+              <w:top w:w="70" w:type="dxa"/>
+              <w:bottom w:w="70" w:type="dxa"/>
+              <w:left w:w="70" w:type="dxa"/>
+              <w:right w:w="70" w:type="dxa"/>
+            </w:tcMar>
+          </w:tcPr>
+          <w:p>
+            <w:pPr>
+              <w:keepNext w:val="0"/>
+              <w:spacing w:line="240" w:lineRule="auto" w:before="40" w:after="40"/>
+              <w:ind w:firstLine="0"/>
+              <w:jc w:val="center"/>
+            </w:pPr>
+            <w:r>
+              <w:rPr>
+                <w:rFonts w:ascii="Times New Roman" w:hAnsi="Times New Roman"/>
+                <w:b w:val="0"/>
+                <w:sz w:val="24"/>
+              </w:rPr>
+              <w:t>Семейство моделей для текста и изображений. Общие бенчмарки не заменяют проверку RIAWELC</w:t>
+            </w:r>
+          </w:p>
+        </w:tc>
+      </w:tr>
+    </w:tbl>
+    <w:p>
+      <w:pPr>
+        <w:pStyle w:val="Spacer"/>
+      </w:pPr>
+      <w:r>
+        <w:t xml:space="preserve"> </w:t>
       </w:r>
     </w:p>
     <w:p>
@@ -448,7 +1578,7 @@
     <w:p>
       <w:pPr/>
       <w:r>
-        <w:t>Для проверки использован открытый набор RIAWELC [6, 7]. В официальном репозитории находятся 24 407 фрагментов рентгенограмм сварных швов. Состав классов приведен в таблице 1.</w:t>
+        <w:t>RIAWELC [6] содержит 24 407 рентгеновских фрагментов (таблица 2). Все файлы открылись, имеют один канал и размер 227×227; в README указано 224×224. Пропусков меток нет. Явной лицензии нет; README указывает свободный выпуск. Источник: https://github.com/stefyste/RIAWELC.</w:t>
       </w:r>
     </w:p>
     <w:p>
@@ -456,7 +1586,7 @@
         <w:pStyle w:val="TableCaption"/>
       </w:pPr>
       <w:r>
-        <w:t>Таблица 1 - Состав RIAWELC</w:t>
+        <w:t>Таблица 2 - Состав RIAWELC</w:t>
       </w:r>
     </w:p>
     <w:tbl>
@@ -1345,25 +2475,778 @@
     </w:tbl>
     <w:p>
       <w:pPr>
-        <w:spacing w:line="240" w:lineRule="auto" w:after="60"/>
+        <w:pStyle w:val="Spacer"/>
       </w:pPr>
       <w:r>
-        <w:rPr>
-          <w:sz w:val="2"/>
-        </w:rPr>
         <w:t xml:space="preserve"> </w:t>
       </w:r>
     </w:p>
     <w:p>
       <w:pPr/>
       <w:r>
-        <w:t>Единица наблюдения: отдельный фрагмент изображения. Все файлы открылись без ошибок, имеют один канал яркости и размер 227×227 пикселей. В описании набора указано 224×224; в работе использованы фактические размеры файлов. Пропусков меток не обнаружено.</w:t>
+        <w:t>SHA-256 пикселей выявил 2 514 повторов; 2 465 групп копий пересекают исходные части. Противоречивых меток нет. После удаления копий данные разделены по 29 префиксам имен до «_Img». Префиксы частей не пересекаются. Дат съемки нет.</w:t>
       </w:r>
     </w:p>
     <w:p>
       <w:pPr/>
       <w:r>
-        <w:t>Папки Difetto1, Difetto2, Difetto4 и NoDifetto сопоставлены с CR, PO, LP и ND по численности классов в публикации [6]. Сопоставление также проверено просмотром примеров. Отношение размеров наибольшего и наименьшего классов составляет 1,72.</w:t>
+        <w:t>Метки папок проверены по численности в [6] и примерам. Дисбаланс: 1,72. Рабочие части сбалансированы, seed=17092026 (таблица 3).</w:t>
+      </w:r>
+    </w:p>
+    <w:p>
+      <w:pPr>
+        <w:pStyle w:val="TableCaption"/>
+      </w:pPr>
+      <w:r>
+        <w:t>Таблица 3 - Рабочие выборки</w:t>
+      </w:r>
+    </w:p>
+    <w:tbl>
+      <w:tblPr>
+        <w:tblW w:type="auto" w:w="0"/>
+        <w:jc w:val="center"/>
+        <w:tblLayout w:type="fixed"/>
+        <w:tblLook w:firstColumn="1" w:firstRow="1" w:lastColumn="0" w:lastRow="0" w:noHBand="0" w:noVBand="1" w:val="04A0"/>
+      </w:tblPr>
+      <w:tblGrid>
+        <w:gridCol w:w="2721"/>
+        <w:gridCol w:w="1134"/>
+        <w:gridCol w:w="1361"/>
+        <w:gridCol w:w="4139"/>
+      </w:tblGrid>
+      <w:tr>
+        <w:trPr>
+          <w:cantSplit/>
+          <w:tblHeader/>
+        </w:trPr>
+        <w:tc>
+          <w:tcPr>
+            <w:tcW w:type="dxa" w:w="2721"/>
+            <w:vAlign w:val="center"/>
+            <w:tcBorders>
+              <w:top w:val="single" w:sz="4" w:color="000000"/>
+              <w:left w:val="single" w:sz="4" w:color="000000"/>
+              <w:bottom w:val="single" w:sz="4" w:color="000000"/>
+              <w:right w:val="single" w:sz="4" w:color="000000"/>
+            </w:tcBorders>
+            <w:shd w:fill="FFFFFF"/>
+            <w:tcMar>
+              <w:top w:w="70" w:type="dxa"/>
+              <w:bottom w:w="70" w:type="dxa"/>
+              <w:left w:w="70" w:type="dxa"/>
+              <w:right w:w="70" w:type="dxa"/>
+            </w:tcMar>
+          </w:tcPr>
+          <w:p>
+            <w:pPr>
+              <w:keepNext/>
+              <w:spacing w:line="240" w:lineRule="auto" w:before="40" w:after="40"/>
+              <w:ind w:firstLine="0"/>
+              <w:jc w:val="center"/>
+            </w:pPr>
+            <w:r>
+              <w:rPr>
+                <w:rFonts w:ascii="Times New Roman" w:hAnsi="Times New Roman"/>
+                <w:b w:val="0"/>
+                <w:sz w:val="24"/>
+              </w:rPr>
+              <w:t>Часть</w:t>
+            </w:r>
+          </w:p>
+        </w:tc>
+        <w:tc>
+          <w:tcPr>
+            <w:tcW w:type="dxa" w:w="1134"/>
+            <w:vAlign w:val="center"/>
+            <w:tcBorders>
+              <w:top w:val="single" w:sz="4" w:color="000000"/>
+              <w:left w:val="single" w:sz="4" w:color="000000"/>
+              <w:bottom w:val="single" w:sz="4" w:color="000000"/>
+              <w:right w:val="single" w:sz="4" w:color="000000"/>
+            </w:tcBorders>
+            <w:shd w:fill="FFFFFF"/>
+            <w:tcMar>
+              <w:top w:w="70" w:type="dxa"/>
+              <w:bottom w:w="70" w:type="dxa"/>
+              <w:left w:w="70" w:type="dxa"/>
+              <w:right w:w="70" w:type="dxa"/>
+            </w:tcMar>
+          </w:tcPr>
+          <w:p>
+            <w:pPr>
+              <w:keepNext/>
+              <w:spacing w:line="240" w:lineRule="auto" w:before="40" w:after="40"/>
+              <w:ind w:firstLine="0"/>
+              <w:jc w:val="center"/>
+            </w:pPr>
+            <w:r>
+              <w:rPr>
+                <w:rFonts w:ascii="Times New Roman" w:hAnsi="Times New Roman"/>
+                <w:b w:val="0"/>
+                <w:sz w:val="24"/>
+              </w:rPr>
+              <w:t>Всего</w:t>
+            </w:r>
+          </w:p>
+        </w:tc>
+        <w:tc>
+          <w:tcPr>
+            <w:tcW w:type="dxa" w:w="1361"/>
+            <w:vAlign w:val="center"/>
+            <w:tcBorders>
+              <w:top w:val="single" w:sz="4" w:color="000000"/>
+              <w:left w:val="single" w:sz="4" w:color="000000"/>
+              <w:bottom w:val="single" w:sz="4" w:color="000000"/>
+              <w:right w:val="single" w:sz="4" w:color="000000"/>
+            </w:tcBorders>
+            <w:shd w:fill="FFFFFF"/>
+            <w:tcMar>
+              <w:top w:w="70" w:type="dxa"/>
+              <w:bottom w:w="70" w:type="dxa"/>
+              <w:left w:w="70" w:type="dxa"/>
+              <w:right w:w="70" w:type="dxa"/>
+            </w:tcMar>
+          </w:tcPr>
+          <w:p>
+            <w:pPr>
+              <w:keepNext/>
+              <w:spacing w:line="240" w:lineRule="auto" w:before="40" w:after="40"/>
+              <w:ind w:firstLine="0"/>
+              <w:jc w:val="center"/>
+            </w:pPr>
+            <w:r>
+              <w:rPr>
+                <w:rFonts w:ascii="Times New Roman" w:hAnsi="Times New Roman"/>
+                <w:b w:val="0"/>
+                <w:sz w:val="24"/>
+              </w:rPr>
+              <w:t>На класс</w:t>
+            </w:r>
+          </w:p>
+        </w:tc>
+        <w:tc>
+          <w:tcPr>
+            <w:tcW w:type="dxa" w:w="4139"/>
+            <w:vAlign w:val="center"/>
+            <w:tcBorders>
+              <w:top w:val="single" w:sz="4" w:color="000000"/>
+              <w:left w:val="single" w:sz="4" w:color="000000"/>
+              <w:bottom w:val="single" w:sz="4" w:color="000000"/>
+              <w:right w:val="single" w:sz="4" w:color="000000"/>
+            </w:tcBorders>
+            <w:shd w:fill="FFFFFF"/>
+            <w:tcMar>
+              <w:top w:w="70" w:type="dxa"/>
+              <w:bottom w:w="70" w:type="dxa"/>
+              <w:left w:w="70" w:type="dxa"/>
+              <w:right w:w="70" w:type="dxa"/>
+            </w:tcMar>
+          </w:tcPr>
+          <w:p>
+            <w:pPr>
+              <w:keepNext/>
+              <w:spacing w:line="240" w:lineRule="auto" w:before="40" w:after="40"/>
+              <w:ind w:firstLine="0"/>
+              <w:jc w:val="center"/>
+            </w:pPr>
+            <w:r>
+              <w:rPr>
+                <w:rFonts w:ascii="Times New Roman" w:hAnsi="Times New Roman"/>
+                <w:b w:val="0"/>
+                <w:sz w:val="24"/>
+              </w:rPr>
+              <w:t>Назначение</w:t>
+            </w:r>
+          </w:p>
+        </w:tc>
+      </w:tr>
+      <w:tr>
+        <w:trPr>
+          <w:cantSplit/>
+        </w:trPr>
+        <w:tc>
+          <w:tcPr>
+            <w:tcW w:type="dxa" w:w="2721"/>
+            <w:vAlign w:val="center"/>
+            <w:tcBorders>
+              <w:top w:val="single" w:sz="4" w:color="000000"/>
+              <w:left w:val="single" w:sz="4" w:color="000000"/>
+              <w:bottom w:val="single" w:sz="4" w:color="000000"/>
+              <w:right w:val="single" w:sz="4" w:color="000000"/>
+            </w:tcBorders>
+            <w:shd w:fill="FFFFFF"/>
+            <w:tcMar>
+              <w:top w:w="70" w:type="dxa"/>
+              <w:bottom w:w="70" w:type="dxa"/>
+              <w:left w:w="70" w:type="dxa"/>
+              <w:right w:w="70" w:type="dxa"/>
+            </w:tcMar>
+          </w:tcPr>
+          <w:p>
+            <w:pPr>
+              <w:keepNext/>
+              <w:spacing w:line="240" w:lineRule="auto" w:before="40" w:after="40"/>
+              <w:ind w:firstLine="0"/>
+              <w:jc w:val="left"/>
+            </w:pPr>
+            <w:r>
+              <w:rPr>
+                <w:rFonts w:ascii="Times New Roman" w:hAnsi="Times New Roman"/>
+                <w:b w:val="0"/>
+                <w:sz w:val="24"/>
+              </w:rPr>
+              <w:t>Support / train</w:t>
+            </w:r>
+          </w:p>
+        </w:tc>
+        <w:tc>
+          <w:tcPr>
+            <w:tcW w:type="dxa" w:w="1134"/>
+            <w:vAlign w:val="center"/>
+            <w:tcBorders>
+              <w:top w:val="single" w:sz="4" w:color="000000"/>
+              <w:left w:val="single" w:sz="4" w:color="000000"/>
+              <w:bottom w:val="single" w:sz="4" w:color="000000"/>
+              <w:right w:val="single" w:sz="4" w:color="000000"/>
+            </w:tcBorders>
+            <w:shd w:fill="FFFFFF"/>
+            <w:tcMar>
+              <w:top w:w="70" w:type="dxa"/>
+              <w:bottom w:w="70" w:type="dxa"/>
+              <w:left w:w="70" w:type="dxa"/>
+              <w:right w:w="70" w:type="dxa"/>
+            </w:tcMar>
+          </w:tcPr>
+          <w:p>
+            <w:pPr>
+              <w:keepNext/>
+              <w:spacing w:line="240" w:lineRule="auto" w:before="40" w:after="40"/>
+              <w:ind w:firstLine="0"/>
+              <w:jc w:val="center"/>
+            </w:pPr>
+            <w:r>
+              <w:rPr>
+                <w:rFonts w:ascii="Times New Roman" w:hAnsi="Times New Roman"/>
+                <w:b w:val="0"/>
+                <w:sz w:val="24"/>
+              </w:rPr>
+              <w:t>4</w:t>
+            </w:r>
+          </w:p>
+        </w:tc>
+        <w:tc>
+          <w:tcPr>
+            <w:tcW w:type="dxa" w:w="1361"/>
+            <w:vAlign w:val="center"/>
+            <w:tcBorders>
+              <w:top w:val="single" w:sz="4" w:color="000000"/>
+              <w:left w:val="single" w:sz="4" w:color="000000"/>
+              <w:bottom w:val="single" w:sz="4" w:color="000000"/>
+              <w:right w:val="single" w:sz="4" w:color="000000"/>
+            </w:tcBorders>
+            <w:shd w:fill="FFFFFF"/>
+            <w:tcMar>
+              <w:top w:w="70" w:type="dxa"/>
+              <w:bottom w:w="70" w:type="dxa"/>
+              <w:left w:w="70" w:type="dxa"/>
+              <w:right w:w="70" w:type="dxa"/>
+            </w:tcMar>
+          </w:tcPr>
+          <w:p>
+            <w:pPr>
+              <w:keepNext/>
+              <w:spacing w:line="240" w:lineRule="auto" w:before="40" w:after="40"/>
+              <w:ind w:firstLine="0"/>
+              <w:jc w:val="center"/>
+            </w:pPr>
+            <w:r>
+              <w:rPr>
+                <w:rFonts w:ascii="Times New Roman" w:hAnsi="Times New Roman"/>
+                <w:b w:val="0"/>
+                <w:sz w:val="24"/>
+              </w:rPr>
+              <w:t>1</w:t>
+            </w:r>
+          </w:p>
+        </w:tc>
+        <w:tc>
+          <w:tcPr>
+            <w:tcW w:type="dxa" w:w="4139"/>
+            <w:vAlign w:val="center"/>
+            <w:tcBorders>
+              <w:top w:val="single" w:sz="4" w:color="000000"/>
+              <w:left w:val="single" w:sz="4" w:color="000000"/>
+              <w:bottom w:val="single" w:sz="4" w:color="000000"/>
+              <w:right w:val="single" w:sz="4" w:color="000000"/>
+            </w:tcBorders>
+            <w:shd w:fill="FFFFFF"/>
+            <w:tcMar>
+              <w:top w:w="70" w:type="dxa"/>
+              <w:bottom w:w="70" w:type="dxa"/>
+              <w:left w:w="70" w:type="dxa"/>
+              <w:right w:w="70" w:type="dxa"/>
+            </w:tcMar>
+          </w:tcPr>
+          <w:p>
+            <w:pPr>
+              <w:keepNext/>
+              <w:spacing w:line="240" w:lineRule="auto" w:before="40" w:after="40"/>
+              <w:ind w:firstLine="0"/>
+              <w:jc w:val="center"/>
+            </w:pPr>
+            <w:r>
+              <w:rPr>
+                <w:rFonts w:ascii="Times New Roman" w:hAnsi="Times New Roman"/>
+                <w:b w:val="0"/>
+                <w:sz w:val="24"/>
+              </w:rPr>
+              <w:t>Примеры</w:t>
+            </w:r>
+          </w:p>
+        </w:tc>
+      </w:tr>
+      <w:tr>
+        <w:trPr>
+          <w:cantSplit/>
+        </w:trPr>
+        <w:tc>
+          <w:tcPr>
+            <w:tcW w:type="dxa" w:w="2721"/>
+            <w:vAlign w:val="center"/>
+            <w:tcBorders>
+              <w:top w:val="single" w:sz="4" w:color="000000"/>
+              <w:left w:val="single" w:sz="4" w:color="000000"/>
+              <w:bottom w:val="single" w:sz="4" w:color="000000"/>
+              <w:right w:val="single" w:sz="4" w:color="000000"/>
+            </w:tcBorders>
+            <w:shd w:fill="FFFFFF"/>
+            <w:tcMar>
+              <w:top w:w="70" w:type="dxa"/>
+              <w:bottom w:w="70" w:type="dxa"/>
+              <w:left w:w="70" w:type="dxa"/>
+              <w:right w:w="70" w:type="dxa"/>
+            </w:tcMar>
+          </w:tcPr>
+          <w:p>
+            <w:pPr>
+              <w:keepNext/>
+              <w:spacing w:line="240" w:lineRule="auto" w:before="40" w:after="40"/>
+              <w:ind w:firstLine="0"/>
+              <w:jc w:val="left"/>
+            </w:pPr>
+            <w:r>
+              <w:rPr>
+                <w:rFonts w:ascii="Times New Roman" w:hAnsi="Times New Roman"/>
+                <w:b w:val="0"/>
+                <w:sz w:val="24"/>
+              </w:rPr>
+              <w:t>Validation</w:t>
+            </w:r>
+          </w:p>
+        </w:tc>
+        <w:tc>
+          <w:tcPr>
+            <w:tcW w:type="dxa" w:w="1134"/>
+            <w:vAlign w:val="center"/>
+            <w:tcBorders>
+              <w:top w:val="single" w:sz="4" w:color="000000"/>
+              <w:left w:val="single" w:sz="4" w:color="000000"/>
+              <w:bottom w:val="single" w:sz="4" w:color="000000"/>
+              <w:right w:val="single" w:sz="4" w:color="000000"/>
+            </w:tcBorders>
+            <w:shd w:fill="FFFFFF"/>
+            <w:tcMar>
+              <w:top w:w="70" w:type="dxa"/>
+              <w:bottom w:w="70" w:type="dxa"/>
+              <w:left w:w="70" w:type="dxa"/>
+              <w:right w:w="70" w:type="dxa"/>
+            </w:tcMar>
+          </w:tcPr>
+          <w:p>
+            <w:pPr>
+              <w:keepNext/>
+              <w:spacing w:line="240" w:lineRule="auto" w:before="40" w:after="40"/>
+              <w:ind w:firstLine="0"/>
+              <w:jc w:val="center"/>
+            </w:pPr>
+            <w:r>
+              <w:rPr>
+                <w:rFonts w:ascii="Times New Roman" w:hAnsi="Times New Roman"/>
+                <w:b w:val="0"/>
+                <w:sz w:val="24"/>
+              </w:rPr>
+              <w:t>16</w:t>
+            </w:r>
+          </w:p>
+        </w:tc>
+        <w:tc>
+          <w:tcPr>
+            <w:tcW w:type="dxa" w:w="1361"/>
+            <w:vAlign w:val="center"/>
+            <w:tcBorders>
+              <w:top w:val="single" w:sz="4" w:color="000000"/>
+              <w:left w:val="single" w:sz="4" w:color="000000"/>
+              <w:bottom w:val="single" w:sz="4" w:color="000000"/>
+              <w:right w:val="single" w:sz="4" w:color="000000"/>
+            </w:tcBorders>
+            <w:shd w:fill="FFFFFF"/>
+            <w:tcMar>
+              <w:top w:w="70" w:type="dxa"/>
+              <w:bottom w:w="70" w:type="dxa"/>
+              <w:left w:w="70" w:type="dxa"/>
+              <w:right w:w="70" w:type="dxa"/>
+            </w:tcMar>
+          </w:tcPr>
+          <w:p>
+            <w:pPr>
+              <w:keepNext/>
+              <w:spacing w:line="240" w:lineRule="auto" w:before="40" w:after="40"/>
+              <w:ind w:firstLine="0"/>
+              <w:jc w:val="center"/>
+            </w:pPr>
+            <w:r>
+              <w:rPr>
+                <w:rFonts w:ascii="Times New Roman" w:hAnsi="Times New Roman"/>
+                <w:b w:val="0"/>
+                <w:sz w:val="24"/>
+              </w:rPr>
+              <w:t>4</w:t>
+            </w:r>
+          </w:p>
+        </w:tc>
+        <w:tc>
+          <w:tcPr>
+            <w:tcW w:type="dxa" w:w="4139"/>
+            <w:vAlign w:val="center"/>
+            <w:tcBorders>
+              <w:top w:val="single" w:sz="4" w:color="000000"/>
+              <w:left w:val="single" w:sz="4" w:color="000000"/>
+              <w:bottom w:val="single" w:sz="4" w:color="000000"/>
+              <w:right w:val="single" w:sz="4" w:color="000000"/>
+            </w:tcBorders>
+            <w:shd w:fill="FFFFFF"/>
+            <w:tcMar>
+              <w:top w:w="70" w:type="dxa"/>
+              <w:bottom w:w="70" w:type="dxa"/>
+              <w:left w:w="70" w:type="dxa"/>
+              <w:right w:w="70" w:type="dxa"/>
+            </w:tcMar>
+          </w:tcPr>
+          <w:p>
+            <w:pPr>
+              <w:keepNext/>
+              <w:spacing w:line="240" w:lineRule="auto" w:before="40" w:after="40"/>
+              <w:ind w:firstLine="0"/>
+              <w:jc w:val="center"/>
+            </w:pPr>
+            <w:r>
+              <w:rPr>
+                <w:rFonts w:ascii="Times New Roman" w:hAnsi="Times New Roman"/>
+                <w:b w:val="0"/>
+                <w:sz w:val="24"/>
+              </w:rPr>
+              <w:t>Проверка API</w:t>
+            </w:r>
+          </w:p>
+        </w:tc>
+      </w:tr>
+      <w:tr>
+        <w:trPr>
+          <w:cantSplit/>
+        </w:trPr>
+        <w:tc>
+          <w:tcPr>
+            <w:tcW w:type="dxa" w:w="2721"/>
+            <w:vAlign w:val="center"/>
+            <w:tcBorders>
+              <w:top w:val="single" w:sz="4" w:color="000000"/>
+              <w:left w:val="single" w:sz="4" w:color="000000"/>
+              <w:bottom w:val="single" w:sz="4" w:color="000000"/>
+              <w:right w:val="single" w:sz="4" w:color="000000"/>
+            </w:tcBorders>
+            <w:shd w:fill="FFFFFF"/>
+            <w:tcMar>
+              <w:top w:w="70" w:type="dxa"/>
+              <w:bottom w:w="70" w:type="dxa"/>
+              <w:left w:w="70" w:type="dxa"/>
+              <w:right w:w="70" w:type="dxa"/>
+            </w:tcMar>
+          </w:tcPr>
+          <w:p>
+            <w:pPr>
+              <w:keepNext/>
+              <w:spacing w:line="240" w:lineRule="auto" w:before="40" w:after="40"/>
+              <w:ind w:firstLine="0"/>
+              <w:jc w:val="left"/>
+            </w:pPr>
+            <w:r>
+              <w:rPr>
+                <w:rFonts w:ascii="Times New Roman" w:hAnsi="Times New Roman"/>
+                <w:b w:val="0"/>
+                <w:sz w:val="24"/>
+              </w:rPr>
+              <w:t>Test / comparison</w:t>
+            </w:r>
+          </w:p>
+        </w:tc>
+        <w:tc>
+          <w:tcPr>
+            <w:tcW w:type="dxa" w:w="1134"/>
+            <w:vAlign w:val="center"/>
+            <w:tcBorders>
+              <w:top w:val="single" w:sz="4" w:color="000000"/>
+              <w:left w:val="single" w:sz="4" w:color="000000"/>
+              <w:bottom w:val="single" w:sz="4" w:color="000000"/>
+              <w:right w:val="single" w:sz="4" w:color="000000"/>
+            </w:tcBorders>
+            <w:shd w:fill="FFFFFF"/>
+            <w:tcMar>
+              <w:top w:w="70" w:type="dxa"/>
+              <w:bottom w:w="70" w:type="dxa"/>
+              <w:left w:w="70" w:type="dxa"/>
+              <w:right w:w="70" w:type="dxa"/>
+            </w:tcMar>
+          </w:tcPr>
+          <w:p>
+            <w:pPr>
+              <w:keepNext/>
+              <w:spacing w:line="240" w:lineRule="auto" w:before="40" w:after="40"/>
+              <w:ind w:firstLine="0"/>
+              <w:jc w:val="center"/>
+            </w:pPr>
+            <w:r>
+              <w:rPr>
+                <w:rFonts w:ascii="Times New Roman" w:hAnsi="Times New Roman"/>
+                <w:b w:val="0"/>
+                <w:sz w:val="24"/>
+              </w:rPr>
+              <w:t>80</w:t>
+            </w:r>
+          </w:p>
+        </w:tc>
+        <w:tc>
+          <w:tcPr>
+            <w:tcW w:type="dxa" w:w="1361"/>
+            <w:vAlign w:val="center"/>
+            <w:tcBorders>
+              <w:top w:val="single" w:sz="4" w:color="000000"/>
+              <w:left w:val="single" w:sz="4" w:color="000000"/>
+              <w:bottom w:val="single" w:sz="4" w:color="000000"/>
+              <w:right w:val="single" w:sz="4" w:color="000000"/>
+            </w:tcBorders>
+            <w:shd w:fill="FFFFFF"/>
+            <w:tcMar>
+              <w:top w:w="70" w:type="dxa"/>
+              <w:bottom w:w="70" w:type="dxa"/>
+              <w:left w:w="70" w:type="dxa"/>
+              <w:right w:w="70" w:type="dxa"/>
+            </w:tcMar>
+          </w:tcPr>
+          <w:p>
+            <w:pPr>
+              <w:keepNext/>
+              <w:spacing w:line="240" w:lineRule="auto" w:before="40" w:after="40"/>
+              <w:ind w:firstLine="0"/>
+              <w:jc w:val="center"/>
+            </w:pPr>
+            <w:r>
+              <w:rPr>
+                <w:rFonts w:ascii="Times New Roman" w:hAnsi="Times New Roman"/>
+                <w:b w:val="0"/>
+                <w:sz w:val="24"/>
+              </w:rPr>
+              <w:t>20</w:t>
+            </w:r>
+          </w:p>
+        </w:tc>
+        <w:tc>
+          <w:tcPr>
+            <w:tcW w:type="dxa" w:w="4139"/>
+            <w:vAlign w:val="center"/>
+            <w:tcBorders>
+              <w:top w:val="single" w:sz="4" w:color="000000"/>
+              <w:left w:val="single" w:sz="4" w:color="000000"/>
+              <w:bottom w:val="single" w:sz="4" w:color="000000"/>
+              <w:right w:val="single" w:sz="4" w:color="000000"/>
+            </w:tcBorders>
+            <w:shd w:fill="FFFFFF"/>
+            <w:tcMar>
+              <w:top w:w="70" w:type="dxa"/>
+              <w:bottom w:w="70" w:type="dxa"/>
+              <w:left w:w="70" w:type="dxa"/>
+              <w:right w:w="70" w:type="dxa"/>
+            </w:tcMar>
+          </w:tcPr>
+          <w:p>
+            <w:pPr>
+              <w:keepNext/>
+              <w:spacing w:line="240" w:lineRule="auto" w:before="40" w:after="40"/>
+              <w:ind w:firstLine="0"/>
+              <w:jc w:val="center"/>
+            </w:pPr>
+            <w:r>
+              <w:rPr>
+                <w:rFonts w:ascii="Times New Roman" w:hAnsi="Times New Roman"/>
+                <w:b w:val="0"/>
+                <w:sz w:val="24"/>
+              </w:rPr>
+              <w:t>Сравнение и выбор</w:t>
+            </w:r>
+          </w:p>
+        </w:tc>
+      </w:tr>
+      <w:tr>
+        <w:trPr>
+          <w:cantSplit/>
+        </w:trPr>
+        <w:tc>
+          <w:tcPr>
+            <w:tcW w:type="dxa" w:w="2721"/>
+            <w:vAlign w:val="center"/>
+            <w:tcBorders>
+              <w:top w:val="single" w:sz="4" w:color="000000"/>
+              <w:left w:val="single" w:sz="4" w:color="000000"/>
+              <w:bottom w:val="single" w:sz="4" w:color="000000"/>
+              <w:right w:val="single" w:sz="4" w:color="000000"/>
+            </w:tcBorders>
+            <w:shd w:fill="FFFFFF"/>
+            <w:tcMar>
+              <w:top w:w="70" w:type="dxa"/>
+              <w:bottom w:w="70" w:type="dxa"/>
+              <w:left w:w="70" w:type="dxa"/>
+              <w:right w:w="70" w:type="dxa"/>
+            </w:tcMar>
+          </w:tcPr>
+          <w:p>
+            <w:pPr>
+              <w:keepNext w:val="0"/>
+              <w:spacing w:line="240" w:lineRule="auto" w:before="40" w:after="40"/>
+              <w:ind w:firstLine="0"/>
+              <w:jc w:val="left"/>
+            </w:pPr>
+            <w:r>
+              <w:rPr>
+                <w:rFonts w:ascii="Times New Roman" w:hAnsi="Times New Roman"/>
+                <w:b w:val="0"/>
+                <w:sz w:val="24"/>
+              </w:rPr>
+              <w:t>Application</w:t>
+            </w:r>
+          </w:p>
+        </w:tc>
+        <w:tc>
+          <w:tcPr>
+            <w:tcW w:type="dxa" w:w="1134"/>
+            <w:vAlign w:val="center"/>
+            <w:tcBorders>
+              <w:top w:val="single" w:sz="4" w:color="000000"/>
+              <w:left w:val="single" w:sz="4" w:color="000000"/>
+              <w:bottom w:val="single" w:sz="4" w:color="000000"/>
+              <w:right w:val="single" w:sz="4" w:color="000000"/>
+            </w:tcBorders>
+            <w:shd w:fill="FFFFFF"/>
+            <w:tcMar>
+              <w:top w:w="70" w:type="dxa"/>
+              <w:bottom w:w="70" w:type="dxa"/>
+              <w:left w:w="70" w:type="dxa"/>
+              <w:right w:w="70" w:type="dxa"/>
+            </w:tcMar>
+          </w:tcPr>
+          <w:p>
+            <w:pPr>
+              <w:keepNext w:val="0"/>
+              <w:spacing w:line="240" w:lineRule="auto" w:before="40" w:after="40"/>
+              <w:ind w:firstLine="0"/>
+              <w:jc w:val="center"/>
+            </w:pPr>
+            <w:r>
+              <w:rPr>
+                <w:rFonts w:ascii="Times New Roman" w:hAnsi="Times New Roman"/>
+                <w:b w:val="0"/>
+                <w:sz w:val="24"/>
+              </w:rPr>
+              <w:t>160</w:t>
+            </w:r>
+          </w:p>
+        </w:tc>
+        <w:tc>
+          <w:tcPr>
+            <w:tcW w:type="dxa" w:w="1361"/>
+            <w:vAlign w:val="center"/>
+            <w:tcBorders>
+              <w:top w:val="single" w:sz="4" w:color="000000"/>
+              <w:left w:val="single" w:sz="4" w:color="000000"/>
+              <w:bottom w:val="single" w:sz="4" w:color="000000"/>
+              <w:right w:val="single" w:sz="4" w:color="000000"/>
+            </w:tcBorders>
+            <w:shd w:fill="FFFFFF"/>
+            <w:tcMar>
+              <w:top w:w="70" w:type="dxa"/>
+              <w:bottom w:w="70" w:type="dxa"/>
+              <w:left w:w="70" w:type="dxa"/>
+              <w:right w:w="70" w:type="dxa"/>
+            </w:tcMar>
+          </w:tcPr>
+          <w:p>
+            <w:pPr>
+              <w:keepNext w:val="0"/>
+              <w:spacing w:line="240" w:lineRule="auto" w:before="40" w:after="40"/>
+              <w:ind w:firstLine="0"/>
+              <w:jc w:val="center"/>
+            </w:pPr>
+            <w:r>
+              <w:rPr>
+                <w:rFonts w:ascii="Times New Roman" w:hAnsi="Times New Roman"/>
+                <w:b w:val="0"/>
+                <w:sz w:val="24"/>
+              </w:rPr>
+              <w:t>40</w:t>
+            </w:r>
+          </w:p>
+        </w:tc>
+        <w:tc>
+          <w:tcPr>
+            <w:tcW w:type="dxa" w:w="4139"/>
+            <w:vAlign w:val="center"/>
+            <w:tcBorders>
+              <w:top w:val="single" w:sz="4" w:color="000000"/>
+              <w:left w:val="single" w:sz="4" w:color="000000"/>
+              <w:bottom w:val="single" w:sz="4" w:color="000000"/>
+              <w:right w:val="single" w:sz="4" w:color="000000"/>
+            </w:tcBorders>
+            <w:shd w:fill="FFFFFF"/>
+            <w:tcMar>
+              <w:top w:w="70" w:type="dxa"/>
+              <w:bottom w:w="70" w:type="dxa"/>
+              <w:left w:w="70" w:type="dxa"/>
+              <w:right w:w="70" w:type="dxa"/>
+            </w:tcMar>
+          </w:tcPr>
+          <w:p>
+            <w:pPr>
+              <w:keepNext w:val="0"/>
+              <w:spacing w:line="240" w:lineRule="auto" w:before="40" w:after="40"/>
+              <w:ind w:firstLine="0"/>
+              <w:jc w:val="center"/>
+            </w:pPr>
+            <w:r>
+              <w:rPr>
+                <w:rFonts w:ascii="Times New Roman" w:hAnsi="Times New Roman"/>
+                <w:b w:val="0"/>
+                <w:sz w:val="24"/>
+              </w:rPr>
+              <w:t>Проверка победителя</w:t>
+            </w:r>
+          </w:p>
+        </w:tc>
+      </w:tr>
+    </w:tbl>
+    <w:p>
+      <w:pPr>
+        <w:pStyle w:val="Spacer"/>
+      </w:pPr>
+      <w:r>
+        <w:t xml:space="preserve"> </w:t>
       </w:r>
     </w:p>
     <w:p>
@@ -1371,7 +3254,7 @@
         <w:keepNext/>
       </w:pPr>
       <w:r>
-        <w:t>На рисунке 1 показаны четыре изображения, которые включены в каждый запрос four-shot. Дополнительное улучшение контраста или разметка области дефекта к ним не применялись.</w:t>
+        <w:t>Пары с расстоянием dHash ≤4 исключались: отклонен один кандидат, минимум в выборке равен 6. Примеры показаны на рисунке 1.</w:t>
       </w:r>
     </w:p>
     <w:p>
@@ -1384,7 +3267,7 @@
       <w:r>
         <w:drawing>
           <wp:inline>
-            <wp:extent cx="5760000" cy="1772308"/>
+            <wp:extent cx="3600000" cy="1107692"/>
             <wp:docPr id="1" name="Picture 1"/>
             <wp:cNvGraphicFramePr>
               <a:graphicFrameLocks noChangeAspect="1"/>
@@ -1405,7 +3288,7 @@
                   <pic:spPr>
                     <a:xfrm>
                       <a:off x="0" y="0"/>
-                      <a:ext cx="5760000" cy="1772308"/>
+                      <a:ext cx="3600000" cy="1107692"/>
                     </a:xfrm>
                     <a:prstGeom prst="rect"/>
                   </pic:spPr>
@@ -1426,813 +3309,59 @@
     </w:p>
     <w:p>
       <w:pPr>
-        <w:pStyle w:val="Heading2"/>
+        <w:pStyle w:val="Heading1"/>
+        <w:pageBreakBefore/>
       </w:pPr>
       <w:r>
-        <w:t>2.1 Проверка повторов</w:t>
+        <w:t>3 Порядок сравнения</w:t>
       </w:r>
     </w:p>
     <w:p>
       <w:pPr/>
       <w:r>
-        <w:t>В исходном разбиении 15 863 изображения отнесены к training, 6 101 к validation и 2 443 к testing. При проверке SHA-256 декодированных пикселей найдено 21 893 уникальных изображения. Остальные 2 514 файлов повторяют уже имеющиеся изображения.</w:t>
+        <w:t>Проверены Mistral Small 3.2 24B Instruct, GPT-4.1 mini, GPT-4.1 nano, Amazon Nova Lite, Qwen3 VL 8B Instruct, Qwen3 VL 32B Instruct и Qwen3 VL 30B A3B Instruct. Разные размеры Qwen являются разными моделями одного семейства [10]. Точные API-идентификаторы сохранены в protocol.json.</w:t>
       </w:r>
     </w:p>
     <w:p>
       <w:pPr/>
       <w:r>
-        <w:t>В 2 465 группах одинаковых изображений есть файлы из разных исходных частей. Противоречащих друг другу меток у точных копий нет. Чтобы одинаковые изображения не попали одновременно в примеры и оценку, исходное разбиение заменено новым.</w:t>
+        <w:t>Все модели получали одну англоязычную инструкцию. Требуемый ответ: JSON вида {"label":"CR"}. Имя файла и правильная метка целевого изображения не передавались. Four-shot использует фиксированные примеры в порядке CR, LP, ND, PO. PNG передаются без аугментаций.</w:t>
       </w:r>
     </w:p>
     <w:p>
       <w:pPr/>
       <w:r>
-        <w:t>После удаления точных повторов данные разделены по префиксу имени файла до "_Img". Получено 29 групп. Между частями их префиксы не пересекаются. Такой префикс используется как доступный признак общего источника; принадлежность к одному физическому сварному соединению по нему не подтверждена. Даты съемки отсутствуют, поэтому временное разбиение не применялось.</w:t>
-      </w:r>
-    </w:p>
-    <w:p>
-      <w:pPr>
-        <w:pStyle w:val="Heading2"/>
-      </w:pPr>
-      <w:r>
-        <w:t>2.2 Подготовка рабочих выборок</w:t>
+        <w:t>Параметры: temperature=0, max_tokens=80. Для каждой модели и режима выполнены 16 технических и 80 сравнительных запросов. Для HTTP 429/502/503 разрешены три повтора. Резервная маршрутизация отключена. Полученные ответы не заменялись.</w:t>
       </w:r>
     </w:p>
     <w:p>
       <w:pPr/>
       <w:r>
-        <w:t>До сравнения моделей зафиксированы четыре рабочие части с seed=17092026 (таблица 2). Классы в каждой части представлены поровну. Остальные изображения в API-эксперименте не использовались.</w:t>
-      </w:r>
-    </w:p>
-    <w:p>
-      <w:pPr>
-        <w:pStyle w:val="TableCaption"/>
-      </w:pPr>
-      <w:r>
-        <w:t>Таблица 2 - Рабочие выборки</w:t>
-      </w:r>
-    </w:p>
-    <w:tbl>
-      <w:tblPr>
-        <w:tblW w:type="auto" w:w="0"/>
-        <w:jc w:val="center"/>
-        <w:tblLayout w:type="fixed"/>
-        <w:tblLook w:firstColumn="1" w:firstRow="1" w:lastColumn="0" w:lastRow="0" w:noHBand="0" w:noVBand="1" w:val="04A0"/>
-      </w:tblPr>
-      <w:tblGrid>
-        <w:gridCol w:w="2721"/>
-        <w:gridCol w:w="1928"/>
-        <w:gridCol w:w="1361"/>
-        <w:gridCol w:w="3345"/>
-      </w:tblGrid>
-      <w:tr>
-        <w:trPr>
-          <w:cantSplit/>
-          <w:tblHeader/>
-        </w:trPr>
-        <w:tc>
-          <w:tcPr>
-            <w:tcW w:type="dxa" w:w="2721"/>
-            <w:vAlign w:val="center"/>
-            <w:tcBorders>
-              <w:top w:val="single" w:sz="4" w:color="000000"/>
-              <w:left w:val="single" w:sz="4" w:color="000000"/>
-              <w:bottom w:val="single" w:sz="4" w:color="000000"/>
-              <w:right w:val="single" w:sz="4" w:color="000000"/>
-            </w:tcBorders>
-            <w:shd w:fill="FFFFFF"/>
-            <w:tcMar>
-              <w:top w:w="70" w:type="dxa"/>
-              <w:bottom w:w="70" w:type="dxa"/>
-              <w:left w:w="70" w:type="dxa"/>
-              <w:right w:w="70" w:type="dxa"/>
-            </w:tcMar>
-          </w:tcPr>
-          <w:p>
-            <w:pPr>
-              <w:keepNext/>
-              <w:spacing w:line="240" w:lineRule="auto" w:before="40" w:after="40"/>
-              <w:ind w:firstLine="0"/>
-              <w:jc w:val="center"/>
-            </w:pPr>
-            <w:r>
-              <w:rPr>
-                <w:rFonts w:ascii="Times New Roman" w:hAnsi="Times New Roman"/>
-                <w:b w:val="0"/>
-                <w:sz w:val="24"/>
-              </w:rPr>
-              <w:t>Часть</w:t>
-            </w:r>
-          </w:p>
-        </w:tc>
-        <w:tc>
-          <w:tcPr>
-            <w:tcW w:type="dxa" w:w="1928"/>
-            <w:vAlign w:val="center"/>
-            <w:tcBorders>
-              <w:top w:val="single" w:sz="4" w:color="000000"/>
-              <w:left w:val="single" w:sz="4" w:color="000000"/>
-              <w:bottom w:val="single" w:sz="4" w:color="000000"/>
-              <w:right w:val="single" w:sz="4" w:color="000000"/>
-            </w:tcBorders>
-            <w:shd w:fill="FFFFFF"/>
-            <w:tcMar>
-              <w:top w:w="70" w:type="dxa"/>
-              <w:bottom w:w="70" w:type="dxa"/>
-              <w:left w:w="70" w:type="dxa"/>
-              <w:right w:w="70" w:type="dxa"/>
-            </w:tcMar>
-          </w:tcPr>
-          <w:p>
-            <w:pPr>
-              <w:keepNext/>
-              <w:spacing w:line="240" w:lineRule="auto" w:before="40" w:after="40"/>
-              <w:ind w:firstLine="0"/>
-              <w:jc w:val="center"/>
-            </w:pPr>
-            <w:r>
-              <w:rPr>
-                <w:rFonts w:ascii="Times New Roman" w:hAnsi="Times New Roman"/>
-                <w:b w:val="0"/>
-                <w:sz w:val="24"/>
-              </w:rPr>
-              <w:t>Изображений</w:t>
-            </w:r>
-          </w:p>
-        </w:tc>
-        <w:tc>
-          <w:tcPr>
-            <w:tcW w:type="dxa" w:w="1361"/>
-            <w:vAlign w:val="center"/>
-            <w:tcBorders>
-              <w:top w:val="single" w:sz="4" w:color="000000"/>
-              <w:left w:val="single" w:sz="4" w:color="000000"/>
-              <w:bottom w:val="single" w:sz="4" w:color="000000"/>
-              <w:right w:val="single" w:sz="4" w:color="000000"/>
-            </w:tcBorders>
-            <w:shd w:fill="FFFFFF"/>
-            <w:tcMar>
-              <w:top w:w="70" w:type="dxa"/>
-              <w:bottom w:w="70" w:type="dxa"/>
-              <w:left w:w="70" w:type="dxa"/>
-              <w:right w:w="70" w:type="dxa"/>
-            </w:tcMar>
-          </w:tcPr>
-          <w:p>
-            <w:pPr>
-              <w:keepNext/>
-              <w:spacing w:line="240" w:lineRule="auto" w:before="40" w:after="40"/>
-              <w:ind w:firstLine="0"/>
-              <w:jc w:val="center"/>
-            </w:pPr>
-            <w:r>
-              <w:rPr>
-                <w:rFonts w:ascii="Times New Roman" w:hAnsi="Times New Roman"/>
-                <w:b w:val="0"/>
-                <w:sz w:val="24"/>
-              </w:rPr>
-              <w:t>На класс</w:t>
-            </w:r>
-          </w:p>
-        </w:tc>
-        <w:tc>
-          <w:tcPr>
-            <w:tcW w:type="dxa" w:w="3345"/>
-            <w:vAlign w:val="center"/>
-            <w:tcBorders>
-              <w:top w:val="single" w:sz="4" w:color="000000"/>
-              <w:left w:val="single" w:sz="4" w:color="000000"/>
-              <w:bottom w:val="single" w:sz="4" w:color="000000"/>
-              <w:right w:val="single" w:sz="4" w:color="000000"/>
-            </w:tcBorders>
-            <w:shd w:fill="FFFFFF"/>
-            <w:tcMar>
-              <w:top w:w="70" w:type="dxa"/>
-              <w:bottom w:w="70" w:type="dxa"/>
-              <w:left w:w="70" w:type="dxa"/>
-              <w:right w:w="70" w:type="dxa"/>
-            </w:tcMar>
-          </w:tcPr>
-          <w:p>
-            <w:pPr>
-              <w:keepNext/>
-              <w:spacing w:line="240" w:lineRule="auto" w:before="40" w:after="40"/>
-              <w:ind w:firstLine="0"/>
-              <w:jc w:val="center"/>
-            </w:pPr>
-            <w:r>
-              <w:rPr>
-                <w:rFonts w:ascii="Times New Roman" w:hAnsi="Times New Roman"/>
-                <w:b w:val="0"/>
-                <w:sz w:val="24"/>
-              </w:rPr>
-              <w:t>Назначение</w:t>
-            </w:r>
-          </w:p>
-        </w:tc>
-      </w:tr>
-      <w:tr>
-        <w:trPr>
-          <w:cantSplit/>
-        </w:trPr>
-        <w:tc>
-          <w:tcPr>
-            <w:tcW w:type="dxa" w:w="2721"/>
-            <w:vAlign w:val="center"/>
-            <w:tcBorders>
-              <w:top w:val="single" w:sz="4" w:color="000000"/>
-              <w:left w:val="single" w:sz="4" w:color="000000"/>
-              <w:bottom w:val="single" w:sz="4" w:color="000000"/>
-              <w:right w:val="single" w:sz="4" w:color="000000"/>
-            </w:tcBorders>
-            <w:shd w:fill="FFFFFF"/>
-            <w:tcMar>
-              <w:top w:w="70" w:type="dxa"/>
-              <w:bottom w:w="70" w:type="dxa"/>
-              <w:left w:w="70" w:type="dxa"/>
-              <w:right w:w="70" w:type="dxa"/>
-            </w:tcMar>
-          </w:tcPr>
-          <w:p>
-            <w:pPr>
-              <w:keepNext/>
-              <w:spacing w:line="240" w:lineRule="auto" w:before="40" w:after="40"/>
-              <w:ind w:firstLine="0"/>
-              <w:jc w:val="left"/>
-            </w:pPr>
-            <w:r>
-              <w:rPr>
-                <w:rFonts w:ascii="Times New Roman" w:hAnsi="Times New Roman"/>
-                <w:b w:val="0"/>
-                <w:sz w:val="24"/>
-              </w:rPr>
-              <w:t>Support / train</w:t>
-            </w:r>
-          </w:p>
-        </w:tc>
-        <w:tc>
-          <w:tcPr>
-            <w:tcW w:type="dxa" w:w="1928"/>
-            <w:vAlign w:val="center"/>
-            <w:tcBorders>
-              <w:top w:val="single" w:sz="4" w:color="000000"/>
-              <w:left w:val="single" w:sz="4" w:color="000000"/>
-              <w:bottom w:val="single" w:sz="4" w:color="000000"/>
-              <w:right w:val="single" w:sz="4" w:color="000000"/>
-            </w:tcBorders>
-            <w:shd w:fill="FFFFFF"/>
-            <w:tcMar>
-              <w:top w:w="70" w:type="dxa"/>
-              <w:bottom w:w="70" w:type="dxa"/>
-              <w:left w:w="70" w:type="dxa"/>
-              <w:right w:w="70" w:type="dxa"/>
-            </w:tcMar>
-          </w:tcPr>
-          <w:p>
-            <w:pPr>
-              <w:keepNext/>
-              <w:spacing w:line="240" w:lineRule="auto" w:before="40" w:after="40"/>
-              <w:ind w:firstLine="0"/>
-              <w:jc w:val="center"/>
-            </w:pPr>
-            <w:r>
-              <w:rPr>
-                <w:rFonts w:ascii="Times New Roman" w:hAnsi="Times New Roman"/>
-                <w:b w:val="0"/>
-                <w:sz w:val="24"/>
-              </w:rPr>
-              <w:t>4</w:t>
-            </w:r>
-          </w:p>
-        </w:tc>
-        <w:tc>
-          <w:tcPr>
-            <w:tcW w:type="dxa" w:w="1361"/>
-            <w:vAlign w:val="center"/>
-            <w:tcBorders>
-              <w:top w:val="single" w:sz="4" w:color="000000"/>
-              <w:left w:val="single" w:sz="4" w:color="000000"/>
-              <w:bottom w:val="single" w:sz="4" w:color="000000"/>
-              <w:right w:val="single" w:sz="4" w:color="000000"/>
-            </w:tcBorders>
-            <w:shd w:fill="FFFFFF"/>
-            <w:tcMar>
-              <w:top w:w="70" w:type="dxa"/>
-              <w:bottom w:w="70" w:type="dxa"/>
-              <w:left w:w="70" w:type="dxa"/>
-              <w:right w:w="70" w:type="dxa"/>
-            </w:tcMar>
-          </w:tcPr>
-          <w:p>
-            <w:pPr>
-              <w:keepNext/>
-              <w:spacing w:line="240" w:lineRule="auto" w:before="40" w:after="40"/>
-              <w:ind w:firstLine="0"/>
-              <w:jc w:val="center"/>
-            </w:pPr>
-            <w:r>
-              <w:rPr>
-                <w:rFonts w:ascii="Times New Roman" w:hAnsi="Times New Roman"/>
-                <w:b w:val="0"/>
-                <w:sz w:val="24"/>
-              </w:rPr>
-              <w:t>1</w:t>
-            </w:r>
-          </w:p>
-        </w:tc>
-        <w:tc>
-          <w:tcPr>
-            <w:tcW w:type="dxa" w:w="3345"/>
-            <w:vAlign w:val="center"/>
-            <w:tcBorders>
-              <w:top w:val="single" w:sz="4" w:color="000000"/>
-              <w:left w:val="single" w:sz="4" w:color="000000"/>
-              <w:bottom w:val="single" w:sz="4" w:color="000000"/>
-              <w:right w:val="single" w:sz="4" w:color="000000"/>
-            </w:tcBorders>
-            <w:shd w:fill="FFFFFF"/>
-            <w:tcMar>
-              <w:top w:w="70" w:type="dxa"/>
-              <w:bottom w:w="70" w:type="dxa"/>
-              <w:left w:w="70" w:type="dxa"/>
-              <w:right w:w="70" w:type="dxa"/>
-            </w:tcMar>
-          </w:tcPr>
-          <w:p>
-            <w:pPr>
-              <w:keepNext/>
-              <w:spacing w:line="240" w:lineRule="auto" w:before="40" w:after="40"/>
-              <w:ind w:firstLine="0"/>
-              <w:jc w:val="center"/>
-            </w:pPr>
-            <w:r>
-              <w:rPr>
-                <w:rFonts w:ascii="Times New Roman" w:hAnsi="Times New Roman"/>
-                <w:b w:val="0"/>
-                <w:sz w:val="24"/>
-              </w:rPr>
-              <w:t>Примеры</w:t>
-            </w:r>
-          </w:p>
-        </w:tc>
-      </w:tr>
-      <w:tr>
-        <w:trPr>
-          <w:cantSplit/>
-        </w:trPr>
-        <w:tc>
-          <w:tcPr>
-            <w:tcW w:type="dxa" w:w="2721"/>
-            <w:vAlign w:val="center"/>
-            <w:tcBorders>
-              <w:top w:val="single" w:sz="4" w:color="000000"/>
-              <w:left w:val="single" w:sz="4" w:color="000000"/>
-              <w:bottom w:val="single" w:sz="4" w:color="000000"/>
-              <w:right w:val="single" w:sz="4" w:color="000000"/>
-            </w:tcBorders>
-            <w:shd w:fill="FFFFFF"/>
-            <w:tcMar>
-              <w:top w:w="70" w:type="dxa"/>
-              <w:bottom w:w="70" w:type="dxa"/>
-              <w:left w:w="70" w:type="dxa"/>
-              <w:right w:w="70" w:type="dxa"/>
-            </w:tcMar>
-          </w:tcPr>
-          <w:p>
-            <w:pPr>
-              <w:keepNext/>
-              <w:spacing w:line="240" w:lineRule="auto" w:before="40" w:after="40"/>
-              <w:ind w:firstLine="0"/>
-              <w:jc w:val="left"/>
-            </w:pPr>
-            <w:r>
-              <w:rPr>
-                <w:rFonts w:ascii="Times New Roman" w:hAnsi="Times New Roman"/>
-                <w:b w:val="0"/>
-                <w:sz w:val="24"/>
-              </w:rPr>
-              <w:t>Validation</w:t>
-            </w:r>
-          </w:p>
-        </w:tc>
-        <w:tc>
-          <w:tcPr>
-            <w:tcW w:type="dxa" w:w="1928"/>
-            <w:vAlign w:val="center"/>
-            <w:tcBorders>
-              <w:top w:val="single" w:sz="4" w:color="000000"/>
-              <w:left w:val="single" w:sz="4" w:color="000000"/>
-              <w:bottom w:val="single" w:sz="4" w:color="000000"/>
-              <w:right w:val="single" w:sz="4" w:color="000000"/>
-            </w:tcBorders>
-            <w:shd w:fill="FFFFFF"/>
-            <w:tcMar>
-              <w:top w:w="70" w:type="dxa"/>
-              <w:bottom w:w="70" w:type="dxa"/>
-              <w:left w:w="70" w:type="dxa"/>
-              <w:right w:w="70" w:type="dxa"/>
-            </w:tcMar>
-          </w:tcPr>
-          <w:p>
-            <w:pPr>
-              <w:keepNext/>
-              <w:spacing w:line="240" w:lineRule="auto" w:before="40" w:after="40"/>
-              <w:ind w:firstLine="0"/>
-              <w:jc w:val="center"/>
-            </w:pPr>
-            <w:r>
-              <w:rPr>
-                <w:rFonts w:ascii="Times New Roman" w:hAnsi="Times New Roman"/>
-                <w:b w:val="0"/>
-                <w:sz w:val="24"/>
-              </w:rPr>
-              <w:t>16</w:t>
-            </w:r>
-          </w:p>
-        </w:tc>
-        <w:tc>
-          <w:tcPr>
-            <w:tcW w:type="dxa" w:w="1361"/>
-            <w:vAlign w:val="center"/>
-            <w:tcBorders>
-              <w:top w:val="single" w:sz="4" w:color="000000"/>
-              <w:left w:val="single" w:sz="4" w:color="000000"/>
-              <w:bottom w:val="single" w:sz="4" w:color="000000"/>
-              <w:right w:val="single" w:sz="4" w:color="000000"/>
-            </w:tcBorders>
-            <w:shd w:fill="FFFFFF"/>
-            <w:tcMar>
-              <w:top w:w="70" w:type="dxa"/>
-              <w:bottom w:w="70" w:type="dxa"/>
-              <w:left w:w="70" w:type="dxa"/>
-              <w:right w:w="70" w:type="dxa"/>
-            </w:tcMar>
-          </w:tcPr>
-          <w:p>
-            <w:pPr>
-              <w:keepNext/>
-              <w:spacing w:line="240" w:lineRule="auto" w:before="40" w:after="40"/>
-              <w:ind w:firstLine="0"/>
-              <w:jc w:val="center"/>
-            </w:pPr>
-            <w:r>
-              <w:rPr>
-                <w:rFonts w:ascii="Times New Roman" w:hAnsi="Times New Roman"/>
-                <w:b w:val="0"/>
-                <w:sz w:val="24"/>
-              </w:rPr>
-              <w:t>4</w:t>
-            </w:r>
-          </w:p>
-        </w:tc>
-        <w:tc>
-          <w:tcPr>
-            <w:tcW w:type="dxa" w:w="3345"/>
-            <w:vAlign w:val="center"/>
-            <w:tcBorders>
-              <w:top w:val="single" w:sz="4" w:color="000000"/>
-              <w:left w:val="single" w:sz="4" w:color="000000"/>
-              <w:bottom w:val="single" w:sz="4" w:color="000000"/>
-              <w:right w:val="single" w:sz="4" w:color="000000"/>
-            </w:tcBorders>
-            <w:shd w:fill="FFFFFF"/>
-            <w:tcMar>
-              <w:top w:w="70" w:type="dxa"/>
-              <w:bottom w:w="70" w:type="dxa"/>
-              <w:left w:w="70" w:type="dxa"/>
-              <w:right w:w="70" w:type="dxa"/>
-            </w:tcMar>
-          </w:tcPr>
-          <w:p>
-            <w:pPr>
-              <w:keepNext/>
-              <w:spacing w:line="240" w:lineRule="auto" w:before="40" w:after="40"/>
-              <w:ind w:firstLine="0"/>
-              <w:jc w:val="center"/>
-            </w:pPr>
-            <w:r>
-              <w:rPr>
-                <w:rFonts w:ascii="Times New Roman" w:hAnsi="Times New Roman"/>
-                <w:b w:val="0"/>
-                <w:sz w:val="24"/>
-              </w:rPr>
-              <w:t>Проверка API</w:t>
-            </w:r>
-          </w:p>
-        </w:tc>
-      </w:tr>
-      <w:tr>
-        <w:trPr>
-          <w:cantSplit/>
-        </w:trPr>
-        <w:tc>
-          <w:tcPr>
-            <w:tcW w:type="dxa" w:w="2721"/>
-            <w:vAlign w:val="center"/>
-            <w:tcBorders>
-              <w:top w:val="single" w:sz="4" w:color="000000"/>
-              <w:left w:val="single" w:sz="4" w:color="000000"/>
-              <w:bottom w:val="single" w:sz="4" w:color="000000"/>
-              <w:right w:val="single" w:sz="4" w:color="000000"/>
-            </w:tcBorders>
-            <w:shd w:fill="FFFFFF"/>
-            <w:tcMar>
-              <w:top w:w="70" w:type="dxa"/>
-              <w:bottom w:w="70" w:type="dxa"/>
-              <w:left w:w="70" w:type="dxa"/>
-              <w:right w:w="70" w:type="dxa"/>
-            </w:tcMar>
-          </w:tcPr>
-          <w:p>
-            <w:pPr>
-              <w:keepNext/>
-              <w:spacing w:line="240" w:lineRule="auto" w:before="40" w:after="40"/>
-              <w:ind w:firstLine="0"/>
-              <w:jc w:val="left"/>
-            </w:pPr>
-            <w:r>
-              <w:rPr>
-                <w:rFonts w:ascii="Times New Roman" w:hAnsi="Times New Roman"/>
-                <w:b w:val="0"/>
-                <w:sz w:val="24"/>
-              </w:rPr>
-              <w:t>Test / comparison</w:t>
-            </w:r>
-          </w:p>
-        </w:tc>
-        <w:tc>
-          <w:tcPr>
-            <w:tcW w:type="dxa" w:w="1928"/>
-            <w:vAlign w:val="center"/>
-            <w:tcBorders>
-              <w:top w:val="single" w:sz="4" w:color="000000"/>
-              <w:left w:val="single" w:sz="4" w:color="000000"/>
-              <w:bottom w:val="single" w:sz="4" w:color="000000"/>
-              <w:right w:val="single" w:sz="4" w:color="000000"/>
-            </w:tcBorders>
-            <w:shd w:fill="FFFFFF"/>
-            <w:tcMar>
-              <w:top w:w="70" w:type="dxa"/>
-              <w:bottom w:w="70" w:type="dxa"/>
-              <w:left w:w="70" w:type="dxa"/>
-              <w:right w:w="70" w:type="dxa"/>
-            </w:tcMar>
-          </w:tcPr>
-          <w:p>
-            <w:pPr>
-              <w:keepNext/>
-              <w:spacing w:line="240" w:lineRule="auto" w:before="40" w:after="40"/>
-              <w:ind w:firstLine="0"/>
-              <w:jc w:val="center"/>
-            </w:pPr>
-            <w:r>
-              <w:rPr>
-                <w:rFonts w:ascii="Times New Roman" w:hAnsi="Times New Roman"/>
-                <w:b w:val="0"/>
-                <w:sz w:val="24"/>
-              </w:rPr>
-              <w:t>80</w:t>
-            </w:r>
-          </w:p>
-        </w:tc>
-        <w:tc>
-          <w:tcPr>
-            <w:tcW w:type="dxa" w:w="1361"/>
-            <w:vAlign w:val="center"/>
-            <w:tcBorders>
-              <w:top w:val="single" w:sz="4" w:color="000000"/>
-              <w:left w:val="single" w:sz="4" w:color="000000"/>
-              <w:bottom w:val="single" w:sz="4" w:color="000000"/>
-              <w:right w:val="single" w:sz="4" w:color="000000"/>
-            </w:tcBorders>
-            <w:shd w:fill="FFFFFF"/>
-            <w:tcMar>
-              <w:top w:w="70" w:type="dxa"/>
-              <w:bottom w:w="70" w:type="dxa"/>
-              <w:left w:w="70" w:type="dxa"/>
-              <w:right w:w="70" w:type="dxa"/>
-            </w:tcMar>
-          </w:tcPr>
-          <w:p>
-            <w:pPr>
-              <w:keepNext/>
-              <w:spacing w:line="240" w:lineRule="auto" w:before="40" w:after="40"/>
-              <w:ind w:firstLine="0"/>
-              <w:jc w:val="center"/>
-            </w:pPr>
-            <w:r>
-              <w:rPr>
-                <w:rFonts w:ascii="Times New Roman" w:hAnsi="Times New Roman"/>
-                <w:b w:val="0"/>
-                <w:sz w:val="24"/>
-              </w:rPr>
-              <w:t>20</w:t>
-            </w:r>
-          </w:p>
-        </w:tc>
-        <w:tc>
-          <w:tcPr>
-            <w:tcW w:type="dxa" w:w="3345"/>
-            <w:vAlign w:val="center"/>
-            <w:tcBorders>
-              <w:top w:val="single" w:sz="4" w:color="000000"/>
-              <w:left w:val="single" w:sz="4" w:color="000000"/>
-              <w:bottom w:val="single" w:sz="4" w:color="000000"/>
-              <w:right w:val="single" w:sz="4" w:color="000000"/>
-            </w:tcBorders>
-            <w:shd w:fill="FFFFFF"/>
-            <w:tcMar>
-              <w:top w:w="70" w:type="dxa"/>
-              <w:bottom w:w="70" w:type="dxa"/>
-              <w:left w:w="70" w:type="dxa"/>
-              <w:right w:w="70" w:type="dxa"/>
-            </w:tcMar>
-          </w:tcPr>
-          <w:p>
-            <w:pPr>
-              <w:keepNext/>
-              <w:spacing w:line="240" w:lineRule="auto" w:before="40" w:after="40"/>
-              <w:ind w:firstLine="0"/>
-              <w:jc w:val="center"/>
-            </w:pPr>
-            <w:r>
-              <w:rPr>
-                <w:rFonts w:ascii="Times New Roman" w:hAnsi="Times New Roman"/>
-                <w:b w:val="0"/>
-                <w:sz w:val="24"/>
-              </w:rPr>
-              <w:t>Сравнение и выбор</w:t>
-            </w:r>
-          </w:p>
-        </w:tc>
-      </w:tr>
-      <w:tr>
-        <w:trPr>
-          <w:cantSplit/>
-        </w:trPr>
-        <w:tc>
-          <w:tcPr>
-            <w:tcW w:type="dxa" w:w="2721"/>
-            <w:vAlign w:val="center"/>
-            <w:tcBorders>
-              <w:top w:val="single" w:sz="4" w:color="000000"/>
-              <w:left w:val="single" w:sz="4" w:color="000000"/>
-              <w:bottom w:val="single" w:sz="4" w:color="000000"/>
-              <w:right w:val="single" w:sz="4" w:color="000000"/>
-            </w:tcBorders>
-            <w:shd w:fill="FFFFFF"/>
-            <w:tcMar>
-              <w:top w:w="70" w:type="dxa"/>
-              <w:bottom w:w="70" w:type="dxa"/>
-              <w:left w:w="70" w:type="dxa"/>
-              <w:right w:w="70" w:type="dxa"/>
-            </w:tcMar>
-          </w:tcPr>
-          <w:p>
-            <w:pPr>
-              <w:keepNext w:val="0"/>
-              <w:spacing w:line="240" w:lineRule="auto" w:before="40" w:after="40"/>
-              <w:ind w:firstLine="0"/>
-              <w:jc w:val="left"/>
-            </w:pPr>
-            <w:r>
-              <w:rPr>
-                <w:rFonts w:ascii="Times New Roman" w:hAnsi="Times New Roman"/>
-                <w:b w:val="0"/>
-                <w:sz w:val="24"/>
-              </w:rPr>
-              <w:t>Application</w:t>
-            </w:r>
-          </w:p>
-        </w:tc>
-        <w:tc>
-          <w:tcPr>
-            <w:tcW w:type="dxa" w:w="1928"/>
-            <w:vAlign w:val="center"/>
-            <w:tcBorders>
-              <w:top w:val="single" w:sz="4" w:color="000000"/>
-              <w:left w:val="single" w:sz="4" w:color="000000"/>
-              <w:bottom w:val="single" w:sz="4" w:color="000000"/>
-              <w:right w:val="single" w:sz="4" w:color="000000"/>
-            </w:tcBorders>
-            <w:shd w:fill="FFFFFF"/>
-            <w:tcMar>
-              <w:top w:w="70" w:type="dxa"/>
-              <w:bottom w:w="70" w:type="dxa"/>
-              <w:left w:w="70" w:type="dxa"/>
-              <w:right w:w="70" w:type="dxa"/>
-            </w:tcMar>
-          </w:tcPr>
-          <w:p>
-            <w:pPr>
-              <w:keepNext w:val="0"/>
-              <w:spacing w:line="240" w:lineRule="auto" w:before="40" w:after="40"/>
-              <w:ind w:firstLine="0"/>
-              <w:jc w:val="center"/>
-            </w:pPr>
-            <w:r>
-              <w:rPr>
-                <w:rFonts w:ascii="Times New Roman" w:hAnsi="Times New Roman"/>
-                <w:b w:val="0"/>
-                <w:sz w:val="24"/>
-              </w:rPr>
-              <w:t>160</w:t>
-            </w:r>
-          </w:p>
-        </w:tc>
-        <w:tc>
-          <w:tcPr>
-            <w:tcW w:type="dxa" w:w="1361"/>
-            <w:vAlign w:val="center"/>
-            <w:tcBorders>
-              <w:top w:val="single" w:sz="4" w:color="000000"/>
-              <w:left w:val="single" w:sz="4" w:color="000000"/>
-              <w:bottom w:val="single" w:sz="4" w:color="000000"/>
-              <w:right w:val="single" w:sz="4" w:color="000000"/>
-            </w:tcBorders>
-            <w:shd w:fill="FFFFFF"/>
-            <w:tcMar>
-              <w:top w:w="70" w:type="dxa"/>
-              <w:bottom w:w="70" w:type="dxa"/>
-              <w:left w:w="70" w:type="dxa"/>
-              <w:right w:w="70" w:type="dxa"/>
-            </w:tcMar>
-          </w:tcPr>
-          <w:p>
-            <w:pPr>
-              <w:keepNext w:val="0"/>
-              <w:spacing w:line="240" w:lineRule="auto" w:before="40" w:after="40"/>
-              <w:ind w:firstLine="0"/>
-              <w:jc w:val="center"/>
-            </w:pPr>
-            <w:r>
-              <w:rPr>
-                <w:rFonts w:ascii="Times New Roman" w:hAnsi="Times New Roman"/>
-                <w:b w:val="0"/>
-                <w:sz w:val="24"/>
-              </w:rPr>
-              <w:t>40</w:t>
-            </w:r>
-          </w:p>
-        </w:tc>
-        <w:tc>
-          <w:tcPr>
-            <w:tcW w:type="dxa" w:w="3345"/>
-            <w:vAlign w:val="center"/>
-            <w:tcBorders>
-              <w:top w:val="single" w:sz="4" w:color="000000"/>
-              <w:left w:val="single" w:sz="4" w:color="000000"/>
-              <w:bottom w:val="single" w:sz="4" w:color="000000"/>
-              <w:right w:val="single" w:sz="4" w:color="000000"/>
-            </w:tcBorders>
-            <w:shd w:fill="FFFFFF"/>
-            <w:tcMar>
-              <w:top w:w="70" w:type="dxa"/>
-              <w:bottom w:w="70" w:type="dxa"/>
-              <w:left w:w="70" w:type="dxa"/>
-              <w:right w:w="70" w:type="dxa"/>
-            </w:tcMar>
-          </w:tcPr>
-          <w:p>
-            <w:pPr>
-              <w:keepNext w:val="0"/>
-              <w:spacing w:line="240" w:lineRule="auto" w:before="40" w:after="40"/>
-              <w:ind w:firstLine="0"/>
-              <w:jc w:val="center"/>
-            </w:pPr>
-            <w:r>
-              <w:rPr>
-                <w:rFonts w:ascii="Times New Roman" w:hAnsi="Times New Roman"/>
-                <w:b w:val="0"/>
-                <w:sz w:val="24"/>
-              </w:rPr>
-              <w:t>Проверка победителя</w:t>
-            </w:r>
-          </w:p>
-        </w:tc>
-      </w:tr>
-    </w:tbl>
-    <w:p>
-      <w:pPr>
-        <w:spacing w:line="240" w:lineRule="auto" w:after="60"/>
-      </w:pPr>
-      <w:r>
-        <w:rPr>
-          <w:sz w:val="2"/>
-        </w:rPr>
-        <w:t xml:space="preserve"> </w:t>
+        <w:t>Accuracy равна доле правильных ответов; Macro-F1 рассчитывается как среднее F1 четырех классов. Ответ с Markdown-оберткой, неверным JSON или техническим сбоем считается ошибкой. Для диагностики отдельно рассчитаны метрики после удаления только внешней Markdown-обертки; эти значения не участвуют в выборе модели.</w:t>
       </w:r>
     </w:p>
     <w:p>
       <w:pPr/>
       <w:r>
-        <w:t>По группам источников разбиение составляет 5/6/9/9. В выбранных изображениях представлены 3/5/8/9 групп соответственно. Перед включением очередного изображения проверялось расстояние Хэмминга между его 64-битным dHash и хешами уже выбранных изображений. При расстоянии не более 4 кандидат исключался. Исключен один кандидат; минимальное расстояние в итоговой выборке равно 6.</w:t>
+        <w:t>Среди four-shot моделей с долей невалидных результатов не выше 5 % выбирается максимальная Macro-F1 на comparison. При равенстве учитываются пропуски дефектов, затем стоимость. Пропуск означает ответ ND для истинного CR, LP или PO; его доля считается от всех дефектных изображений.</w:t>
       </w:r>
     </w:p>
     <w:p>
       <w:pPr/>
       <w:r>
-        <w:t>В README авторы сообщают о свободном выпуске набора и просят ссылаться на публикацию. Отдельной явной лицензии в зафиксированной версии репозитория нет. Поэтому полный набор изображений не включен в репозиторий лабораторной; для воспроизведения предусмотрена загрузка из первоисточника.</w:t>
+        <w:t>Стоимость взята из usage.cost. Цена на 1000 изображений рассчитана пропорционально. Время включает последнюю попытку и обмен по сети, без ожидания между повторами. Параллельность менялась от 4 до 12 запросов, в первом запуске также использовалось 8; задержки не являются аппаратным бенчмарком.</w:t>
+      </w:r>
+    </w:p>
+    <w:p>
+      <w:pPr/>
+      <w:r>
+        <w:t>Application уже была проверена на GPT-4.1 mini в первом эксперименте. При расширении состава моделей она не использовалась для выбора, промпт и примеры не менялись. Победитель сохранился; его прежние ответы использованы повторно.</w:t>
+      </w:r>
+    </w:p>
+    <w:p>
+      <w:pPr/>
+      <w:r>
+        <w:t>Репозиторий: https://github.com/DarkBall123/fa-ml-lab1. Локально сохранены код, перечни изображений, ответы API и команды пересчета метрик. Origin привязан к указанному адресу.</w:t>
       </w:r>
     </w:p>
     <w:p>
@@ -2241,90 +3370,13 @@
         <w:pageBreakBefore/>
       </w:pPr>
       <w:r>
-        <w:t>3 Порядок сравнения моделей</w:t>
+        <w:t>4 Результаты сравнения</w:t>
       </w:r>
     </w:p>
     <w:p>
       <w:pPr/>
       <w:r>
-        <w:t>Использованы Mistral Small 3.2 24B Instruct, GPT-4.1 mini и Qwen3 VL 30B A3B Instruct. Точные API-идентификаторы сохранены в protocol.json. Каталог доступных моделей и тарифов сохранен перед запуском [8, 9].</w:t>
-      </w:r>
-    </w:p>
-    <w:p>
-      <w:pPr/>
-      <w:r>
-        <w:t>Gemini Flash Lite заменена на Mistral после HTTP 429 на технической проверке. Изображения и инструкция по результатам этой проверки не менялись.</w:t>
-      </w:r>
-    </w:p>
-    <w:p>
-      <w:pPr/>
-      <w:r>
-        <w:t>Все модели получили одну англоязычную инструкцию с описанием классов. Ответ должен содержать только JSON, например {"label":"CR"}. Путь файла и правильная метка целевого изображения не передавались.</w:t>
-      </w:r>
-    </w:p>
-    <w:p>
-      <w:pPr/>
-      <w:r>
-        <w:t>Zero-shot содержит целевое изображение. Four-shot также содержит четыре фиксированных примера в порядке CR, LP, ND, PO. PNG передаются в base64 без аугментаций. Внутренняя обработка изображений провайдерами не контролируется.</w:t>
-      </w:r>
-    </w:p>
-    <w:p>
-      <w:pPr/>
-      <w:r>
-        <w:t>Параметры: temperature=0, max_tokens=80. Для каждой модели и режима выполнено 16 технических и 80 сравнительных запросов. Дообучения не было. Повторный запуск API может дать другие ответы даже при нулевой температуре.</w:t>
-      </w:r>
-    </w:p>
-    <w:p>
-      <w:pPr/>
-      <w:r>
-        <w:t>Для HTTP 429/502/503 разрешены три повтора. Полученные ответы, включая неправильные, не заменялись. Резервная маршрутизация отключена. Параллельность сначала составляла 8 запросов, после ограничений провайдера снижена до 4.</w:t>
-      </w:r>
-    </w:p>
-    <w:p>
-      <w:pPr>
-        <w:pStyle w:val="Heading2"/>
-      </w:pPr>
-      <w:r>
-        <w:t>3.1 Метрики и правило выбора</w:t>
-      </w:r>
-    </w:p>
-    <w:p>
-      <w:pPr/>
-      <w:r>
-        <w:t>Accuracy равна доле правильных ответов. Macro-F1 рассчитывается как среднее F1 четырех классов. На сбалансированной выборке balanced accuracy совпадает с accuracy. Невалидный ответ или сбой считается ошибкой; объект остается в знаменателе.</w:t>
-      </w:r>
-    </w:p>
-    <w:p>
-      <w:pPr/>
-      <w:r>
-        <w:t>Пропуск дефекта означает ответ ND для истинного CR, LP или PO. Его доля рассчитывается от всех дефектных изображений. Путаница между типами дефектов учитывается в Macro-F1, но не в этой доле.</w:t>
-      </w:r>
-    </w:p>
-    <w:p>
-      <w:pPr/>
-      <w:r>
-        <w:t>Среди four-shot моделей с долей невалидных результатов не более 5 % выбирается максимальная Macro-F1 на comparison. При равенстве предпочтение отдается меньшей доле пропусков, затем меньшей стоимости. Comparison служит выборкой отбора. Окончательная проверка выполняется на application, которая до выбора не используется.</w:t>
-      </w:r>
-    </w:p>
-    <w:p>
-      <w:pPr/>
-      <w:r>
-        <w:t>Стоимость взята из usage.cost, цена на 1000 изображений рассчитана пропорционально. Время включает последнюю попытку и обмен по сети, но не ожидание между повторами. Параллельность и нагрузка провайдеров различались, поэтому задержки характеризуют только этот запуск.</w:t>
-      </w:r>
-    </w:p>
-    <w:p>
-      <w:pPr>
-        <w:pStyle w:val="Heading1"/>
-        <w:pageBreakBefore/>
-      </w:pPr>
-      <w:r>
-        <w:t>4 Результаты сравнения</w:t>
-      </w:r>
-    </w:p>
-    <w:p>
-      <w:pPr/>
-      <w:r>
-        <w:t>Результаты на 80 изображениях приведены в таблице 3. Правильный формат JSON получен во всех итоговых запросах этой части. При добавлении четырех примеров Macro-F1 выросла у всех моделей.</w:t>
+        <w:t>Семь моделей проверены на одних 80 изображениях в двух режимах (таблица 4). Полные метрики сохранены в results/metrics.csv.</w:t>
       </w:r>
     </w:p>
     <w:p>
@@ -2332,7 +3384,7 @@
         <w:pStyle w:val="TableCaption"/>
       </w:pPr>
       <w:r>
-        <w:t>Таблица 3 - Качество на сравнительной выборке</w:t>
+        <w:t>Таблица 4 - Качество на сравнительной выборке</w:t>
       </w:r>
     </w:p>
     <w:tbl>
@@ -2344,10 +3396,10 @@
       </w:tblPr>
       <w:tblGrid>
         <w:gridCol w:w="2324"/>
-        <w:gridCol w:w="1814"/>
-        <w:gridCol w:w="1701"/>
-        <w:gridCol w:w="1701"/>
-        <w:gridCol w:w="1814"/>
+        <w:gridCol w:w="1531"/>
+        <w:gridCol w:w="1531"/>
+        <w:gridCol w:w="1871"/>
+        <w:gridCol w:w="2098"/>
       </w:tblGrid>
       <w:tr>
         <w:trPr>
@@ -2391,141 +3443,141 @@
         </w:tc>
         <w:tc>
           <w:tcPr>
-            <w:tcW w:type="dxa" w:w="1814"/>
-            <w:vAlign w:val="center"/>
-            <w:tcBorders>
-              <w:top w:val="single" w:sz="4" w:color="000000"/>
-              <w:left w:val="single" w:sz="4" w:color="000000"/>
-              <w:bottom w:val="single" w:sz="4" w:color="000000"/>
-              <w:right w:val="single" w:sz="4" w:color="000000"/>
-            </w:tcBorders>
-            <w:shd w:fill="FFFFFF"/>
-            <w:tcMar>
-              <w:top w:w="70" w:type="dxa"/>
-              <w:bottom w:w="70" w:type="dxa"/>
-              <w:left w:w="70" w:type="dxa"/>
-              <w:right w:w="70" w:type="dxa"/>
-            </w:tcMar>
-          </w:tcPr>
-          <w:p>
-            <w:pPr>
-              <w:keepNext/>
-              <w:spacing w:line="240" w:lineRule="auto" w:before="40" w:after="40"/>
-              <w:ind w:firstLine="0"/>
-              <w:jc w:val="center"/>
-            </w:pPr>
-            <w:r>
-              <w:rPr>
-                <w:rFonts w:ascii="Times New Roman" w:hAnsi="Times New Roman"/>
-                <w:b w:val="0"/>
-                <w:sz w:val="24"/>
-              </w:rPr>
-              <w:t>Режим</w:t>
-            </w:r>
-          </w:p>
-        </w:tc>
-        <w:tc>
-          <w:tcPr>
-            <w:tcW w:type="dxa" w:w="1701"/>
-            <w:vAlign w:val="center"/>
-            <w:tcBorders>
-              <w:top w:val="single" w:sz="4" w:color="000000"/>
-              <w:left w:val="single" w:sz="4" w:color="000000"/>
-              <w:bottom w:val="single" w:sz="4" w:color="000000"/>
-              <w:right w:val="single" w:sz="4" w:color="000000"/>
-            </w:tcBorders>
-            <w:shd w:fill="FFFFFF"/>
-            <w:tcMar>
-              <w:top w:w="70" w:type="dxa"/>
-              <w:bottom w:w="70" w:type="dxa"/>
-              <w:left w:w="70" w:type="dxa"/>
-              <w:right w:w="70" w:type="dxa"/>
-            </w:tcMar>
-          </w:tcPr>
-          <w:p>
-            <w:pPr>
-              <w:keepNext/>
-              <w:spacing w:line="240" w:lineRule="auto" w:before="40" w:after="40"/>
-              <w:ind w:firstLine="0"/>
-              <w:jc w:val="center"/>
-            </w:pPr>
-            <w:r>
-              <w:rPr>
-                <w:rFonts w:ascii="Times New Roman" w:hAnsi="Times New Roman"/>
-                <w:b w:val="0"/>
-                <w:sz w:val="24"/>
-              </w:rPr>
-              <w:t>Accuracy</w:t>
-            </w:r>
-          </w:p>
-        </w:tc>
-        <w:tc>
-          <w:tcPr>
-            <w:tcW w:type="dxa" w:w="1701"/>
-            <w:vAlign w:val="center"/>
-            <w:tcBorders>
-              <w:top w:val="single" w:sz="4" w:color="000000"/>
-              <w:left w:val="single" w:sz="4" w:color="000000"/>
-              <w:bottom w:val="single" w:sz="4" w:color="000000"/>
-              <w:right w:val="single" w:sz="4" w:color="000000"/>
-            </w:tcBorders>
-            <w:shd w:fill="FFFFFF"/>
-            <w:tcMar>
-              <w:top w:w="70" w:type="dxa"/>
-              <w:bottom w:w="70" w:type="dxa"/>
-              <w:left w:w="70" w:type="dxa"/>
-              <w:right w:w="70" w:type="dxa"/>
-            </w:tcMar>
-          </w:tcPr>
-          <w:p>
-            <w:pPr>
-              <w:keepNext/>
-              <w:spacing w:line="240" w:lineRule="auto" w:before="40" w:after="40"/>
-              <w:ind w:firstLine="0"/>
-              <w:jc w:val="center"/>
-            </w:pPr>
-            <w:r>
-              <w:rPr>
-                <w:rFonts w:ascii="Times New Roman" w:hAnsi="Times New Roman"/>
-                <w:b w:val="0"/>
-                <w:sz w:val="24"/>
-              </w:rPr>
-              <w:t>Macro-F1</w:t>
-            </w:r>
-          </w:p>
-        </w:tc>
-        <w:tc>
-          <w:tcPr>
-            <w:tcW w:type="dxa" w:w="1814"/>
-            <w:vAlign w:val="center"/>
-            <w:tcBorders>
-              <w:top w:val="single" w:sz="4" w:color="000000"/>
-              <w:left w:val="single" w:sz="4" w:color="000000"/>
-              <w:bottom w:val="single" w:sz="4" w:color="000000"/>
-              <w:right w:val="single" w:sz="4" w:color="000000"/>
-            </w:tcBorders>
-            <w:shd w:fill="FFFFFF"/>
-            <w:tcMar>
-              <w:top w:w="70" w:type="dxa"/>
-              <w:bottom w:w="70" w:type="dxa"/>
-              <w:left w:w="70" w:type="dxa"/>
-              <w:right w:w="70" w:type="dxa"/>
-            </w:tcMar>
-          </w:tcPr>
-          <w:p>
-            <w:pPr>
-              <w:keepNext/>
-              <w:spacing w:line="240" w:lineRule="auto" w:before="40" w:after="40"/>
-              <w:ind w:firstLine="0"/>
-              <w:jc w:val="center"/>
-            </w:pPr>
-            <w:r>
-              <w:rPr>
-                <w:rFonts w:ascii="Times New Roman" w:hAnsi="Times New Roman"/>
-                <w:b w:val="0"/>
-                <w:sz w:val="24"/>
-              </w:rPr>
-              <w:t>Пропуски</w:t>
+            <w:tcW w:type="dxa" w:w="1531"/>
+            <w:vAlign w:val="center"/>
+            <w:tcBorders>
+              <w:top w:val="single" w:sz="4" w:color="000000"/>
+              <w:left w:val="single" w:sz="4" w:color="000000"/>
+              <w:bottom w:val="single" w:sz="4" w:color="000000"/>
+              <w:right w:val="single" w:sz="4" w:color="000000"/>
+            </w:tcBorders>
+            <w:shd w:fill="FFFFFF"/>
+            <w:tcMar>
+              <w:top w:w="70" w:type="dxa"/>
+              <w:bottom w:w="70" w:type="dxa"/>
+              <w:left w:w="70" w:type="dxa"/>
+              <w:right w:w="70" w:type="dxa"/>
+            </w:tcMar>
+          </w:tcPr>
+          <w:p>
+            <w:pPr>
+              <w:keepNext/>
+              <w:spacing w:line="240" w:lineRule="auto" w:before="40" w:after="40"/>
+              <w:ind w:firstLine="0"/>
+              <w:jc w:val="center"/>
+            </w:pPr>
+            <w:r>
+              <w:rPr>
+                <w:rFonts w:ascii="Times New Roman" w:hAnsi="Times New Roman"/>
+                <w:b w:val="0"/>
+                <w:sz w:val="24"/>
+              </w:rPr>
+              <w:t>Macro-F1 zero</w:t>
+            </w:r>
+          </w:p>
+        </w:tc>
+        <w:tc>
+          <w:tcPr>
+            <w:tcW w:type="dxa" w:w="1531"/>
+            <w:vAlign w:val="center"/>
+            <w:tcBorders>
+              <w:top w:val="single" w:sz="4" w:color="000000"/>
+              <w:left w:val="single" w:sz="4" w:color="000000"/>
+              <w:bottom w:val="single" w:sz="4" w:color="000000"/>
+              <w:right w:val="single" w:sz="4" w:color="000000"/>
+            </w:tcBorders>
+            <w:shd w:fill="FFFFFF"/>
+            <w:tcMar>
+              <w:top w:w="70" w:type="dxa"/>
+              <w:bottom w:w="70" w:type="dxa"/>
+              <w:left w:w="70" w:type="dxa"/>
+              <w:right w:w="70" w:type="dxa"/>
+            </w:tcMar>
+          </w:tcPr>
+          <w:p>
+            <w:pPr>
+              <w:keepNext/>
+              <w:spacing w:line="240" w:lineRule="auto" w:before="40" w:after="40"/>
+              <w:ind w:firstLine="0"/>
+              <w:jc w:val="center"/>
+            </w:pPr>
+            <w:r>
+              <w:rPr>
+                <w:rFonts w:ascii="Times New Roman" w:hAnsi="Times New Roman"/>
+                <w:b w:val="0"/>
+                <w:sz w:val="24"/>
+              </w:rPr>
+              <w:t>Macro-F1 four</w:t>
+            </w:r>
+          </w:p>
+        </w:tc>
+        <w:tc>
+          <w:tcPr>
+            <w:tcW w:type="dxa" w:w="1871"/>
+            <w:vAlign w:val="center"/>
+            <w:tcBorders>
+              <w:top w:val="single" w:sz="4" w:color="000000"/>
+              <w:left w:val="single" w:sz="4" w:color="000000"/>
+              <w:bottom w:val="single" w:sz="4" w:color="000000"/>
+              <w:right w:val="single" w:sz="4" w:color="000000"/>
+            </w:tcBorders>
+            <w:shd w:fill="FFFFFF"/>
+            <w:tcMar>
+              <w:top w:w="70" w:type="dxa"/>
+              <w:bottom w:w="70" w:type="dxa"/>
+              <w:left w:w="70" w:type="dxa"/>
+              <w:right w:w="70" w:type="dxa"/>
+            </w:tcMar>
+          </w:tcPr>
+          <w:p>
+            <w:pPr>
+              <w:keepNext/>
+              <w:spacing w:line="240" w:lineRule="auto" w:before="40" w:after="40"/>
+              <w:ind w:firstLine="0"/>
+              <w:jc w:val="center"/>
+            </w:pPr>
+            <w:r>
+              <w:rPr>
+                <w:rFonts w:ascii="Times New Roman" w:hAnsi="Times New Roman"/>
+                <w:b w:val="0"/>
+                <w:sz w:val="24"/>
+              </w:rPr>
+              <w:t>Accuracy four</w:t>
+            </w:r>
+          </w:p>
+        </w:tc>
+        <w:tc>
+          <w:tcPr>
+            <w:tcW w:type="dxa" w:w="2098"/>
+            <w:vAlign w:val="center"/>
+            <w:tcBorders>
+              <w:top w:val="single" w:sz="4" w:color="000000"/>
+              <w:left w:val="single" w:sz="4" w:color="000000"/>
+              <w:bottom w:val="single" w:sz="4" w:color="000000"/>
+              <w:right w:val="single" w:sz="4" w:color="000000"/>
+            </w:tcBorders>
+            <w:shd w:fill="FFFFFF"/>
+            <w:tcMar>
+              <w:top w:w="70" w:type="dxa"/>
+              <w:bottom w:w="70" w:type="dxa"/>
+              <w:left w:w="70" w:type="dxa"/>
+              <w:right w:w="70" w:type="dxa"/>
+            </w:tcMar>
+          </w:tcPr>
+          <w:p>
+            <w:pPr>
+              <w:keepNext/>
+              <w:spacing w:line="240" w:lineRule="auto" w:before="40" w:after="40"/>
+              <w:ind w:firstLine="0"/>
+              <w:jc w:val="center"/>
+            </w:pPr>
+            <w:r>
+              <w:rPr>
+                <w:rFonts w:ascii="Times New Roman" w:hAnsi="Times New Roman"/>
+                <w:b w:val="0"/>
+                <w:sz w:val="24"/>
+              </w:rPr>
+              <w:t>Невалидные four</w:t>
             </w:r>
           </w:p>
         </w:tc>
@@ -2571,77 +3623,7 @@
         </w:tc>
         <w:tc>
           <w:tcPr>
-            <w:tcW w:type="dxa" w:w="1814"/>
-            <w:vAlign w:val="center"/>
-            <w:tcBorders>
-              <w:top w:val="single" w:sz="4" w:color="000000"/>
-              <w:left w:val="single" w:sz="4" w:color="000000"/>
-              <w:bottom w:val="single" w:sz="4" w:color="000000"/>
-              <w:right w:val="single" w:sz="4" w:color="000000"/>
-            </w:tcBorders>
-            <w:shd w:fill="FFFFFF"/>
-            <w:tcMar>
-              <w:top w:w="70" w:type="dxa"/>
-              <w:bottom w:w="70" w:type="dxa"/>
-              <w:left w:w="70" w:type="dxa"/>
-              <w:right w:w="70" w:type="dxa"/>
-            </w:tcMar>
-          </w:tcPr>
-          <w:p>
-            <w:pPr>
-              <w:keepNext/>
-              <w:spacing w:line="240" w:lineRule="auto" w:before="40" w:after="40"/>
-              <w:ind w:firstLine="0"/>
-              <w:jc w:val="center"/>
-            </w:pPr>
-            <w:r>
-              <w:rPr>
-                <w:rFonts w:ascii="Times New Roman" w:hAnsi="Times New Roman"/>
-                <w:b w:val="0"/>
-                <w:sz w:val="24"/>
-              </w:rPr>
-              <w:t>zero-shot</w:t>
-            </w:r>
-          </w:p>
-        </w:tc>
-        <w:tc>
-          <w:tcPr>
-            <w:tcW w:type="dxa" w:w="1701"/>
-            <w:vAlign w:val="center"/>
-            <w:tcBorders>
-              <w:top w:val="single" w:sz="4" w:color="000000"/>
-              <w:left w:val="single" w:sz="4" w:color="000000"/>
-              <w:bottom w:val="single" w:sz="4" w:color="000000"/>
-              <w:right w:val="single" w:sz="4" w:color="000000"/>
-            </w:tcBorders>
-            <w:shd w:fill="FFFFFF"/>
-            <w:tcMar>
-              <w:top w:w="70" w:type="dxa"/>
-              <w:bottom w:w="70" w:type="dxa"/>
-              <w:left w:w="70" w:type="dxa"/>
-              <w:right w:w="70" w:type="dxa"/>
-            </w:tcMar>
-          </w:tcPr>
-          <w:p>
-            <w:pPr>
-              <w:keepNext/>
-              <w:spacing w:line="240" w:lineRule="auto" w:before="40" w:after="40"/>
-              <w:ind w:firstLine="0"/>
-              <w:jc w:val="center"/>
-            </w:pPr>
-            <w:r>
-              <w:rPr>
-                <w:rFonts w:ascii="Times New Roman" w:hAnsi="Times New Roman"/>
-                <w:b w:val="0"/>
-                <w:sz w:val="24"/>
-              </w:rPr>
-              <w:t>0,4625</w:t>
-            </w:r>
-          </w:p>
-        </w:tc>
-        <w:tc>
-          <w:tcPr>
-            <w:tcW w:type="dxa" w:w="1701"/>
+            <w:tcW w:type="dxa" w:w="1531"/>
             <w:vAlign w:val="center"/>
             <w:tcBorders>
               <w:top w:val="single" w:sz="4" w:color="000000"/>
@@ -2676,36 +3658,106 @@
         </w:tc>
         <w:tc>
           <w:tcPr>
-            <w:tcW w:type="dxa" w:w="1814"/>
-            <w:vAlign w:val="center"/>
-            <w:tcBorders>
-              <w:top w:val="single" w:sz="4" w:color="000000"/>
-              <w:left w:val="single" w:sz="4" w:color="000000"/>
-              <w:bottom w:val="single" w:sz="4" w:color="000000"/>
-              <w:right w:val="single" w:sz="4" w:color="000000"/>
-            </w:tcBorders>
-            <w:shd w:fill="FFFFFF"/>
-            <w:tcMar>
-              <w:top w:w="70" w:type="dxa"/>
-              <w:bottom w:w="70" w:type="dxa"/>
-              <w:left w:w="70" w:type="dxa"/>
-              <w:right w:w="70" w:type="dxa"/>
-            </w:tcMar>
-          </w:tcPr>
-          <w:p>
-            <w:pPr>
-              <w:keepNext/>
-              <w:spacing w:line="240" w:lineRule="auto" w:before="40" w:after="40"/>
-              <w:ind w:firstLine="0"/>
-              <w:jc w:val="center"/>
-            </w:pPr>
-            <w:r>
-              <w:rPr>
-                <w:rFonts w:ascii="Times New Roman" w:hAnsi="Times New Roman"/>
-                <w:b w:val="0"/>
-                <w:sz w:val="24"/>
-              </w:rPr>
-              <w:t>71,7 %</w:t>
+            <w:tcW w:type="dxa" w:w="1531"/>
+            <w:vAlign w:val="center"/>
+            <w:tcBorders>
+              <w:top w:val="single" w:sz="4" w:color="000000"/>
+              <w:left w:val="single" w:sz="4" w:color="000000"/>
+              <w:bottom w:val="single" w:sz="4" w:color="000000"/>
+              <w:right w:val="single" w:sz="4" w:color="000000"/>
+            </w:tcBorders>
+            <w:shd w:fill="FFFFFF"/>
+            <w:tcMar>
+              <w:top w:w="70" w:type="dxa"/>
+              <w:bottom w:w="70" w:type="dxa"/>
+              <w:left w:w="70" w:type="dxa"/>
+              <w:right w:w="70" w:type="dxa"/>
+            </w:tcMar>
+          </w:tcPr>
+          <w:p>
+            <w:pPr>
+              <w:keepNext/>
+              <w:spacing w:line="240" w:lineRule="auto" w:before="40" w:after="40"/>
+              <w:ind w:firstLine="0"/>
+              <w:jc w:val="center"/>
+            </w:pPr>
+            <w:r>
+              <w:rPr>
+                <w:rFonts w:ascii="Times New Roman" w:hAnsi="Times New Roman"/>
+                <w:b w:val="0"/>
+                <w:sz w:val="24"/>
+              </w:rPr>
+              <w:t>0,6460</w:t>
+            </w:r>
+          </w:p>
+        </w:tc>
+        <w:tc>
+          <w:tcPr>
+            <w:tcW w:type="dxa" w:w="1871"/>
+            <w:vAlign w:val="center"/>
+            <w:tcBorders>
+              <w:top w:val="single" w:sz="4" w:color="000000"/>
+              <w:left w:val="single" w:sz="4" w:color="000000"/>
+              <w:bottom w:val="single" w:sz="4" w:color="000000"/>
+              <w:right w:val="single" w:sz="4" w:color="000000"/>
+            </w:tcBorders>
+            <w:shd w:fill="FFFFFF"/>
+            <w:tcMar>
+              <w:top w:w="70" w:type="dxa"/>
+              <w:bottom w:w="70" w:type="dxa"/>
+              <w:left w:w="70" w:type="dxa"/>
+              <w:right w:w="70" w:type="dxa"/>
+            </w:tcMar>
+          </w:tcPr>
+          <w:p>
+            <w:pPr>
+              <w:keepNext/>
+              <w:spacing w:line="240" w:lineRule="auto" w:before="40" w:after="40"/>
+              <w:ind w:firstLine="0"/>
+              <w:jc w:val="center"/>
+            </w:pPr>
+            <w:r>
+              <w:rPr>
+                <w:rFonts w:ascii="Times New Roman" w:hAnsi="Times New Roman"/>
+                <w:b w:val="0"/>
+                <w:sz w:val="24"/>
+              </w:rPr>
+              <w:t>0,6875</w:t>
+            </w:r>
+          </w:p>
+        </w:tc>
+        <w:tc>
+          <w:tcPr>
+            <w:tcW w:type="dxa" w:w="2098"/>
+            <w:vAlign w:val="center"/>
+            <w:tcBorders>
+              <w:top w:val="single" w:sz="4" w:color="000000"/>
+              <w:left w:val="single" w:sz="4" w:color="000000"/>
+              <w:bottom w:val="single" w:sz="4" w:color="000000"/>
+              <w:right w:val="single" w:sz="4" w:color="000000"/>
+            </w:tcBorders>
+            <w:shd w:fill="FFFFFF"/>
+            <w:tcMar>
+              <w:top w:w="70" w:type="dxa"/>
+              <w:bottom w:w="70" w:type="dxa"/>
+              <w:left w:w="70" w:type="dxa"/>
+              <w:right w:w="70" w:type="dxa"/>
+            </w:tcMar>
+          </w:tcPr>
+          <w:p>
+            <w:pPr>
+              <w:keepNext/>
+              <w:spacing w:line="240" w:lineRule="auto" w:before="40" w:after="40"/>
+              <w:ind w:firstLine="0"/>
+              <w:jc w:val="center"/>
+            </w:pPr>
+            <w:r>
+              <w:rPr>
+                <w:rFonts w:ascii="Times New Roman" w:hAnsi="Times New Roman"/>
+                <w:b w:val="0"/>
+                <w:sz w:val="24"/>
+              </w:rPr>
+              <w:t>0,0 %</w:t>
             </w:r>
           </w:p>
         </w:tc>
@@ -2745,147 +3797,147 @@
                 <w:b w:val="0"/>
                 <w:sz w:val="24"/>
               </w:rPr>
-              <w:t>Mistral Small</w:t>
-            </w:r>
-          </w:p>
-        </w:tc>
-        <w:tc>
-          <w:tcPr>
-            <w:tcW w:type="dxa" w:w="1814"/>
-            <w:vAlign w:val="center"/>
-            <w:tcBorders>
-              <w:top w:val="single" w:sz="4" w:color="000000"/>
-              <w:left w:val="single" w:sz="4" w:color="000000"/>
-              <w:bottom w:val="single" w:sz="4" w:color="000000"/>
-              <w:right w:val="single" w:sz="4" w:color="000000"/>
-            </w:tcBorders>
-            <w:shd w:fill="FFFFFF"/>
-            <w:tcMar>
-              <w:top w:w="70" w:type="dxa"/>
-              <w:bottom w:w="70" w:type="dxa"/>
-              <w:left w:w="70" w:type="dxa"/>
-              <w:right w:w="70" w:type="dxa"/>
-            </w:tcMar>
-          </w:tcPr>
-          <w:p>
-            <w:pPr>
-              <w:keepNext/>
-              <w:spacing w:line="240" w:lineRule="auto" w:before="40" w:after="40"/>
-              <w:ind w:firstLine="0"/>
-              <w:jc w:val="center"/>
-            </w:pPr>
-            <w:r>
-              <w:rPr>
-                <w:rFonts w:ascii="Times New Roman" w:hAnsi="Times New Roman"/>
-                <w:b w:val="0"/>
-                <w:sz w:val="24"/>
-              </w:rPr>
-              <w:t>four-shot</w:t>
-            </w:r>
-          </w:p>
-        </w:tc>
-        <w:tc>
-          <w:tcPr>
-            <w:tcW w:type="dxa" w:w="1701"/>
-            <w:vAlign w:val="center"/>
-            <w:tcBorders>
-              <w:top w:val="single" w:sz="4" w:color="000000"/>
-              <w:left w:val="single" w:sz="4" w:color="000000"/>
-              <w:bottom w:val="single" w:sz="4" w:color="000000"/>
-              <w:right w:val="single" w:sz="4" w:color="000000"/>
-            </w:tcBorders>
-            <w:shd w:fill="FFFFFF"/>
-            <w:tcMar>
-              <w:top w:w="70" w:type="dxa"/>
-              <w:bottom w:w="70" w:type="dxa"/>
-              <w:left w:w="70" w:type="dxa"/>
-              <w:right w:w="70" w:type="dxa"/>
-            </w:tcMar>
-          </w:tcPr>
-          <w:p>
-            <w:pPr>
-              <w:keepNext/>
-              <w:spacing w:line="240" w:lineRule="auto" w:before="40" w:after="40"/>
-              <w:ind w:firstLine="0"/>
-              <w:jc w:val="center"/>
-            </w:pPr>
-            <w:r>
-              <w:rPr>
-                <w:rFonts w:ascii="Times New Roman" w:hAnsi="Times New Roman"/>
-                <w:b w:val="0"/>
-                <w:sz w:val="24"/>
-              </w:rPr>
-              <w:t>0,6875</w:t>
-            </w:r>
-          </w:p>
-        </w:tc>
-        <w:tc>
-          <w:tcPr>
-            <w:tcW w:type="dxa" w:w="1701"/>
-            <w:vAlign w:val="center"/>
-            <w:tcBorders>
-              <w:top w:val="single" w:sz="4" w:color="000000"/>
-              <w:left w:val="single" w:sz="4" w:color="000000"/>
-              <w:bottom w:val="single" w:sz="4" w:color="000000"/>
-              <w:right w:val="single" w:sz="4" w:color="000000"/>
-            </w:tcBorders>
-            <w:shd w:fill="FFFFFF"/>
-            <w:tcMar>
-              <w:top w:w="70" w:type="dxa"/>
-              <w:bottom w:w="70" w:type="dxa"/>
-              <w:left w:w="70" w:type="dxa"/>
-              <w:right w:w="70" w:type="dxa"/>
-            </w:tcMar>
-          </w:tcPr>
-          <w:p>
-            <w:pPr>
-              <w:keepNext/>
-              <w:spacing w:line="240" w:lineRule="auto" w:before="40" w:after="40"/>
-              <w:ind w:firstLine="0"/>
-              <w:jc w:val="center"/>
-            </w:pPr>
-            <w:r>
-              <w:rPr>
-                <w:rFonts w:ascii="Times New Roman" w:hAnsi="Times New Roman"/>
-                <w:b w:val="0"/>
-                <w:sz w:val="24"/>
-              </w:rPr>
-              <w:t>0,6460</w:t>
-            </w:r>
-          </w:p>
-        </w:tc>
-        <w:tc>
-          <w:tcPr>
-            <w:tcW w:type="dxa" w:w="1814"/>
-            <w:vAlign w:val="center"/>
-            <w:tcBorders>
-              <w:top w:val="single" w:sz="4" w:color="000000"/>
-              <w:left w:val="single" w:sz="4" w:color="000000"/>
-              <w:bottom w:val="single" w:sz="4" w:color="000000"/>
-              <w:right w:val="single" w:sz="4" w:color="000000"/>
-            </w:tcBorders>
-            <w:shd w:fill="FFFFFF"/>
-            <w:tcMar>
-              <w:top w:w="70" w:type="dxa"/>
-              <w:bottom w:w="70" w:type="dxa"/>
-              <w:left w:w="70" w:type="dxa"/>
-              <w:right w:w="70" w:type="dxa"/>
-            </w:tcMar>
-          </w:tcPr>
-          <w:p>
-            <w:pPr>
-              <w:keepNext/>
-              <w:spacing w:line="240" w:lineRule="auto" w:before="40" w:after="40"/>
-              <w:ind w:firstLine="0"/>
-              <w:jc w:val="center"/>
-            </w:pPr>
-            <w:r>
-              <w:rPr>
-                <w:rFonts w:ascii="Times New Roman" w:hAnsi="Times New Roman"/>
-                <w:b w:val="0"/>
-                <w:sz w:val="24"/>
-              </w:rPr>
-              <w:t>16,7 %</w:t>
+              <w:t>GPT-4.1 mini</w:t>
+            </w:r>
+          </w:p>
+        </w:tc>
+        <w:tc>
+          <w:tcPr>
+            <w:tcW w:type="dxa" w:w="1531"/>
+            <w:vAlign w:val="center"/>
+            <w:tcBorders>
+              <w:top w:val="single" w:sz="4" w:color="000000"/>
+              <w:left w:val="single" w:sz="4" w:color="000000"/>
+              <w:bottom w:val="single" w:sz="4" w:color="000000"/>
+              <w:right w:val="single" w:sz="4" w:color="000000"/>
+            </w:tcBorders>
+            <w:shd w:fill="FFFFFF"/>
+            <w:tcMar>
+              <w:top w:w="70" w:type="dxa"/>
+              <w:bottom w:w="70" w:type="dxa"/>
+              <w:left w:w="70" w:type="dxa"/>
+              <w:right w:w="70" w:type="dxa"/>
+            </w:tcMar>
+          </w:tcPr>
+          <w:p>
+            <w:pPr>
+              <w:keepNext/>
+              <w:spacing w:line="240" w:lineRule="auto" w:before="40" w:after="40"/>
+              <w:ind w:firstLine="0"/>
+              <w:jc w:val="center"/>
+            </w:pPr>
+            <w:r>
+              <w:rPr>
+                <w:rFonts w:ascii="Times New Roman" w:hAnsi="Times New Roman"/>
+                <w:b w:val="0"/>
+                <w:sz w:val="24"/>
+              </w:rPr>
+              <w:t>0,8221</w:t>
+            </w:r>
+          </w:p>
+        </w:tc>
+        <w:tc>
+          <w:tcPr>
+            <w:tcW w:type="dxa" w:w="1531"/>
+            <w:vAlign w:val="center"/>
+            <w:tcBorders>
+              <w:top w:val="single" w:sz="4" w:color="000000"/>
+              <w:left w:val="single" w:sz="4" w:color="000000"/>
+              <w:bottom w:val="single" w:sz="4" w:color="000000"/>
+              <w:right w:val="single" w:sz="4" w:color="000000"/>
+            </w:tcBorders>
+            <w:shd w:fill="FFFFFF"/>
+            <w:tcMar>
+              <w:top w:w="70" w:type="dxa"/>
+              <w:bottom w:w="70" w:type="dxa"/>
+              <w:left w:w="70" w:type="dxa"/>
+              <w:right w:w="70" w:type="dxa"/>
+            </w:tcMar>
+          </w:tcPr>
+          <w:p>
+            <w:pPr>
+              <w:keepNext/>
+              <w:spacing w:line="240" w:lineRule="auto" w:before="40" w:after="40"/>
+              <w:ind w:firstLine="0"/>
+              <w:jc w:val="center"/>
+            </w:pPr>
+            <w:r>
+              <w:rPr>
+                <w:rFonts w:ascii="Times New Roman" w:hAnsi="Times New Roman"/>
+                <w:b w:val="0"/>
+                <w:sz w:val="24"/>
+              </w:rPr>
+              <w:t>0,8987</w:t>
+            </w:r>
+          </w:p>
+        </w:tc>
+        <w:tc>
+          <w:tcPr>
+            <w:tcW w:type="dxa" w:w="1871"/>
+            <w:vAlign w:val="center"/>
+            <w:tcBorders>
+              <w:top w:val="single" w:sz="4" w:color="000000"/>
+              <w:left w:val="single" w:sz="4" w:color="000000"/>
+              <w:bottom w:val="single" w:sz="4" w:color="000000"/>
+              <w:right w:val="single" w:sz="4" w:color="000000"/>
+            </w:tcBorders>
+            <w:shd w:fill="FFFFFF"/>
+            <w:tcMar>
+              <w:top w:w="70" w:type="dxa"/>
+              <w:bottom w:w="70" w:type="dxa"/>
+              <w:left w:w="70" w:type="dxa"/>
+              <w:right w:w="70" w:type="dxa"/>
+            </w:tcMar>
+          </w:tcPr>
+          <w:p>
+            <w:pPr>
+              <w:keepNext/>
+              <w:spacing w:line="240" w:lineRule="auto" w:before="40" w:after="40"/>
+              <w:ind w:firstLine="0"/>
+              <w:jc w:val="center"/>
+            </w:pPr>
+            <w:r>
+              <w:rPr>
+                <w:rFonts w:ascii="Times New Roman" w:hAnsi="Times New Roman"/>
+                <w:b w:val="0"/>
+                <w:sz w:val="24"/>
+              </w:rPr>
+              <w:t>0,9000</w:t>
+            </w:r>
+          </w:p>
+        </w:tc>
+        <w:tc>
+          <w:tcPr>
+            <w:tcW w:type="dxa" w:w="2098"/>
+            <w:vAlign w:val="center"/>
+            <w:tcBorders>
+              <w:top w:val="single" w:sz="4" w:color="000000"/>
+              <w:left w:val="single" w:sz="4" w:color="000000"/>
+              <w:bottom w:val="single" w:sz="4" w:color="000000"/>
+              <w:right w:val="single" w:sz="4" w:color="000000"/>
+            </w:tcBorders>
+            <w:shd w:fill="FFFFFF"/>
+            <w:tcMar>
+              <w:top w:w="70" w:type="dxa"/>
+              <w:bottom w:w="70" w:type="dxa"/>
+              <w:left w:w="70" w:type="dxa"/>
+              <w:right w:w="70" w:type="dxa"/>
+            </w:tcMar>
+          </w:tcPr>
+          <w:p>
+            <w:pPr>
+              <w:keepNext/>
+              <w:spacing w:line="240" w:lineRule="auto" w:before="40" w:after="40"/>
+              <w:ind w:firstLine="0"/>
+              <w:jc w:val="center"/>
+            </w:pPr>
+            <w:r>
+              <w:rPr>
+                <w:rFonts w:ascii="Times New Roman" w:hAnsi="Times New Roman"/>
+                <w:b w:val="0"/>
+                <w:sz w:val="24"/>
+              </w:rPr>
+              <w:t>0,0 %</w:t>
             </w:r>
           </w:p>
         </w:tc>
@@ -2925,147 +3977,147 @@
                 <w:b w:val="0"/>
                 <w:sz w:val="24"/>
               </w:rPr>
-              <w:t>GPT-4.1 mini</w:t>
-            </w:r>
-          </w:p>
-        </w:tc>
-        <w:tc>
-          <w:tcPr>
-            <w:tcW w:type="dxa" w:w="1814"/>
-            <w:vAlign w:val="center"/>
-            <w:tcBorders>
-              <w:top w:val="single" w:sz="4" w:color="000000"/>
-              <w:left w:val="single" w:sz="4" w:color="000000"/>
-              <w:bottom w:val="single" w:sz="4" w:color="000000"/>
-              <w:right w:val="single" w:sz="4" w:color="000000"/>
-            </w:tcBorders>
-            <w:shd w:fill="FFFFFF"/>
-            <w:tcMar>
-              <w:top w:w="70" w:type="dxa"/>
-              <w:bottom w:w="70" w:type="dxa"/>
-              <w:left w:w="70" w:type="dxa"/>
-              <w:right w:w="70" w:type="dxa"/>
-            </w:tcMar>
-          </w:tcPr>
-          <w:p>
-            <w:pPr>
-              <w:keepNext/>
-              <w:spacing w:line="240" w:lineRule="auto" w:before="40" w:after="40"/>
-              <w:ind w:firstLine="0"/>
-              <w:jc w:val="center"/>
-            </w:pPr>
-            <w:r>
-              <w:rPr>
-                <w:rFonts w:ascii="Times New Roman" w:hAnsi="Times New Roman"/>
-                <w:b w:val="0"/>
-                <w:sz w:val="24"/>
-              </w:rPr>
-              <w:t>zero-shot</w:t>
-            </w:r>
-          </w:p>
-        </w:tc>
-        <w:tc>
-          <w:tcPr>
-            <w:tcW w:type="dxa" w:w="1701"/>
-            <w:vAlign w:val="center"/>
-            <w:tcBorders>
-              <w:top w:val="single" w:sz="4" w:color="000000"/>
-              <w:left w:val="single" w:sz="4" w:color="000000"/>
-              <w:bottom w:val="single" w:sz="4" w:color="000000"/>
-              <w:right w:val="single" w:sz="4" w:color="000000"/>
-            </w:tcBorders>
-            <w:shd w:fill="FFFFFF"/>
-            <w:tcMar>
-              <w:top w:w="70" w:type="dxa"/>
-              <w:bottom w:w="70" w:type="dxa"/>
-              <w:left w:w="70" w:type="dxa"/>
-              <w:right w:w="70" w:type="dxa"/>
-            </w:tcMar>
-          </w:tcPr>
-          <w:p>
-            <w:pPr>
-              <w:keepNext/>
-              <w:spacing w:line="240" w:lineRule="auto" w:before="40" w:after="40"/>
-              <w:ind w:firstLine="0"/>
-              <w:jc w:val="center"/>
-            </w:pPr>
-            <w:r>
-              <w:rPr>
-                <w:rFonts w:ascii="Times New Roman" w:hAnsi="Times New Roman"/>
-                <w:b w:val="0"/>
-                <w:sz w:val="24"/>
-              </w:rPr>
-              <w:t>0,8250</w:t>
-            </w:r>
-          </w:p>
-        </w:tc>
-        <w:tc>
-          <w:tcPr>
-            <w:tcW w:type="dxa" w:w="1701"/>
-            <w:vAlign w:val="center"/>
-            <w:tcBorders>
-              <w:top w:val="single" w:sz="4" w:color="000000"/>
-              <w:left w:val="single" w:sz="4" w:color="000000"/>
-              <w:bottom w:val="single" w:sz="4" w:color="000000"/>
-              <w:right w:val="single" w:sz="4" w:color="000000"/>
-            </w:tcBorders>
-            <w:shd w:fill="FFFFFF"/>
-            <w:tcMar>
-              <w:top w:w="70" w:type="dxa"/>
-              <w:bottom w:w="70" w:type="dxa"/>
-              <w:left w:w="70" w:type="dxa"/>
-              <w:right w:w="70" w:type="dxa"/>
-            </w:tcMar>
-          </w:tcPr>
-          <w:p>
-            <w:pPr>
-              <w:keepNext/>
-              <w:spacing w:line="240" w:lineRule="auto" w:before="40" w:after="40"/>
-              <w:ind w:firstLine="0"/>
-              <w:jc w:val="center"/>
-            </w:pPr>
-            <w:r>
-              <w:rPr>
-                <w:rFonts w:ascii="Times New Roman" w:hAnsi="Times New Roman"/>
-                <w:b w:val="0"/>
-                <w:sz w:val="24"/>
-              </w:rPr>
-              <w:t>0,8221</w:t>
-            </w:r>
-          </w:p>
-        </w:tc>
-        <w:tc>
-          <w:tcPr>
-            <w:tcW w:type="dxa" w:w="1814"/>
-            <w:vAlign w:val="center"/>
-            <w:tcBorders>
-              <w:top w:val="single" w:sz="4" w:color="000000"/>
-              <w:left w:val="single" w:sz="4" w:color="000000"/>
-              <w:bottom w:val="single" w:sz="4" w:color="000000"/>
-              <w:right w:val="single" w:sz="4" w:color="000000"/>
-            </w:tcBorders>
-            <w:shd w:fill="FFFFFF"/>
-            <w:tcMar>
-              <w:top w:w="70" w:type="dxa"/>
-              <w:bottom w:w="70" w:type="dxa"/>
-              <w:left w:w="70" w:type="dxa"/>
-              <w:right w:w="70" w:type="dxa"/>
-            </w:tcMar>
-          </w:tcPr>
-          <w:p>
-            <w:pPr>
-              <w:keepNext/>
-              <w:spacing w:line="240" w:lineRule="auto" w:before="40" w:after="40"/>
-              <w:ind w:firstLine="0"/>
-              <w:jc w:val="center"/>
-            </w:pPr>
-            <w:r>
-              <w:rPr>
-                <w:rFonts w:ascii="Times New Roman" w:hAnsi="Times New Roman"/>
-                <w:b w:val="0"/>
-                <w:sz w:val="24"/>
-              </w:rPr>
-              <w:t>10,0 %</w:t>
+              <w:t>Qwen3 VL 30B</w:t>
+            </w:r>
+          </w:p>
+        </w:tc>
+        <w:tc>
+          <w:tcPr>
+            <w:tcW w:type="dxa" w:w="1531"/>
+            <w:vAlign w:val="center"/>
+            <w:tcBorders>
+              <w:top w:val="single" w:sz="4" w:color="000000"/>
+              <w:left w:val="single" w:sz="4" w:color="000000"/>
+              <w:bottom w:val="single" w:sz="4" w:color="000000"/>
+              <w:right w:val="single" w:sz="4" w:color="000000"/>
+            </w:tcBorders>
+            <w:shd w:fill="FFFFFF"/>
+            <w:tcMar>
+              <w:top w:w="70" w:type="dxa"/>
+              <w:bottom w:w="70" w:type="dxa"/>
+              <w:left w:w="70" w:type="dxa"/>
+              <w:right w:w="70" w:type="dxa"/>
+            </w:tcMar>
+          </w:tcPr>
+          <w:p>
+            <w:pPr>
+              <w:keepNext/>
+              <w:spacing w:line="240" w:lineRule="auto" w:before="40" w:after="40"/>
+              <w:ind w:firstLine="0"/>
+              <w:jc w:val="center"/>
+            </w:pPr>
+            <w:r>
+              <w:rPr>
+                <w:rFonts w:ascii="Times New Roman" w:hAnsi="Times New Roman"/>
+                <w:b w:val="0"/>
+                <w:sz w:val="24"/>
+              </w:rPr>
+              <w:t>0,5006</w:t>
+            </w:r>
+          </w:p>
+        </w:tc>
+        <w:tc>
+          <w:tcPr>
+            <w:tcW w:type="dxa" w:w="1531"/>
+            <w:vAlign w:val="center"/>
+            <w:tcBorders>
+              <w:top w:val="single" w:sz="4" w:color="000000"/>
+              <w:left w:val="single" w:sz="4" w:color="000000"/>
+              <w:bottom w:val="single" w:sz="4" w:color="000000"/>
+              <w:right w:val="single" w:sz="4" w:color="000000"/>
+            </w:tcBorders>
+            <w:shd w:fill="FFFFFF"/>
+            <w:tcMar>
+              <w:top w:w="70" w:type="dxa"/>
+              <w:bottom w:w="70" w:type="dxa"/>
+              <w:left w:w="70" w:type="dxa"/>
+              <w:right w:w="70" w:type="dxa"/>
+            </w:tcMar>
+          </w:tcPr>
+          <w:p>
+            <w:pPr>
+              <w:keepNext/>
+              <w:spacing w:line="240" w:lineRule="auto" w:before="40" w:after="40"/>
+              <w:ind w:firstLine="0"/>
+              <w:jc w:val="center"/>
+            </w:pPr>
+            <w:r>
+              <w:rPr>
+                <w:rFonts w:ascii="Times New Roman" w:hAnsi="Times New Roman"/>
+                <w:b w:val="0"/>
+                <w:sz w:val="24"/>
+              </w:rPr>
+              <w:t>0,8270</w:t>
+            </w:r>
+          </w:p>
+        </w:tc>
+        <w:tc>
+          <w:tcPr>
+            <w:tcW w:type="dxa" w:w="1871"/>
+            <w:vAlign w:val="center"/>
+            <w:tcBorders>
+              <w:top w:val="single" w:sz="4" w:color="000000"/>
+              <w:left w:val="single" w:sz="4" w:color="000000"/>
+              <w:bottom w:val="single" w:sz="4" w:color="000000"/>
+              <w:right w:val="single" w:sz="4" w:color="000000"/>
+            </w:tcBorders>
+            <w:shd w:fill="FFFFFF"/>
+            <w:tcMar>
+              <w:top w:w="70" w:type="dxa"/>
+              <w:bottom w:w="70" w:type="dxa"/>
+              <w:left w:w="70" w:type="dxa"/>
+              <w:right w:w="70" w:type="dxa"/>
+            </w:tcMar>
+          </w:tcPr>
+          <w:p>
+            <w:pPr>
+              <w:keepNext/>
+              <w:spacing w:line="240" w:lineRule="auto" w:before="40" w:after="40"/>
+              <w:ind w:firstLine="0"/>
+              <w:jc w:val="center"/>
+            </w:pPr>
+            <w:r>
+              <w:rPr>
+                <w:rFonts w:ascii="Times New Roman" w:hAnsi="Times New Roman"/>
+                <w:b w:val="0"/>
+                <w:sz w:val="24"/>
+              </w:rPr>
+              <w:t>0,8375</w:t>
+            </w:r>
+          </w:p>
+        </w:tc>
+        <w:tc>
+          <w:tcPr>
+            <w:tcW w:type="dxa" w:w="2098"/>
+            <w:vAlign w:val="center"/>
+            <w:tcBorders>
+              <w:top w:val="single" w:sz="4" w:color="000000"/>
+              <w:left w:val="single" w:sz="4" w:color="000000"/>
+              <w:bottom w:val="single" w:sz="4" w:color="000000"/>
+              <w:right w:val="single" w:sz="4" w:color="000000"/>
+            </w:tcBorders>
+            <w:shd w:fill="FFFFFF"/>
+            <w:tcMar>
+              <w:top w:w="70" w:type="dxa"/>
+              <w:bottom w:w="70" w:type="dxa"/>
+              <w:left w:w="70" w:type="dxa"/>
+              <w:right w:w="70" w:type="dxa"/>
+            </w:tcMar>
+          </w:tcPr>
+          <w:p>
+            <w:pPr>
+              <w:keepNext/>
+              <w:spacing w:line="240" w:lineRule="auto" w:before="40" w:after="40"/>
+              <w:ind w:firstLine="0"/>
+              <w:jc w:val="center"/>
+            </w:pPr>
+            <w:r>
+              <w:rPr>
+                <w:rFonts w:ascii="Times New Roman" w:hAnsi="Times New Roman"/>
+                <w:b w:val="0"/>
+                <w:sz w:val="24"/>
+              </w:rPr>
+              <w:t>0,0 %</w:t>
             </w:r>
           </w:p>
         </w:tc>
@@ -3105,118 +4157,118 @@
                 <w:b w:val="0"/>
                 <w:sz w:val="24"/>
               </w:rPr>
-              <w:t>GPT-4.1 mini</w:t>
-            </w:r>
-          </w:p>
-        </w:tc>
-        <w:tc>
-          <w:tcPr>
-            <w:tcW w:type="dxa" w:w="1814"/>
-            <w:vAlign w:val="center"/>
-            <w:tcBorders>
-              <w:top w:val="single" w:sz="4" w:color="000000"/>
-              <w:left w:val="single" w:sz="4" w:color="000000"/>
-              <w:bottom w:val="single" w:sz="4" w:color="000000"/>
-              <w:right w:val="single" w:sz="4" w:color="000000"/>
-            </w:tcBorders>
-            <w:shd w:fill="FFFFFF"/>
-            <w:tcMar>
-              <w:top w:w="70" w:type="dxa"/>
-              <w:bottom w:w="70" w:type="dxa"/>
-              <w:left w:w="70" w:type="dxa"/>
-              <w:right w:w="70" w:type="dxa"/>
-            </w:tcMar>
-          </w:tcPr>
-          <w:p>
-            <w:pPr>
-              <w:keepNext/>
-              <w:spacing w:line="240" w:lineRule="auto" w:before="40" w:after="40"/>
-              <w:ind w:firstLine="0"/>
-              <w:jc w:val="center"/>
-            </w:pPr>
-            <w:r>
-              <w:rPr>
-                <w:rFonts w:ascii="Times New Roman" w:hAnsi="Times New Roman"/>
-                <w:b w:val="0"/>
-                <w:sz w:val="24"/>
-              </w:rPr>
-              <w:t>four-shot</w:t>
-            </w:r>
-          </w:p>
-        </w:tc>
-        <w:tc>
-          <w:tcPr>
-            <w:tcW w:type="dxa" w:w="1701"/>
-            <w:vAlign w:val="center"/>
-            <w:tcBorders>
-              <w:top w:val="single" w:sz="4" w:color="000000"/>
-              <w:left w:val="single" w:sz="4" w:color="000000"/>
-              <w:bottom w:val="single" w:sz="4" w:color="000000"/>
-              <w:right w:val="single" w:sz="4" w:color="000000"/>
-            </w:tcBorders>
-            <w:shd w:fill="FFFFFF"/>
-            <w:tcMar>
-              <w:top w:w="70" w:type="dxa"/>
-              <w:bottom w:w="70" w:type="dxa"/>
-              <w:left w:w="70" w:type="dxa"/>
-              <w:right w:w="70" w:type="dxa"/>
-            </w:tcMar>
-          </w:tcPr>
-          <w:p>
-            <w:pPr>
-              <w:keepNext/>
-              <w:spacing w:line="240" w:lineRule="auto" w:before="40" w:after="40"/>
-              <w:ind w:firstLine="0"/>
-              <w:jc w:val="center"/>
-            </w:pPr>
-            <w:r>
-              <w:rPr>
-                <w:rFonts w:ascii="Times New Roman" w:hAnsi="Times New Roman"/>
-                <w:b w:val="0"/>
-                <w:sz w:val="24"/>
-              </w:rPr>
-              <w:t>0,9000</w:t>
-            </w:r>
-          </w:p>
-        </w:tc>
-        <w:tc>
-          <w:tcPr>
-            <w:tcW w:type="dxa" w:w="1701"/>
-            <w:vAlign w:val="center"/>
-            <w:tcBorders>
-              <w:top w:val="single" w:sz="4" w:color="000000"/>
-              <w:left w:val="single" w:sz="4" w:color="000000"/>
-              <w:bottom w:val="single" w:sz="4" w:color="000000"/>
-              <w:right w:val="single" w:sz="4" w:color="000000"/>
-            </w:tcBorders>
-            <w:shd w:fill="FFFFFF"/>
-            <w:tcMar>
-              <w:top w:w="70" w:type="dxa"/>
-              <w:bottom w:w="70" w:type="dxa"/>
-              <w:left w:w="70" w:type="dxa"/>
-              <w:right w:w="70" w:type="dxa"/>
-            </w:tcMar>
-          </w:tcPr>
-          <w:p>
-            <w:pPr>
-              <w:keepNext/>
-              <w:spacing w:line="240" w:lineRule="auto" w:before="40" w:after="40"/>
-              <w:ind w:firstLine="0"/>
-              <w:jc w:val="center"/>
-            </w:pPr>
-            <w:r>
-              <w:rPr>
-                <w:rFonts w:ascii="Times New Roman" w:hAnsi="Times New Roman"/>
-                <w:b w:val="0"/>
-                <w:sz w:val="24"/>
-              </w:rPr>
-              <w:t>0,8987</w:t>
-            </w:r>
-          </w:p>
-        </w:tc>
-        <w:tc>
-          <w:tcPr>
-            <w:tcW w:type="dxa" w:w="1814"/>
+              <w:t>GPT-4.1 nano</w:t>
+            </w:r>
+          </w:p>
+        </w:tc>
+        <w:tc>
+          <w:tcPr>
+            <w:tcW w:type="dxa" w:w="1531"/>
+            <w:vAlign w:val="center"/>
+            <w:tcBorders>
+              <w:top w:val="single" w:sz="4" w:color="000000"/>
+              <w:left w:val="single" w:sz="4" w:color="000000"/>
+              <w:bottom w:val="single" w:sz="4" w:color="000000"/>
+              <w:right w:val="single" w:sz="4" w:color="000000"/>
+            </w:tcBorders>
+            <w:shd w:fill="FFFFFF"/>
+            <w:tcMar>
+              <w:top w:w="70" w:type="dxa"/>
+              <w:bottom w:w="70" w:type="dxa"/>
+              <w:left w:w="70" w:type="dxa"/>
+              <w:right w:w="70" w:type="dxa"/>
+            </w:tcMar>
+          </w:tcPr>
+          <w:p>
+            <w:pPr>
+              <w:keepNext/>
+              <w:spacing w:line="240" w:lineRule="auto" w:before="40" w:after="40"/>
+              <w:ind w:firstLine="0"/>
+              <w:jc w:val="center"/>
+            </w:pPr>
+            <w:r>
+              <w:rPr>
+                <w:rFonts w:ascii="Times New Roman" w:hAnsi="Times New Roman"/>
+                <w:b w:val="0"/>
+                <w:sz w:val="24"/>
+              </w:rPr>
+              <w:t>0,4938</w:t>
+            </w:r>
+          </w:p>
+        </w:tc>
+        <w:tc>
+          <w:tcPr>
+            <w:tcW w:type="dxa" w:w="1531"/>
+            <w:vAlign w:val="center"/>
+            <w:tcBorders>
+              <w:top w:val="single" w:sz="4" w:color="000000"/>
+              <w:left w:val="single" w:sz="4" w:color="000000"/>
+              <w:bottom w:val="single" w:sz="4" w:color="000000"/>
+              <w:right w:val="single" w:sz="4" w:color="000000"/>
+            </w:tcBorders>
+            <w:shd w:fill="FFFFFF"/>
+            <w:tcMar>
+              <w:top w:w="70" w:type="dxa"/>
+              <w:bottom w:w="70" w:type="dxa"/>
+              <w:left w:w="70" w:type="dxa"/>
+              <w:right w:w="70" w:type="dxa"/>
+            </w:tcMar>
+          </w:tcPr>
+          <w:p>
+            <w:pPr>
+              <w:keepNext/>
+              <w:spacing w:line="240" w:lineRule="auto" w:before="40" w:after="40"/>
+              <w:ind w:firstLine="0"/>
+              <w:jc w:val="center"/>
+            </w:pPr>
+            <w:r>
+              <w:rPr>
+                <w:rFonts w:ascii="Times New Roman" w:hAnsi="Times New Roman"/>
+                <w:b w:val="0"/>
+                <w:sz w:val="24"/>
+              </w:rPr>
+              <w:t>0,4971</w:t>
+            </w:r>
+          </w:p>
+        </w:tc>
+        <w:tc>
+          <w:tcPr>
+            <w:tcW w:type="dxa" w:w="1871"/>
+            <w:vAlign w:val="center"/>
+            <w:tcBorders>
+              <w:top w:val="single" w:sz="4" w:color="000000"/>
+              <w:left w:val="single" w:sz="4" w:color="000000"/>
+              <w:bottom w:val="single" w:sz="4" w:color="000000"/>
+              <w:right w:val="single" w:sz="4" w:color="000000"/>
+            </w:tcBorders>
+            <w:shd w:fill="FFFFFF"/>
+            <w:tcMar>
+              <w:top w:w="70" w:type="dxa"/>
+              <w:bottom w:w="70" w:type="dxa"/>
+              <w:left w:w="70" w:type="dxa"/>
+              <w:right w:w="70" w:type="dxa"/>
+            </w:tcMar>
+          </w:tcPr>
+          <w:p>
+            <w:pPr>
+              <w:keepNext/>
+              <w:spacing w:line="240" w:lineRule="auto" w:before="40" w:after="40"/>
+              <w:ind w:firstLine="0"/>
+              <w:jc w:val="center"/>
+            </w:pPr>
+            <w:r>
+              <w:rPr>
+                <w:rFonts w:ascii="Times New Roman" w:hAnsi="Times New Roman"/>
+                <w:b w:val="0"/>
+                <w:sz w:val="24"/>
+              </w:rPr>
+              <w:t>0,5750</w:t>
+            </w:r>
+          </w:p>
+        </w:tc>
+        <w:tc>
+          <w:tcPr>
+            <w:tcW w:type="dxa" w:w="2098"/>
             <w:vAlign w:val="center"/>
             <w:tcBorders>
               <w:top w:val="single" w:sz="4" w:color="000000"/>
@@ -3285,147 +4337,147 @@
                 <w:b w:val="0"/>
                 <w:sz w:val="24"/>
               </w:rPr>
-              <w:t>Qwen3 VL</w:t>
-            </w:r>
-          </w:p>
-        </w:tc>
-        <w:tc>
-          <w:tcPr>
-            <w:tcW w:type="dxa" w:w="1814"/>
-            <w:vAlign w:val="center"/>
-            <w:tcBorders>
-              <w:top w:val="single" w:sz="4" w:color="000000"/>
-              <w:left w:val="single" w:sz="4" w:color="000000"/>
-              <w:bottom w:val="single" w:sz="4" w:color="000000"/>
-              <w:right w:val="single" w:sz="4" w:color="000000"/>
-            </w:tcBorders>
-            <w:shd w:fill="FFFFFF"/>
-            <w:tcMar>
-              <w:top w:w="70" w:type="dxa"/>
-              <w:bottom w:w="70" w:type="dxa"/>
-              <w:left w:w="70" w:type="dxa"/>
-              <w:right w:w="70" w:type="dxa"/>
-            </w:tcMar>
-          </w:tcPr>
-          <w:p>
-            <w:pPr>
-              <w:keepNext/>
-              <w:spacing w:line="240" w:lineRule="auto" w:before="40" w:after="40"/>
-              <w:ind w:firstLine="0"/>
-              <w:jc w:val="center"/>
-            </w:pPr>
-            <w:r>
-              <w:rPr>
-                <w:rFonts w:ascii="Times New Roman" w:hAnsi="Times New Roman"/>
-                <w:b w:val="0"/>
-                <w:sz w:val="24"/>
-              </w:rPr>
-              <w:t>zero-shot</w:t>
-            </w:r>
-          </w:p>
-        </w:tc>
-        <w:tc>
-          <w:tcPr>
-            <w:tcW w:type="dxa" w:w="1701"/>
-            <w:vAlign w:val="center"/>
-            <w:tcBorders>
-              <w:top w:val="single" w:sz="4" w:color="000000"/>
-              <w:left w:val="single" w:sz="4" w:color="000000"/>
-              <w:bottom w:val="single" w:sz="4" w:color="000000"/>
-              <w:right w:val="single" w:sz="4" w:color="000000"/>
-            </w:tcBorders>
-            <w:shd w:fill="FFFFFF"/>
-            <w:tcMar>
-              <w:top w:w="70" w:type="dxa"/>
-              <w:bottom w:w="70" w:type="dxa"/>
-              <w:left w:w="70" w:type="dxa"/>
-              <w:right w:w="70" w:type="dxa"/>
-            </w:tcMar>
-          </w:tcPr>
-          <w:p>
-            <w:pPr>
-              <w:keepNext/>
-              <w:spacing w:line="240" w:lineRule="auto" w:before="40" w:after="40"/>
-              <w:ind w:firstLine="0"/>
-              <w:jc w:val="center"/>
-            </w:pPr>
-            <w:r>
-              <w:rPr>
-                <w:rFonts w:ascii="Times New Roman" w:hAnsi="Times New Roman"/>
-                <w:b w:val="0"/>
-                <w:sz w:val="24"/>
-              </w:rPr>
-              <w:t>0,5500</w:t>
-            </w:r>
-          </w:p>
-        </w:tc>
-        <w:tc>
-          <w:tcPr>
-            <w:tcW w:type="dxa" w:w="1701"/>
-            <w:vAlign w:val="center"/>
-            <w:tcBorders>
-              <w:top w:val="single" w:sz="4" w:color="000000"/>
-              <w:left w:val="single" w:sz="4" w:color="000000"/>
-              <w:bottom w:val="single" w:sz="4" w:color="000000"/>
-              <w:right w:val="single" w:sz="4" w:color="000000"/>
-            </w:tcBorders>
-            <w:shd w:fill="FFFFFF"/>
-            <w:tcMar>
-              <w:top w:w="70" w:type="dxa"/>
-              <w:bottom w:w="70" w:type="dxa"/>
-              <w:left w:w="70" w:type="dxa"/>
-              <w:right w:w="70" w:type="dxa"/>
-            </w:tcMar>
-          </w:tcPr>
-          <w:p>
-            <w:pPr>
-              <w:keepNext/>
-              <w:spacing w:line="240" w:lineRule="auto" w:before="40" w:after="40"/>
-              <w:ind w:firstLine="0"/>
-              <w:jc w:val="center"/>
-            </w:pPr>
-            <w:r>
-              <w:rPr>
-                <w:rFonts w:ascii="Times New Roman" w:hAnsi="Times New Roman"/>
-                <w:b w:val="0"/>
-                <w:sz w:val="24"/>
-              </w:rPr>
-              <w:t>0,5006</w:t>
-            </w:r>
-          </w:p>
-        </w:tc>
-        <w:tc>
-          <w:tcPr>
-            <w:tcW w:type="dxa" w:w="1814"/>
-            <w:vAlign w:val="center"/>
-            <w:tcBorders>
-              <w:top w:val="single" w:sz="4" w:color="000000"/>
-              <w:left w:val="single" w:sz="4" w:color="000000"/>
-              <w:bottom w:val="single" w:sz="4" w:color="000000"/>
-              <w:right w:val="single" w:sz="4" w:color="000000"/>
-            </w:tcBorders>
-            <w:shd w:fill="FFFFFF"/>
-            <w:tcMar>
-              <w:top w:w="70" w:type="dxa"/>
-              <w:bottom w:w="70" w:type="dxa"/>
-              <w:left w:w="70" w:type="dxa"/>
-              <w:right w:w="70" w:type="dxa"/>
-            </w:tcMar>
-          </w:tcPr>
-          <w:p>
-            <w:pPr>
-              <w:keepNext/>
-              <w:spacing w:line="240" w:lineRule="auto" w:before="40" w:after="40"/>
-              <w:ind w:firstLine="0"/>
-              <w:jc w:val="center"/>
-            </w:pPr>
-            <w:r>
-              <w:rPr>
-                <w:rFonts w:ascii="Times New Roman" w:hAnsi="Times New Roman"/>
-                <w:b w:val="0"/>
-                <w:sz w:val="24"/>
-              </w:rPr>
-              <w:t>51,7 %</w:t>
+              <w:t>Nova Lite</w:t>
+            </w:r>
+          </w:p>
+        </w:tc>
+        <w:tc>
+          <w:tcPr>
+            <w:tcW w:type="dxa" w:w="1531"/>
+            <w:vAlign w:val="center"/>
+            <w:tcBorders>
+              <w:top w:val="single" w:sz="4" w:color="000000"/>
+              <w:left w:val="single" w:sz="4" w:color="000000"/>
+              <w:bottom w:val="single" w:sz="4" w:color="000000"/>
+              <w:right w:val="single" w:sz="4" w:color="000000"/>
+            </w:tcBorders>
+            <w:shd w:fill="FFFFFF"/>
+            <w:tcMar>
+              <w:top w:w="70" w:type="dxa"/>
+              <w:bottom w:w="70" w:type="dxa"/>
+              <w:left w:w="70" w:type="dxa"/>
+              <w:right w:w="70" w:type="dxa"/>
+            </w:tcMar>
+          </w:tcPr>
+          <w:p>
+            <w:pPr>
+              <w:keepNext/>
+              <w:spacing w:line="240" w:lineRule="auto" w:before="40" w:after="40"/>
+              <w:ind w:firstLine="0"/>
+              <w:jc w:val="center"/>
+            </w:pPr>
+            <w:r>
+              <w:rPr>
+                <w:rFonts w:ascii="Times New Roman" w:hAnsi="Times New Roman"/>
+                <w:b w:val="0"/>
+                <w:sz w:val="24"/>
+              </w:rPr>
+              <w:t>0,0000</w:t>
+            </w:r>
+          </w:p>
+        </w:tc>
+        <w:tc>
+          <w:tcPr>
+            <w:tcW w:type="dxa" w:w="1531"/>
+            <w:vAlign w:val="center"/>
+            <w:tcBorders>
+              <w:top w:val="single" w:sz="4" w:color="000000"/>
+              <w:left w:val="single" w:sz="4" w:color="000000"/>
+              <w:bottom w:val="single" w:sz="4" w:color="000000"/>
+              <w:right w:val="single" w:sz="4" w:color="000000"/>
+            </w:tcBorders>
+            <w:shd w:fill="FFFFFF"/>
+            <w:tcMar>
+              <w:top w:w="70" w:type="dxa"/>
+              <w:bottom w:w="70" w:type="dxa"/>
+              <w:left w:w="70" w:type="dxa"/>
+              <w:right w:w="70" w:type="dxa"/>
+            </w:tcMar>
+          </w:tcPr>
+          <w:p>
+            <w:pPr>
+              <w:keepNext/>
+              <w:spacing w:line="240" w:lineRule="auto" w:before="40" w:after="40"/>
+              <w:ind w:firstLine="0"/>
+              <w:jc w:val="center"/>
+            </w:pPr>
+            <w:r>
+              <w:rPr>
+                <w:rFonts w:ascii="Times New Roman" w:hAnsi="Times New Roman"/>
+                <w:b w:val="0"/>
+                <w:sz w:val="24"/>
+              </w:rPr>
+              <w:t>0,0000</w:t>
+            </w:r>
+          </w:p>
+        </w:tc>
+        <w:tc>
+          <w:tcPr>
+            <w:tcW w:type="dxa" w:w="1871"/>
+            <w:vAlign w:val="center"/>
+            <w:tcBorders>
+              <w:top w:val="single" w:sz="4" w:color="000000"/>
+              <w:left w:val="single" w:sz="4" w:color="000000"/>
+              <w:bottom w:val="single" w:sz="4" w:color="000000"/>
+              <w:right w:val="single" w:sz="4" w:color="000000"/>
+            </w:tcBorders>
+            <w:shd w:fill="FFFFFF"/>
+            <w:tcMar>
+              <w:top w:w="70" w:type="dxa"/>
+              <w:bottom w:w="70" w:type="dxa"/>
+              <w:left w:w="70" w:type="dxa"/>
+              <w:right w:w="70" w:type="dxa"/>
+            </w:tcMar>
+          </w:tcPr>
+          <w:p>
+            <w:pPr>
+              <w:keepNext/>
+              <w:spacing w:line="240" w:lineRule="auto" w:before="40" w:after="40"/>
+              <w:ind w:firstLine="0"/>
+              <w:jc w:val="center"/>
+            </w:pPr>
+            <w:r>
+              <w:rPr>
+                <w:rFonts w:ascii="Times New Roman" w:hAnsi="Times New Roman"/>
+                <w:b w:val="0"/>
+                <w:sz w:val="24"/>
+              </w:rPr>
+              <w:t>0,0000</w:t>
+            </w:r>
+          </w:p>
+        </w:tc>
+        <w:tc>
+          <w:tcPr>
+            <w:tcW w:type="dxa" w:w="2098"/>
+            <w:vAlign w:val="center"/>
+            <w:tcBorders>
+              <w:top w:val="single" w:sz="4" w:color="000000"/>
+              <w:left w:val="single" w:sz="4" w:color="000000"/>
+              <w:bottom w:val="single" w:sz="4" w:color="000000"/>
+              <w:right w:val="single" w:sz="4" w:color="000000"/>
+            </w:tcBorders>
+            <w:shd w:fill="FFFFFF"/>
+            <w:tcMar>
+              <w:top w:w="70" w:type="dxa"/>
+              <w:bottom w:w="70" w:type="dxa"/>
+              <w:left w:w="70" w:type="dxa"/>
+              <w:right w:w="70" w:type="dxa"/>
+            </w:tcMar>
+          </w:tcPr>
+          <w:p>
+            <w:pPr>
+              <w:keepNext/>
+              <w:spacing w:line="240" w:lineRule="auto" w:before="40" w:after="40"/>
+              <w:ind w:firstLine="0"/>
+              <w:jc w:val="center"/>
+            </w:pPr>
+            <w:r>
+              <w:rPr>
+                <w:rFonts w:ascii="Times New Roman" w:hAnsi="Times New Roman"/>
+                <w:b w:val="0"/>
+                <w:sz w:val="24"/>
+              </w:rPr>
+              <w:t>98,8 %</w:t>
             </w:r>
           </w:p>
         </w:tc>
@@ -3454,6 +4506,186 @@
           </w:tcPr>
           <w:p>
             <w:pPr>
+              <w:keepNext/>
+              <w:spacing w:line="240" w:lineRule="auto" w:before="40" w:after="40"/>
+              <w:ind w:firstLine="0"/>
+              <w:jc w:val="left"/>
+            </w:pPr>
+            <w:r>
+              <w:rPr>
+                <w:rFonts w:ascii="Times New Roman" w:hAnsi="Times New Roman"/>
+                <w:b w:val="0"/>
+                <w:sz w:val="24"/>
+              </w:rPr>
+              <w:t>Qwen3 VL 8B</w:t>
+            </w:r>
+          </w:p>
+        </w:tc>
+        <w:tc>
+          <w:tcPr>
+            <w:tcW w:type="dxa" w:w="1531"/>
+            <w:vAlign w:val="center"/>
+            <w:tcBorders>
+              <w:top w:val="single" w:sz="4" w:color="000000"/>
+              <w:left w:val="single" w:sz="4" w:color="000000"/>
+              <w:bottom w:val="single" w:sz="4" w:color="000000"/>
+              <w:right w:val="single" w:sz="4" w:color="000000"/>
+            </w:tcBorders>
+            <w:shd w:fill="FFFFFF"/>
+            <w:tcMar>
+              <w:top w:w="70" w:type="dxa"/>
+              <w:bottom w:w="70" w:type="dxa"/>
+              <w:left w:w="70" w:type="dxa"/>
+              <w:right w:w="70" w:type="dxa"/>
+            </w:tcMar>
+          </w:tcPr>
+          <w:p>
+            <w:pPr>
+              <w:keepNext/>
+              <w:spacing w:line="240" w:lineRule="auto" w:before="40" w:after="40"/>
+              <w:ind w:firstLine="0"/>
+              <w:jc w:val="center"/>
+            </w:pPr>
+            <w:r>
+              <w:rPr>
+                <w:rFonts w:ascii="Times New Roman" w:hAnsi="Times New Roman"/>
+                <w:b w:val="0"/>
+                <w:sz w:val="24"/>
+              </w:rPr>
+              <w:t>0,4639</w:t>
+            </w:r>
+          </w:p>
+        </w:tc>
+        <w:tc>
+          <w:tcPr>
+            <w:tcW w:type="dxa" w:w="1531"/>
+            <w:vAlign w:val="center"/>
+            <w:tcBorders>
+              <w:top w:val="single" w:sz="4" w:color="000000"/>
+              <w:left w:val="single" w:sz="4" w:color="000000"/>
+              <w:bottom w:val="single" w:sz="4" w:color="000000"/>
+              <w:right w:val="single" w:sz="4" w:color="000000"/>
+            </w:tcBorders>
+            <w:shd w:fill="FFFFFF"/>
+            <w:tcMar>
+              <w:top w:w="70" w:type="dxa"/>
+              <w:bottom w:w="70" w:type="dxa"/>
+              <w:left w:w="70" w:type="dxa"/>
+              <w:right w:w="70" w:type="dxa"/>
+            </w:tcMar>
+          </w:tcPr>
+          <w:p>
+            <w:pPr>
+              <w:keepNext/>
+              <w:spacing w:line="240" w:lineRule="auto" w:before="40" w:after="40"/>
+              <w:ind w:firstLine="0"/>
+              <w:jc w:val="center"/>
+            </w:pPr>
+            <w:r>
+              <w:rPr>
+                <w:rFonts w:ascii="Times New Roman" w:hAnsi="Times New Roman"/>
+                <w:b w:val="0"/>
+                <w:sz w:val="24"/>
+              </w:rPr>
+              <w:t>0,8665</w:t>
+            </w:r>
+          </w:p>
+        </w:tc>
+        <w:tc>
+          <w:tcPr>
+            <w:tcW w:type="dxa" w:w="1871"/>
+            <w:vAlign w:val="center"/>
+            <w:tcBorders>
+              <w:top w:val="single" w:sz="4" w:color="000000"/>
+              <w:left w:val="single" w:sz="4" w:color="000000"/>
+              <w:bottom w:val="single" w:sz="4" w:color="000000"/>
+              <w:right w:val="single" w:sz="4" w:color="000000"/>
+            </w:tcBorders>
+            <w:shd w:fill="FFFFFF"/>
+            <w:tcMar>
+              <w:top w:w="70" w:type="dxa"/>
+              <w:bottom w:w="70" w:type="dxa"/>
+              <w:left w:w="70" w:type="dxa"/>
+              <w:right w:w="70" w:type="dxa"/>
+            </w:tcMar>
+          </w:tcPr>
+          <w:p>
+            <w:pPr>
+              <w:keepNext/>
+              <w:spacing w:line="240" w:lineRule="auto" w:before="40" w:after="40"/>
+              <w:ind w:firstLine="0"/>
+              <w:jc w:val="center"/>
+            </w:pPr>
+            <w:r>
+              <w:rPr>
+                <w:rFonts w:ascii="Times New Roman" w:hAnsi="Times New Roman"/>
+                <w:b w:val="0"/>
+                <w:sz w:val="24"/>
+              </w:rPr>
+              <w:t>0,8750</w:t>
+            </w:r>
+          </w:p>
+        </w:tc>
+        <w:tc>
+          <w:tcPr>
+            <w:tcW w:type="dxa" w:w="2098"/>
+            <w:vAlign w:val="center"/>
+            <w:tcBorders>
+              <w:top w:val="single" w:sz="4" w:color="000000"/>
+              <w:left w:val="single" w:sz="4" w:color="000000"/>
+              <w:bottom w:val="single" w:sz="4" w:color="000000"/>
+              <w:right w:val="single" w:sz="4" w:color="000000"/>
+            </w:tcBorders>
+            <w:shd w:fill="FFFFFF"/>
+            <w:tcMar>
+              <w:top w:w="70" w:type="dxa"/>
+              <w:bottom w:w="70" w:type="dxa"/>
+              <w:left w:w="70" w:type="dxa"/>
+              <w:right w:w="70" w:type="dxa"/>
+            </w:tcMar>
+          </w:tcPr>
+          <w:p>
+            <w:pPr>
+              <w:keepNext/>
+              <w:spacing w:line="240" w:lineRule="auto" w:before="40" w:after="40"/>
+              <w:ind w:firstLine="0"/>
+              <w:jc w:val="center"/>
+            </w:pPr>
+            <w:r>
+              <w:rPr>
+                <w:rFonts w:ascii="Times New Roman" w:hAnsi="Times New Roman"/>
+                <w:b w:val="0"/>
+                <w:sz w:val="24"/>
+              </w:rPr>
+              <w:t>0,0 %</w:t>
+            </w:r>
+          </w:p>
+        </w:tc>
+      </w:tr>
+      <w:tr>
+        <w:trPr>
+          <w:cantSplit/>
+        </w:trPr>
+        <w:tc>
+          <w:tcPr>
+            <w:tcW w:type="dxa" w:w="2324"/>
+            <w:vAlign w:val="center"/>
+            <w:tcBorders>
+              <w:top w:val="single" w:sz="4" w:color="000000"/>
+              <w:left w:val="single" w:sz="4" w:color="000000"/>
+              <w:bottom w:val="single" w:sz="4" w:color="000000"/>
+              <w:right w:val="single" w:sz="4" w:color="000000"/>
+            </w:tcBorders>
+            <w:shd w:fill="FFFFFF"/>
+            <w:tcMar>
+              <w:top w:w="70" w:type="dxa"/>
+              <w:bottom w:w="70" w:type="dxa"/>
+              <w:left w:w="70" w:type="dxa"/>
+              <w:right w:w="70" w:type="dxa"/>
+            </w:tcMar>
+          </w:tcPr>
+          <w:p>
+            <w:pPr>
               <w:keepNext w:val="0"/>
               <w:spacing w:line="240" w:lineRule="auto" w:before="40" w:after="40"/>
               <w:ind w:firstLine="0"/>
@@ -3465,13 +4697,13 @@
                 <w:b w:val="0"/>
                 <w:sz w:val="24"/>
               </w:rPr>
-              <w:t>Qwen3 VL</w:t>
-            </w:r>
-          </w:p>
-        </w:tc>
-        <w:tc>
-          <w:tcPr>
-            <w:tcW w:type="dxa" w:w="1814"/>
+              <w:t>Qwen3 VL 32B</w:t>
+            </w:r>
+          </w:p>
+        </w:tc>
+        <w:tc>
+          <w:tcPr>
+            <w:tcW w:type="dxa" w:w="1531"/>
             <w:vAlign w:val="center"/>
             <w:tcBorders>
               <w:top w:val="single" w:sz="4" w:color="000000"/>
@@ -3500,13 +4732,13 @@
                 <w:b w:val="0"/>
                 <w:sz w:val="24"/>
               </w:rPr>
-              <w:t>four-shot</w:t>
-            </w:r>
-          </w:p>
-        </w:tc>
-        <w:tc>
-          <w:tcPr>
-            <w:tcW w:type="dxa" w:w="1701"/>
+              <w:t>0,5496</w:t>
+            </w:r>
+          </w:p>
+        </w:tc>
+        <w:tc>
+          <w:tcPr>
+            <w:tcW w:type="dxa" w:w="1531"/>
             <w:vAlign w:val="center"/>
             <w:tcBorders>
               <w:top w:val="single" w:sz="4" w:color="000000"/>
@@ -3535,13 +4767,13 @@
                 <w:b w:val="0"/>
                 <w:sz w:val="24"/>
               </w:rPr>
-              <w:t>0,8375</w:t>
-            </w:r>
-          </w:p>
-        </w:tc>
-        <w:tc>
-          <w:tcPr>
-            <w:tcW w:type="dxa" w:w="1701"/>
+              <w:t>0,7665</w:t>
+            </w:r>
+          </w:p>
+        </w:tc>
+        <w:tc>
+          <w:tcPr>
+            <w:tcW w:type="dxa" w:w="1871"/>
             <w:vAlign w:val="center"/>
             <w:tcBorders>
               <w:top w:val="single" w:sz="4" w:color="000000"/>
@@ -3570,13 +4802,13 @@
                 <w:b w:val="0"/>
                 <w:sz w:val="24"/>
               </w:rPr>
-              <w:t>0,8270</w:t>
-            </w:r>
-          </w:p>
-        </w:tc>
-        <w:tc>
-          <w:tcPr>
-            <w:tcW w:type="dxa" w:w="1814"/>
+              <w:t>0,7875</w:t>
+            </w:r>
+          </w:p>
+        </w:tc>
+        <w:tc>
+          <w:tcPr>
+            <w:tcW w:type="dxa" w:w="2098"/>
             <w:vAlign w:val="center"/>
             <w:tcBorders>
               <w:top w:val="single" w:sz="4" w:color="000000"/>
@@ -3605,7 +4837,7 @@
                 <w:b w:val="0"/>
                 <w:sz w:val="24"/>
               </w:rPr>
-              <w:t>5,0 %</w:t>
+              <w:t>0,0 %</w:t>
             </w:r>
           </w:p>
         </w:tc>
@@ -3613,31 +4845,28 @@
     </w:tbl>
     <w:p>
       <w:pPr>
-        <w:spacing w:line="240" w:lineRule="auto" w:after="60"/>
+        <w:pStyle w:val="Spacer"/>
       </w:pPr>
       <w:r>
-        <w:rPr>
-          <w:sz w:val="2"/>
-        </w:rPr>
         <w:t xml:space="preserve"> </w:t>
       </w:r>
     </w:p>
     <w:p>
       <w:pPr/>
       <w:r>
-        <w:t>Лучший результат показала GPT-4.1 mini: Macro-F1 составила 0,8987, доля правильных ответов 90,0 %. Qwen3 VL заняла второе место с Macro-F1 0,8270. Mistral Small чаще принимала дефектные изображения за нормальные.</w:t>
+        <w:t>Лучшей выбрана GPT-4.1 mini: Macro-F1 0,8987, accuracy 90,0 %. Среднее изменение Macro-F1 от четырех примеров равно 0,1845; H1 выполнена.</w:t>
       </w:r>
     </w:p>
     <w:p>
       <w:pPr/>
       <w:r>
-        <w:t>Средний прирост Macro-F1 от добавления примеров составил 0,2229. По отдельным моделям прирост равен: Mistral Small 0,2658, GPT-4.1 mini 0,0766, Qwen3 VL 0,3264. H1 подтверждается точечными оценками этого запуска.</w:t>
+        <w:t>Nova Lite нарушает формат JSON из-за Markdown. После удаления обертки диагностическая Macro-F1: zero-shot: 0,4625, four-shot: 0,6134. Эти диагностические оценки не используются для выбора модели.</w:t>
       </w:r>
     </w:p>
     <w:p>
       <w:pPr/>
       <w:r>
-        <w:t>Расходы и время ответа приведены в таблице 4. Стоимость четырех примеров оплачивается в каждом запросе, поэтому few-shot дороже zero-shot.</w:t>
+        <w:t>В таблице 5 показана стоимость обоих режимов и задержка four-shot.</w:t>
       </w:r>
     </w:p>
     <w:p>
@@ -3645,7 +4874,7 @@
         <w:pStyle w:val="TableCaption"/>
       </w:pPr>
       <w:r>
-        <w:t>Таблица 4 - Стоимость и время запросов</w:t>
+        <w:t>Таблица 5 - Стоимость и время запросов</w:t>
       </w:r>
     </w:p>
     <w:tbl>
@@ -3657,10 +4886,10 @@
       </w:tblPr>
       <w:tblGrid>
         <w:gridCol w:w="2324"/>
-        <w:gridCol w:w="1814"/>
-        <w:gridCol w:w="1701"/>
-        <w:gridCol w:w="1701"/>
-        <w:gridCol w:w="1814"/>
+        <w:gridCol w:w="1871"/>
+        <w:gridCol w:w="1871"/>
+        <w:gridCol w:w="1644"/>
+        <w:gridCol w:w="1644"/>
       </w:tblGrid>
       <w:tr>
         <w:trPr>
@@ -3704,77 +4933,77 @@
         </w:tc>
         <w:tc>
           <w:tcPr>
-            <w:tcW w:type="dxa" w:w="1814"/>
-            <w:vAlign w:val="center"/>
-            <w:tcBorders>
-              <w:top w:val="single" w:sz="4" w:color="000000"/>
-              <w:left w:val="single" w:sz="4" w:color="000000"/>
-              <w:bottom w:val="single" w:sz="4" w:color="000000"/>
-              <w:right w:val="single" w:sz="4" w:color="000000"/>
-            </w:tcBorders>
-            <w:shd w:fill="FFFFFF"/>
-            <w:tcMar>
-              <w:top w:w="70" w:type="dxa"/>
-              <w:bottom w:w="70" w:type="dxa"/>
-              <w:left w:w="70" w:type="dxa"/>
-              <w:right w:w="70" w:type="dxa"/>
-            </w:tcMar>
-          </w:tcPr>
-          <w:p>
-            <w:pPr>
-              <w:keepNext/>
-              <w:spacing w:line="240" w:lineRule="auto" w:before="40" w:after="40"/>
-              <w:ind w:firstLine="0"/>
-              <w:jc w:val="center"/>
-            </w:pPr>
-            <w:r>
-              <w:rPr>
-                <w:rFonts w:ascii="Times New Roman" w:hAnsi="Times New Roman"/>
-                <w:b w:val="0"/>
-                <w:sz w:val="24"/>
-              </w:rPr>
-              <w:t>Режим</w:t>
-            </w:r>
-          </w:p>
-        </w:tc>
-        <w:tc>
-          <w:tcPr>
-            <w:tcW w:type="dxa" w:w="1701"/>
-            <w:vAlign w:val="center"/>
-            <w:tcBorders>
-              <w:top w:val="single" w:sz="4" w:color="000000"/>
-              <w:left w:val="single" w:sz="4" w:color="000000"/>
-              <w:bottom w:val="single" w:sz="4" w:color="000000"/>
-              <w:right w:val="single" w:sz="4" w:color="000000"/>
-            </w:tcBorders>
-            <w:shd w:fill="FFFFFF"/>
-            <w:tcMar>
-              <w:top w:w="70" w:type="dxa"/>
-              <w:bottom w:w="70" w:type="dxa"/>
-              <w:left w:w="70" w:type="dxa"/>
-              <w:right w:w="70" w:type="dxa"/>
-            </w:tcMar>
-          </w:tcPr>
-          <w:p>
-            <w:pPr>
-              <w:keepNext/>
-              <w:spacing w:line="240" w:lineRule="auto" w:before="40" w:after="40"/>
-              <w:ind w:firstLine="0"/>
-              <w:jc w:val="center"/>
-            </w:pPr>
-            <w:r>
-              <w:rPr>
-                <w:rFonts w:ascii="Times New Roman" w:hAnsi="Times New Roman"/>
-                <w:b w:val="0"/>
-                <w:sz w:val="24"/>
-              </w:rPr>
-              <w:t>USD / 1000</w:t>
-            </w:r>
-          </w:p>
-        </w:tc>
-        <w:tc>
-          <w:tcPr>
-            <w:tcW w:type="dxa" w:w="1701"/>
+            <w:tcW w:type="dxa" w:w="1871"/>
+            <w:vAlign w:val="center"/>
+            <w:tcBorders>
+              <w:top w:val="single" w:sz="4" w:color="000000"/>
+              <w:left w:val="single" w:sz="4" w:color="000000"/>
+              <w:bottom w:val="single" w:sz="4" w:color="000000"/>
+              <w:right w:val="single" w:sz="4" w:color="000000"/>
+            </w:tcBorders>
+            <w:shd w:fill="FFFFFF"/>
+            <w:tcMar>
+              <w:top w:w="70" w:type="dxa"/>
+              <w:bottom w:w="70" w:type="dxa"/>
+              <w:left w:w="70" w:type="dxa"/>
+              <w:right w:w="70" w:type="dxa"/>
+            </w:tcMar>
+          </w:tcPr>
+          <w:p>
+            <w:pPr>
+              <w:keepNext/>
+              <w:spacing w:line="240" w:lineRule="auto" w:before="40" w:after="40"/>
+              <w:ind w:firstLine="0"/>
+              <w:jc w:val="center"/>
+            </w:pPr>
+            <w:r>
+              <w:rPr>
+                <w:rFonts w:ascii="Times New Roman" w:hAnsi="Times New Roman"/>
+                <w:b w:val="0"/>
+                <w:sz w:val="24"/>
+              </w:rPr>
+              <w:t>USD / 1000 zero</w:t>
+            </w:r>
+          </w:p>
+        </w:tc>
+        <w:tc>
+          <w:tcPr>
+            <w:tcW w:type="dxa" w:w="1871"/>
+            <w:vAlign w:val="center"/>
+            <w:tcBorders>
+              <w:top w:val="single" w:sz="4" w:color="000000"/>
+              <w:left w:val="single" w:sz="4" w:color="000000"/>
+              <w:bottom w:val="single" w:sz="4" w:color="000000"/>
+              <w:right w:val="single" w:sz="4" w:color="000000"/>
+            </w:tcBorders>
+            <w:shd w:fill="FFFFFF"/>
+            <w:tcMar>
+              <w:top w:w="70" w:type="dxa"/>
+              <w:bottom w:w="70" w:type="dxa"/>
+              <w:left w:w="70" w:type="dxa"/>
+              <w:right w:w="70" w:type="dxa"/>
+            </w:tcMar>
+          </w:tcPr>
+          <w:p>
+            <w:pPr>
+              <w:keepNext/>
+              <w:spacing w:line="240" w:lineRule="auto" w:before="40" w:after="40"/>
+              <w:ind w:firstLine="0"/>
+              <w:jc w:val="center"/>
+            </w:pPr>
+            <w:r>
+              <w:rPr>
+                <w:rFonts w:ascii="Times New Roman" w:hAnsi="Times New Roman"/>
+                <w:b w:val="0"/>
+                <w:sz w:val="24"/>
+              </w:rPr>
+              <w:t>USD / 1000 four</w:t>
+            </w:r>
+          </w:p>
+        </w:tc>
+        <w:tc>
+          <w:tcPr>
+            <w:tcW w:type="dxa" w:w="1644"/>
             <w:vAlign w:val="center"/>
             <w:tcBorders>
               <w:top w:val="single" w:sz="4" w:color="000000"/>
@@ -3809,7 +5038,7 @@
         </w:tc>
         <w:tc>
           <w:tcPr>
-            <w:tcW w:type="dxa" w:w="1814"/>
+            <w:tcW w:type="dxa" w:w="1644"/>
             <w:vAlign w:val="center"/>
             <w:tcBorders>
               <w:top w:val="single" w:sz="4" w:color="000000"/>
@@ -3884,42 +5113,7 @@
         </w:tc>
         <w:tc>
           <w:tcPr>
-            <w:tcW w:type="dxa" w:w="1814"/>
-            <w:vAlign w:val="center"/>
-            <w:tcBorders>
-              <w:top w:val="single" w:sz="4" w:color="000000"/>
-              <w:left w:val="single" w:sz="4" w:color="000000"/>
-              <w:bottom w:val="single" w:sz="4" w:color="000000"/>
-              <w:right w:val="single" w:sz="4" w:color="000000"/>
-            </w:tcBorders>
-            <w:shd w:fill="FFFFFF"/>
-            <w:tcMar>
-              <w:top w:w="70" w:type="dxa"/>
-              <w:bottom w:w="70" w:type="dxa"/>
-              <w:left w:w="70" w:type="dxa"/>
-              <w:right w:w="70" w:type="dxa"/>
-            </w:tcMar>
-          </w:tcPr>
-          <w:p>
-            <w:pPr>
-              <w:keepNext/>
-              <w:spacing w:line="240" w:lineRule="auto" w:before="40" w:after="40"/>
-              <w:ind w:firstLine="0"/>
-              <w:jc w:val="center"/>
-            </w:pPr>
-            <w:r>
-              <w:rPr>
-                <w:rFonts w:ascii="Times New Roman" w:hAnsi="Times New Roman"/>
-                <w:b w:val="0"/>
-                <w:sz w:val="24"/>
-              </w:rPr>
-              <w:t>zero-shot</w:t>
-            </w:r>
-          </w:p>
-        </w:tc>
-        <w:tc>
-          <w:tcPr>
-            <w:tcW w:type="dxa" w:w="1701"/>
+            <w:tcW w:type="dxa" w:w="1871"/>
             <w:vAlign w:val="center"/>
             <w:tcBorders>
               <w:top w:val="single" w:sz="4" w:color="000000"/>
@@ -3954,71 +5148,106 @@
         </w:tc>
         <w:tc>
           <w:tcPr>
-            <w:tcW w:type="dxa" w:w="1701"/>
-            <w:vAlign w:val="center"/>
-            <w:tcBorders>
-              <w:top w:val="single" w:sz="4" w:color="000000"/>
-              <w:left w:val="single" w:sz="4" w:color="000000"/>
-              <w:bottom w:val="single" w:sz="4" w:color="000000"/>
-              <w:right w:val="single" w:sz="4" w:color="000000"/>
-            </w:tcBorders>
-            <w:shd w:fill="FFFFFF"/>
-            <w:tcMar>
-              <w:top w:w="70" w:type="dxa"/>
-              <w:bottom w:w="70" w:type="dxa"/>
-              <w:left w:w="70" w:type="dxa"/>
-              <w:right w:w="70" w:type="dxa"/>
-            </w:tcMar>
-          </w:tcPr>
-          <w:p>
-            <w:pPr>
-              <w:keepNext/>
-              <w:spacing w:line="240" w:lineRule="auto" w:before="40" w:after="40"/>
-              <w:ind w:firstLine="0"/>
-              <w:jc w:val="center"/>
-            </w:pPr>
-            <w:r>
-              <w:rPr>
-                <w:rFonts w:ascii="Times New Roman" w:hAnsi="Times New Roman"/>
-                <w:b w:val="0"/>
-                <w:sz w:val="24"/>
-              </w:rPr>
-              <w:t>1,7194</w:t>
-            </w:r>
-          </w:p>
-        </w:tc>
-        <w:tc>
-          <w:tcPr>
-            <w:tcW w:type="dxa" w:w="1814"/>
-            <w:vAlign w:val="center"/>
-            <w:tcBorders>
-              <w:top w:val="single" w:sz="4" w:color="000000"/>
-              <w:left w:val="single" w:sz="4" w:color="000000"/>
-              <w:bottom w:val="single" w:sz="4" w:color="000000"/>
-              <w:right w:val="single" w:sz="4" w:color="000000"/>
-            </w:tcBorders>
-            <w:shd w:fill="FFFFFF"/>
-            <w:tcMar>
-              <w:top w:w="70" w:type="dxa"/>
-              <w:bottom w:w="70" w:type="dxa"/>
-              <w:left w:w="70" w:type="dxa"/>
-              <w:right w:w="70" w:type="dxa"/>
-            </w:tcMar>
-          </w:tcPr>
-          <w:p>
-            <w:pPr>
-              <w:keepNext/>
-              <w:spacing w:line="240" w:lineRule="auto" w:before="40" w:after="40"/>
-              <w:ind w:firstLine="0"/>
-              <w:jc w:val="center"/>
-            </w:pPr>
-            <w:r>
-              <w:rPr>
-                <w:rFonts w:ascii="Times New Roman" w:hAnsi="Times New Roman"/>
-                <w:b w:val="0"/>
-                <w:sz w:val="24"/>
-              </w:rPr>
-              <w:t>2,8439</w:t>
+            <w:tcW w:type="dxa" w:w="1871"/>
+            <w:vAlign w:val="center"/>
+            <w:tcBorders>
+              <w:top w:val="single" w:sz="4" w:color="000000"/>
+              <w:left w:val="single" w:sz="4" w:color="000000"/>
+              <w:bottom w:val="single" w:sz="4" w:color="000000"/>
+              <w:right w:val="single" w:sz="4" w:color="000000"/>
+            </w:tcBorders>
+            <w:shd w:fill="FFFFFF"/>
+            <w:tcMar>
+              <w:top w:w="70" w:type="dxa"/>
+              <w:bottom w:w="70" w:type="dxa"/>
+              <w:left w:w="70" w:type="dxa"/>
+              <w:right w:w="70" w:type="dxa"/>
+            </w:tcMar>
+          </w:tcPr>
+          <w:p>
+            <w:pPr>
+              <w:keepNext/>
+              <w:spacing w:line="240" w:lineRule="auto" w:before="40" w:after="40"/>
+              <w:ind w:firstLine="0"/>
+              <w:jc w:val="center"/>
+            </w:pPr>
+            <w:r>
+              <w:rPr>
+                <w:rFonts w:ascii="Times New Roman" w:hAnsi="Times New Roman"/>
+                <w:b w:val="0"/>
+                <w:sz w:val="24"/>
+              </w:rPr>
+              <w:t>0,0466</w:t>
+            </w:r>
+          </w:p>
+        </w:tc>
+        <w:tc>
+          <w:tcPr>
+            <w:tcW w:type="dxa" w:w="1644"/>
+            <w:vAlign w:val="center"/>
+            <w:tcBorders>
+              <w:top w:val="single" w:sz="4" w:color="000000"/>
+              <w:left w:val="single" w:sz="4" w:color="000000"/>
+              <w:bottom w:val="single" w:sz="4" w:color="000000"/>
+              <w:right w:val="single" w:sz="4" w:color="000000"/>
+            </w:tcBorders>
+            <w:shd w:fill="FFFFFF"/>
+            <w:tcMar>
+              <w:top w:w="70" w:type="dxa"/>
+              <w:bottom w:w="70" w:type="dxa"/>
+              <w:left w:w="70" w:type="dxa"/>
+              <w:right w:w="70" w:type="dxa"/>
+            </w:tcMar>
+          </w:tcPr>
+          <w:p>
+            <w:pPr>
+              <w:keepNext/>
+              <w:spacing w:line="240" w:lineRule="auto" w:before="40" w:after="40"/>
+              <w:ind w:firstLine="0"/>
+              <w:jc w:val="center"/>
+            </w:pPr>
+            <w:r>
+              <w:rPr>
+                <w:rFonts w:ascii="Times New Roman" w:hAnsi="Times New Roman"/>
+                <w:b w:val="0"/>
+                <w:sz w:val="24"/>
+              </w:rPr>
+              <w:t>2,6366</w:t>
+            </w:r>
+          </w:p>
+        </w:tc>
+        <w:tc>
+          <w:tcPr>
+            <w:tcW w:type="dxa" w:w="1644"/>
+            <w:vAlign w:val="center"/>
+            <w:tcBorders>
+              <w:top w:val="single" w:sz="4" w:color="000000"/>
+              <w:left w:val="single" w:sz="4" w:color="000000"/>
+              <w:bottom w:val="single" w:sz="4" w:color="000000"/>
+              <w:right w:val="single" w:sz="4" w:color="000000"/>
+            </w:tcBorders>
+            <w:shd w:fill="FFFFFF"/>
+            <w:tcMar>
+              <w:top w:w="70" w:type="dxa"/>
+              <w:bottom w:w="70" w:type="dxa"/>
+              <w:left w:w="70" w:type="dxa"/>
+              <w:right w:w="70" w:type="dxa"/>
+            </w:tcMar>
+          </w:tcPr>
+          <w:p>
+            <w:pPr>
+              <w:keepNext/>
+              <w:spacing w:line="240" w:lineRule="auto" w:before="40" w:after="40"/>
+              <w:ind w:firstLine="0"/>
+              <w:jc w:val="center"/>
+            </w:pPr>
+            <w:r>
+              <w:rPr>
+                <w:rFonts w:ascii="Times New Roman" w:hAnsi="Times New Roman"/>
+                <w:b w:val="0"/>
+                <w:sz w:val="24"/>
+              </w:rPr>
+              <w:t>4,9880</w:t>
             </w:r>
           </w:p>
         </w:tc>
@@ -4058,147 +5287,147 @@
                 <w:b w:val="0"/>
                 <w:sz w:val="24"/>
               </w:rPr>
-              <w:t>Mistral Small</w:t>
-            </w:r>
-          </w:p>
-        </w:tc>
-        <w:tc>
-          <w:tcPr>
-            <w:tcW w:type="dxa" w:w="1814"/>
-            <w:vAlign w:val="center"/>
-            <w:tcBorders>
-              <w:top w:val="single" w:sz="4" w:color="000000"/>
-              <w:left w:val="single" w:sz="4" w:color="000000"/>
-              <w:bottom w:val="single" w:sz="4" w:color="000000"/>
-              <w:right w:val="single" w:sz="4" w:color="000000"/>
-            </w:tcBorders>
-            <w:shd w:fill="FFFFFF"/>
-            <w:tcMar>
-              <w:top w:w="70" w:type="dxa"/>
-              <w:bottom w:w="70" w:type="dxa"/>
-              <w:left w:w="70" w:type="dxa"/>
-              <w:right w:w="70" w:type="dxa"/>
-            </w:tcMar>
-          </w:tcPr>
-          <w:p>
-            <w:pPr>
-              <w:keepNext/>
-              <w:spacing w:line="240" w:lineRule="auto" w:before="40" w:after="40"/>
-              <w:ind w:firstLine="0"/>
-              <w:jc w:val="center"/>
-            </w:pPr>
-            <w:r>
-              <w:rPr>
-                <w:rFonts w:ascii="Times New Roman" w:hAnsi="Times New Roman"/>
-                <w:b w:val="0"/>
-                <w:sz w:val="24"/>
-              </w:rPr>
-              <w:t>four-shot</w:t>
-            </w:r>
-          </w:p>
-        </w:tc>
-        <w:tc>
-          <w:tcPr>
-            <w:tcW w:type="dxa" w:w="1701"/>
-            <w:vAlign w:val="center"/>
-            <w:tcBorders>
-              <w:top w:val="single" w:sz="4" w:color="000000"/>
-              <w:left w:val="single" w:sz="4" w:color="000000"/>
-              <w:bottom w:val="single" w:sz="4" w:color="000000"/>
-              <w:right w:val="single" w:sz="4" w:color="000000"/>
-            </w:tcBorders>
-            <w:shd w:fill="FFFFFF"/>
-            <w:tcMar>
-              <w:top w:w="70" w:type="dxa"/>
-              <w:bottom w:w="70" w:type="dxa"/>
-              <w:left w:w="70" w:type="dxa"/>
-              <w:right w:w="70" w:type="dxa"/>
-            </w:tcMar>
-          </w:tcPr>
-          <w:p>
-            <w:pPr>
-              <w:keepNext/>
-              <w:spacing w:line="240" w:lineRule="auto" w:before="40" w:after="40"/>
-              <w:ind w:firstLine="0"/>
-              <w:jc w:val="center"/>
-            </w:pPr>
-            <w:r>
-              <w:rPr>
-                <w:rFonts w:ascii="Times New Roman" w:hAnsi="Times New Roman"/>
-                <w:b w:val="0"/>
-                <w:sz w:val="24"/>
-              </w:rPr>
-              <w:t>0,0466</w:t>
-            </w:r>
-          </w:p>
-        </w:tc>
-        <w:tc>
-          <w:tcPr>
-            <w:tcW w:type="dxa" w:w="1701"/>
-            <w:vAlign w:val="center"/>
-            <w:tcBorders>
-              <w:top w:val="single" w:sz="4" w:color="000000"/>
-              <w:left w:val="single" w:sz="4" w:color="000000"/>
-              <w:bottom w:val="single" w:sz="4" w:color="000000"/>
-              <w:right w:val="single" w:sz="4" w:color="000000"/>
-            </w:tcBorders>
-            <w:shd w:fill="FFFFFF"/>
-            <w:tcMar>
-              <w:top w:w="70" w:type="dxa"/>
-              <w:bottom w:w="70" w:type="dxa"/>
-              <w:left w:w="70" w:type="dxa"/>
-              <w:right w:w="70" w:type="dxa"/>
-            </w:tcMar>
-          </w:tcPr>
-          <w:p>
-            <w:pPr>
-              <w:keepNext/>
-              <w:spacing w:line="240" w:lineRule="auto" w:before="40" w:after="40"/>
-              <w:ind w:firstLine="0"/>
-              <w:jc w:val="center"/>
-            </w:pPr>
-            <w:r>
-              <w:rPr>
-                <w:rFonts w:ascii="Times New Roman" w:hAnsi="Times New Roman"/>
-                <w:b w:val="0"/>
-                <w:sz w:val="24"/>
-              </w:rPr>
-              <w:t>2,6366</w:t>
-            </w:r>
-          </w:p>
-        </w:tc>
-        <w:tc>
-          <w:tcPr>
-            <w:tcW w:type="dxa" w:w="1814"/>
-            <w:vAlign w:val="center"/>
-            <w:tcBorders>
-              <w:top w:val="single" w:sz="4" w:color="000000"/>
-              <w:left w:val="single" w:sz="4" w:color="000000"/>
-              <w:bottom w:val="single" w:sz="4" w:color="000000"/>
-              <w:right w:val="single" w:sz="4" w:color="000000"/>
-            </w:tcBorders>
-            <w:shd w:fill="FFFFFF"/>
-            <w:tcMar>
-              <w:top w:w="70" w:type="dxa"/>
-              <w:bottom w:w="70" w:type="dxa"/>
-              <w:left w:w="70" w:type="dxa"/>
-              <w:right w:w="70" w:type="dxa"/>
-            </w:tcMar>
-          </w:tcPr>
-          <w:p>
-            <w:pPr>
-              <w:keepNext/>
-              <w:spacing w:line="240" w:lineRule="auto" w:before="40" w:after="40"/>
-              <w:ind w:firstLine="0"/>
-              <w:jc w:val="center"/>
-            </w:pPr>
-            <w:r>
-              <w:rPr>
-                <w:rFonts w:ascii="Times New Roman" w:hAnsi="Times New Roman"/>
-                <w:b w:val="0"/>
-                <w:sz w:val="24"/>
-              </w:rPr>
-              <w:t>4,9880</w:t>
+              <w:t>GPT-4.1 mini</w:t>
+            </w:r>
+          </w:p>
+        </w:tc>
+        <w:tc>
+          <w:tcPr>
+            <w:tcW w:type="dxa" w:w="1871"/>
+            <w:vAlign w:val="center"/>
+            <w:tcBorders>
+              <w:top w:val="single" w:sz="4" w:color="000000"/>
+              <w:left w:val="single" w:sz="4" w:color="000000"/>
+              <w:bottom w:val="single" w:sz="4" w:color="000000"/>
+              <w:right w:val="single" w:sz="4" w:color="000000"/>
+            </w:tcBorders>
+            <w:shd w:fill="FFFFFF"/>
+            <w:tcMar>
+              <w:top w:w="70" w:type="dxa"/>
+              <w:bottom w:w="70" w:type="dxa"/>
+              <w:left w:w="70" w:type="dxa"/>
+              <w:right w:w="70" w:type="dxa"/>
+            </w:tcMar>
+          </w:tcPr>
+          <w:p>
+            <w:pPr>
+              <w:keepNext/>
+              <w:spacing w:line="240" w:lineRule="auto" w:before="40" w:after="40"/>
+              <w:ind w:firstLine="0"/>
+              <w:jc w:val="center"/>
+            </w:pPr>
+            <w:r>
+              <w:rPr>
+                <w:rFonts w:ascii="Times New Roman" w:hAnsi="Times New Roman"/>
+                <w:b w:val="0"/>
+                <w:sz w:val="24"/>
+              </w:rPr>
+              <w:t>0,1068</w:t>
+            </w:r>
+          </w:p>
+        </w:tc>
+        <w:tc>
+          <w:tcPr>
+            <w:tcW w:type="dxa" w:w="1871"/>
+            <w:vAlign w:val="center"/>
+            <w:tcBorders>
+              <w:top w:val="single" w:sz="4" w:color="000000"/>
+              <w:left w:val="single" w:sz="4" w:color="000000"/>
+              <w:bottom w:val="single" w:sz="4" w:color="000000"/>
+              <w:right w:val="single" w:sz="4" w:color="000000"/>
+            </w:tcBorders>
+            <w:shd w:fill="FFFFFF"/>
+            <w:tcMar>
+              <w:top w:w="70" w:type="dxa"/>
+              <w:bottom w:w="70" w:type="dxa"/>
+              <w:left w:w="70" w:type="dxa"/>
+              <w:right w:w="70" w:type="dxa"/>
+            </w:tcMar>
+          </w:tcPr>
+          <w:p>
+            <w:pPr>
+              <w:keepNext/>
+              <w:spacing w:line="240" w:lineRule="auto" w:before="40" w:after="40"/>
+              <w:ind w:firstLine="0"/>
+              <w:jc w:val="center"/>
+            </w:pPr>
+            <w:r>
+              <w:rPr>
+                <w:rFonts w:ascii="Times New Roman" w:hAnsi="Times New Roman"/>
+                <w:b w:val="0"/>
+                <w:sz w:val="24"/>
+              </w:rPr>
+              <w:t>0,2828</w:t>
+            </w:r>
+          </w:p>
+        </w:tc>
+        <w:tc>
+          <w:tcPr>
+            <w:tcW w:type="dxa" w:w="1644"/>
+            <w:vAlign w:val="center"/>
+            <w:tcBorders>
+              <w:top w:val="single" w:sz="4" w:color="000000"/>
+              <w:left w:val="single" w:sz="4" w:color="000000"/>
+              <w:bottom w:val="single" w:sz="4" w:color="000000"/>
+              <w:right w:val="single" w:sz="4" w:color="000000"/>
+            </w:tcBorders>
+            <w:shd w:fill="FFFFFF"/>
+            <w:tcMar>
+              <w:top w:w="70" w:type="dxa"/>
+              <w:bottom w:w="70" w:type="dxa"/>
+              <w:left w:w="70" w:type="dxa"/>
+              <w:right w:w="70" w:type="dxa"/>
+            </w:tcMar>
+          </w:tcPr>
+          <w:p>
+            <w:pPr>
+              <w:keepNext/>
+              <w:spacing w:line="240" w:lineRule="auto" w:before="40" w:after="40"/>
+              <w:ind w:firstLine="0"/>
+              <w:jc w:val="center"/>
+            </w:pPr>
+            <w:r>
+              <w:rPr>
+                <w:rFonts w:ascii="Times New Roman" w:hAnsi="Times New Roman"/>
+                <w:b w:val="0"/>
+                <w:sz w:val="24"/>
+              </w:rPr>
+              <w:t>2,7317</w:t>
+            </w:r>
+          </w:p>
+        </w:tc>
+        <w:tc>
+          <w:tcPr>
+            <w:tcW w:type="dxa" w:w="1644"/>
+            <w:vAlign w:val="center"/>
+            <w:tcBorders>
+              <w:top w:val="single" w:sz="4" w:color="000000"/>
+              <w:left w:val="single" w:sz="4" w:color="000000"/>
+              <w:bottom w:val="single" w:sz="4" w:color="000000"/>
+              <w:right w:val="single" w:sz="4" w:color="000000"/>
+            </w:tcBorders>
+            <w:shd w:fill="FFFFFF"/>
+            <w:tcMar>
+              <w:top w:w="70" w:type="dxa"/>
+              <w:bottom w:w="70" w:type="dxa"/>
+              <w:left w:w="70" w:type="dxa"/>
+              <w:right w:w="70" w:type="dxa"/>
+            </w:tcMar>
+          </w:tcPr>
+          <w:p>
+            <w:pPr>
+              <w:keepNext/>
+              <w:spacing w:line="240" w:lineRule="auto" w:before="40" w:after="40"/>
+              <w:ind w:firstLine="0"/>
+              <w:jc w:val="center"/>
+            </w:pPr>
+            <w:r>
+              <w:rPr>
+                <w:rFonts w:ascii="Times New Roman" w:hAnsi="Times New Roman"/>
+                <w:b w:val="0"/>
+                <w:sz w:val="24"/>
+              </w:rPr>
+              <w:t>5,3452</w:t>
             </w:r>
           </w:p>
         </w:tc>
@@ -4238,147 +5467,147 @@
                 <w:b w:val="0"/>
                 <w:sz w:val="24"/>
               </w:rPr>
-              <w:t>GPT-4.1 mini</w:t>
-            </w:r>
-          </w:p>
-        </w:tc>
-        <w:tc>
-          <w:tcPr>
-            <w:tcW w:type="dxa" w:w="1814"/>
-            <w:vAlign w:val="center"/>
-            <w:tcBorders>
-              <w:top w:val="single" w:sz="4" w:color="000000"/>
-              <w:left w:val="single" w:sz="4" w:color="000000"/>
-              <w:bottom w:val="single" w:sz="4" w:color="000000"/>
-              <w:right w:val="single" w:sz="4" w:color="000000"/>
-            </w:tcBorders>
-            <w:shd w:fill="FFFFFF"/>
-            <w:tcMar>
-              <w:top w:w="70" w:type="dxa"/>
-              <w:bottom w:w="70" w:type="dxa"/>
-              <w:left w:w="70" w:type="dxa"/>
-              <w:right w:w="70" w:type="dxa"/>
-            </w:tcMar>
-          </w:tcPr>
-          <w:p>
-            <w:pPr>
-              <w:keepNext/>
-              <w:spacing w:line="240" w:lineRule="auto" w:before="40" w:after="40"/>
-              <w:ind w:firstLine="0"/>
-              <w:jc w:val="center"/>
-            </w:pPr>
-            <w:r>
-              <w:rPr>
-                <w:rFonts w:ascii="Times New Roman" w:hAnsi="Times New Roman"/>
-                <w:b w:val="0"/>
-                <w:sz w:val="24"/>
-              </w:rPr>
-              <w:t>zero-shot</w:t>
-            </w:r>
-          </w:p>
-        </w:tc>
-        <w:tc>
-          <w:tcPr>
-            <w:tcW w:type="dxa" w:w="1701"/>
-            <w:vAlign w:val="center"/>
-            <w:tcBorders>
-              <w:top w:val="single" w:sz="4" w:color="000000"/>
-              <w:left w:val="single" w:sz="4" w:color="000000"/>
-              <w:bottom w:val="single" w:sz="4" w:color="000000"/>
-              <w:right w:val="single" w:sz="4" w:color="000000"/>
-            </w:tcBorders>
-            <w:shd w:fill="FFFFFF"/>
-            <w:tcMar>
-              <w:top w:w="70" w:type="dxa"/>
-              <w:bottom w:w="70" w:type="dxa"/>
-              <w:left w:w="70" w:type="dxa"/>
-              <w:right w:w="70" w:type="dxa"/>
-            </w:tcMar>
-          </w:tcPr>
-          <w:p>
-            <w:pPr>
-              <w:keepNext/>
-              <w:spacing w:line="240" w:lineRule="auto" w:before="40" w:after="40"/>
-              <w:ind w:firstLine="0"/>
-              <w:jc w:val="center"/>
-            </w:pPr>
-            <w:r>
-              <w:rPr>
-                <w:rFonts w:ascii="Times New Roman" w:hAnsi="Times New Roman"/>
-                <w:b w:val="0"/>
-                <w:sz w:val="24"/>
-              </w:rPr>
-              <w:t>0,1068</w:t>
-            </w:r>
-          </w:p>
-        </w:tc>
-        <w:tc>
-          <w:tcPr>
-            <w:tcW w:type="dxa" w:w="1701"/>
-            <w:vAlign w:val="center"/>
-            <w:tcBorders>
-              <w:top w:val="single" w:sz="4" w:color="000000"/>
-              <w:left w:val="single" w:sz="4" w:color="000000"/>
-              <w:bottom w:val="single" w:sz="4" w:color="000000"/>
-              <w:right w:val="single" w:sz="4" w:color="000000"/>
-            </w:tcBorders>
-            <w:shd w:fill="FFFFFF"/>
-            <w:tcMar>
-              <w:top w:w="70" w:type="dxa"/>
-              <w:bottom w:w="70" w:type="dxa"/>
-              <w:left w:w="70" w:type="dxa"/>
-              <w:right w:w="70" w:type="dxa"/>
-            </w:tcMar>
-          </w:tcPr>
-          <w:p>
-            <w:pPr>
-              <w:keepNext/>
-              <w:spacing w:line="240" w:lineRule="auto" w:before="40" w:after="40"/>
-              <w:ind w:firstLine="0"/>
-              <w:jc w:val="center"/>
-            </w:pPr>
-            <w:r>
-              <w:rPr>
-                <w:rFonts w:ascii="Times New Roman" w:hAnsi="Times New Roman"/>
-                <w:b w:val="0"/>
-                <w:sz w:val="24"/>
-              </w:rPr>
-              <w:t>2,1424</w:t>
-            </w:r>
-          </w:p>
-        </w:tc>
-        <w:tc>
-          <w:tcPr>
-            <w:tcW w:type="dxa" w:w="1814"/>
-            <w:vAlign w:val="center"/>
-            <w:tcBorders>
-              <w:top w:val="single" w:sz="4" w:color="000000"/>
-              <w:left w:val="single" w:sz="4" w:color="000000"/>
-              <w:bottom w:val="single" w:sz="4" w:color="000000"/>
-              <w:right w:val="single" w:sz="4" w:color="000000"/>
-            </w:tcBorders>
-            <w:shd w:fill="FFFFFF"/>
-            <w:tcMar>
-              <w:top w:w="70" w:type="dxa"/>
-              <w:bottom w:w="70" w:type="dxa"/>
-              <w:left w:w="70" w:type="dxa"/>
-              <w:right w:w="70" w:type="dxa"/>
-            </w:tcMar>
-          </w:tcPr>
-          <w:p>
-            <w:pPr>
-              <w:keepNext/>
-              <w:spacing w:line="240" w:lineRule="auto" w:before="40" w:after="40"/>
-              <w:ind w:firstLine="0"/>
-              <w:jc w:val="center"/>
-            </w:pPr>
-            <w:r>
-              <w:rPr>
-                <w:rFonts w:ascii="Times New Roman" w:hAnsi="Times New Roman"/>
-                <w:b w:val="0"/>
-                <w:sz w:val="24"/>
-              </w:rPr>
-              <w:t>3,0437</w:t>
+              <w:t>Qwen3 VL 30B</w:t>
+            </w:r>
+          </w:p>
+        </w:tc>
+        <w:tc>
+          <w:tcPr>
+            <w:tcW w:type="dxa" w:w="1871"/>
+            <w:vAlign w:val="center"/>
+            <w:tcBorders>
+              <w:top w:val="single" w:sz="4" w:color="000000"/>
+              <w:left w:val="single" w:sz="4" w:color="000000"/>
+              <w:bottom w:val="single" w:sz="4" w:color="000000"/>
+              <w:right w:val="single" w:sz="4" w:color="000000"/>
+            </w:tcBorders>
+            <w:shd w:fill="FFFFFF"/>
+            <w:tcMar>
+              <w:top w:w="70" w:type="dxa"/>
+              <w:bottom w:w="70" w:type="dxa"/>
+              <w:left w:w="70" w:type="dxa"/>
+              <w:right w:w="70" w:type="dxa"/>
+            </w:tcMar>
+          </w:tcPr>
+          <w:p>
+            <w:pPr>
+              <w:keepNext/>
+              <w:spacing w:line="240" w:lineRule="auto" w:before="40" w:after="40"/>
+              <w:ind w:firstLine="0"/>
+              <w:jc w:val="center"/>
+            </w:pPr>
+            <w:r>
+              <w:rPr>
+                <w:rFonts w:ascii="Times New Roman" w:hAnsi="Times New Roman"/>
+                <w:b w:val="0"/>
+                <w:sz w:val="24"/>
+              </w:rPr>
+              <w:t>0,0305</w:t>
+            </w:r>
+          </w:p>
+        </w:tc>
+        <w:tc>
+          <w:tcPr>
+            <w:tcW w:type="dxa" w:w="1871"/>
+            <w:vAlign w:val="center"/>
+            <w:tcBorders>
+              <w:top w:val="single" w:sz="4" w:color="000000"/>
+              <w:left w:val="single" w:sz="4" w:color="000000"/>
+              <w:bottom w:val="single" w:sz="4" w:color="000000"/>
+              <w:right w:val="single" w:sz="4" w:color="000000"/>
+            </w:tcBorders>
+            <w:shd w:fill="FFFFFF"/>
+            <w:tcMar>
+              <w:top w:w="70" w:type="dxa"/>
+              <w:bottom w:w="70" w:type="dxa"/>
+              <w:left w:w="70" w:type="dxa"/>
+              <w:right w:w="70" w:type="dxa"/>
+            </w:tcMar>
+          </w:tcPr>
+          <w:p>
+            <w:pPr>
+              <w:keepNext/>
+              <w:spacing w:line="240" w:lineRule="auto" w:before="40" w:after="40"/>
+              <w:ind w:firstLine="0"/>
+              <w:jc w:val="center"/>
+            </w:pPr>
+            <w:r>
+              <w:rPr>
+                <w:rFonts w:ascii="Times New Roman" w:hAnsi="Times New Roman"/>
+                <w:b w:val="0"/>
+                <w:sz w:val="24"/>
+              </w:rPr>
+              <w:t>0,0675</w:t>
+            </w:r>
+          </w:p>
+        </w:tc>
+        <w:tc>
+          <w:tcPr>
+            <w:tcW w:type="dxa" w:w="1644"/>
+            <w:vAlign w:val="center"/>
+            <w:tcBorders>
+              <w:top w:val="single" w:sz="4" w:color="000000"/>
+              <w:left w:val="single" w:sz="4" w:color="000000"/>
+              <w:bottom w:val="single" w:sz="4" w:color="000000"/>
+              <w:right w:val="single" w:sz="4" w:color="000000"/>
+            </w:tcBorders>
+            <w:shd w:fill="FFFFFF"/>
+            <w:tcMar>
+              <w:top w:w="70" w:type="dxa"/>
+              <w:bottom w:w="70" w:type="dxa"/>
+              <w:left w:w="70" w:type="dxa"/>
+              <w:right w:w="70" w:type="dxa"/>
+            </w:tcMar>
+          </w:tcPr>
+          <w:p>
+            <w:pPr>
+              <w:keepNext/>
+              <w:spacing w:line="240" w:lineRule="auto" w:before="40" w:after="40"/>
+              <w:ind w:firstLine="0"/>
+              <w:jc w:val="center"/>
+            </w:pPr>
+            <w:r>
+              <w:rPr>
+                <w:rFonts w:ascii="Times New Roman" w:hAnsi="Times New Roman"/>
+                <w:b w:val="0"/>
+                <w:sz w:val="24"/>
+              </w:rPr>
+              <w:t>1,7258</w:t>
+            </w:r>
+          </w:p>
+        </w:tc>
+        <w:tc>
+          <w:tcPr>
+            <w:tcW w:type="dxa" w:w="1644"/>
+            <w:vAlign w:val="center"/>
+            <w:tcBorders>
+              <w:top w:val="single" w:sz="4" w:color="000000"/>
+              <w:left w:val="single" w:sz="4" w:color="000000"/>
+              <w:bottom w:val="single" w:sz="4" w:color="000000"/>
+              <w:right w:val="single" w:sz="4" w:color="000000"/>
+            </w:tcBorders>
+            <w:shd w:fill="FFFFFF"/>
+            <w:tcMar>
+              <w:top w:w="70" w:type="dxa"/>
+              <w:bottom w:w="70" w:type="dxa"/>
+              <w:left w:w="70" w:type="dxa"/>
+              <w:right w:w="70" w:type="dxa"/>
+            </w:tcMar>
+          </w:tcPr>
+          <w:p>
+            <w:pPr>
+              <w:keepNext/>
+              <w:spacing w:line="240" w:lineRule="auto" w:before="40" w:after="40"/>
+              <w:ind w:firstLine="0"/>
+              <w:jc w:val="center"/>
+            </w:pPr>
+            <w:r>
+              <w:rPr>
+                <w:rFonts w:ascii="Times New Roman" w:hAnsi="Times New Roman"/>
+                <w:b w:val="0"/>
+                <w:sz w:val="24"/>
+              </w:rPr>
+              <w:t>2,5348</w:t>
             </w:r>
           </w:p>
         </w:tc>
@@ -4418,147 +5647,147 @@
                 <w:b w:val="0"/>
                 <w:sz w:val="24"/>
               </w:rPr>
-              <w:t>GPT-4.1 mini</w:t>
-            </w:r>
-          </w:p>
-        </w:tc>
-        <w:tc>
-          <w:tcPr>
-            <w:tcW w:type="dxa" w:w="1814"/>
-            <w:vAlign w:val="center"/>
-            <w:tcBorders>
-              <w:top w:val="single" w:sz="4" w:color="000000"/>
-              <w:left w:val="single" w:sz="4" w:color="000000"/>
-              <w:bottom w:val="single" w:sz="4" w:color="000000"/>
-              <w:right w:val="single" w:sz="4" w:color="000000"/>
-            </w:tcBorders>
-            <w:shd w:fill="FFFFFF"/>
-            <w:tcMar>
-              <w:top w:w="70" w:type="dxa"/>
-              <w:bottom w:w="70" w:type="dxa"/>
-              <w:left w:w="70" w:type="dxa"/>
-              <w:right w:w="70" w:type="dxa"/>
-            </w:tcMar>
-          </w:tcPr>
-          <w:p>
-            <w:pPr>
-              <w:keepNext/>
-              <w:spacing w:line="240" w:lineRule="auto" w:before="40" w:after="40"/>
-              <w:ind w:firstLine="0"/>
-              <w:jc w:val="center"/>
-            </w:pPr>
-            <w:r>
-              <w:rPr>
-                <w:rFonts w:ascii="Times New Roman" w:hAnsi="Times New Roman"/>
-                <w:b w:val="0"/>
-                <w:sz w:val="24"/>
-              </w:rPr>
-              <w:t>four-shot</w:t>
-            </w:r>
-          </w:p>
-        </w:tc>
-        <w:tc>
-          <w:tcPr>
-            <w:tcW w:type="dxa" w:w="1701"/>
-            <w:vAlign w:val="center"/>
-            <w:tcBorders>
-              <w:top w:val="single" w:sz="4" w:color="000000"/>
-              <w:left w:val="single" w:sz="4" w:color="000000"/>
-              <w:bottom w:val="single" w:sz="4" w:color="000000"/>
-              <w:right w:val="single" w:sz="4" w:color="000000"/>
-            </w:tcBorders>
-            <w:shd w:fill="FFFFFF"/>
-            <w:tcMar>
-              <w:top w:w="70" w:type="dxa"/>
-              <w:bottom w:w="70" w:type="dxa"/>
-              <w:left w:w="70" w:type="dxa"/>
-              <w:right w:w="70" w:type="dxa"/>
-            </w:tcMar>
-          </w:tcPr>
-          <w:p>
-            <w:pPr>
-              <w:keepNext/>
-              <w:spacing w:line="240" w:lineRule="auto" w:before="40" w:after="40"/>
-              <w:ind w:firstLine="0"/>
-              <w:jc w:val="center"/>
-            </w:pPr>
-            <w:r>
-              <w:rPr>
-                <w:rFonts w:ascii="Times New Roman" w:hAnsi="Times New Roman"/>
-                <w:b w:val="0"/>
-                <w:sz w:val="24"/>
-              </w:rPr>
-              <w:t>0,2828</w:t>
-            </w:r>
-          </w:p>
-        </w:tc>
-        <w:tc>
-          <w:tcPr>
-            <w:tcW w:type="dxa" w:w="1701"/>
-            <w:vAlign w:val="center"/>
-            <w:tcBorders>
-              <w:top w:val="single" w:sz="4" w:color="000000"/>
-              <w:left w:val="single" w:sz="4" w:color="000000"/>
-              <w:bottom w:val="single" w:sz="4" w:color="000000"/>
-              <w:right w:val="single" w:sz="4" w:color="000000"/>
-            </w:tcBorders>
-            <w:shd w:fill="FFFFFF"/>
-            <w:tcMar>
-              <w:top w:w="70" w:type="dxa"/>
-              <w:bottom w:w="70" w:type="dxa"/>
-              <w:left w:w="70" w:type="dxa"/>
-              <w:right w:w="70" w:type="dxa"/>
-            </w:tcMar>
-          </w:tcPr>
-          <w:p>
-            <w:pPr>
-              <w:keepNext/>
-              <w:spacing w:line="240" w:lineRule="auto" w:before="40" w:after="40"/>
-              <w:ind w:firstLine="0"/>
-              <w:jc w:val="center"/>
-            </w:pPr>
-            <w:r>
-              <w:rPr>
-                <w:rFonts w:ascii="Times New Roman" w:hAnsi="Times New Roman"/>
-                <w:b w:val="0"/>
-                <w:sz w:val="24"/>
-              </w:rPr>
-              <w:t>2,7317</w:t>
-            </w:r>
-          </w:p>
-        </w:tc>
-        <w:tc>
-          <w:tcPr>
-            <w:tcW w:type="dxa" w:w="1814"/>
-            <w:vAlign w:val="center"/>
-            <w:tcBorders>
-              <w:top w:val="single" w:sz="4" w:color="000000"/>
-              <w:left w:val="single" w:sz="4" w:color="000000"/>
-              <w:bottom w:val="single" w:sz="4" w:color="000000"/>
-              <w:right w:val="single" w:sz="4" w:color="000000"/>
-            </w:tcBorders>
-            <w:shd w:fill="FFFFFF"/>
-            <w:tcMar>
-              <w:top w:w="70" w:type="dxa"/>
-              <w:bottom w:w="70" w:type="dxa"/>
-              <w:left w:w="70" w:type="dxa"/>
-              <w:right w:w="70" w:type="dxa"/>
-            </w:tcMar>
-          </w:tcPr>
-          <w:p>
-            <w:pPr>
-              <w:keepNext/>
-              <w:spacing w:line="240" w:lineRule="auto" w:before="40" w:after="40"/>
-              <w:ind w:firstLine="0"/>
-              <w:jc w:val="center"/>
-            </w:pPr>
-            <w:r>
-              <w:rPr>
-                <w:rFonts w:ascii="Times New Roman" w:hAnsi="Times New Roman"/>
-                <w:b w:val="0"/>
-                <w:sz w:val="24"/>
-              </w:rPr>
-              <w:t>5,3452</w:t>
+              <w:t>GPT-4.1 nano</w:t>
+            </w:r>
+          </w:p>
+        </w:tc>
+        <w:tc>
+          <w:tcPr>
+            <w:tcW w:type="dxa" w:w="1871"/>
+            <w:vAlign w:val="center"/>
+            <w:tcBorders>
+              <w:top w:val="single" w:sz="4" w:color="000000"/>
+              <w:left w:val="single" w:sz="4" w:color="000000"/>
+              <w:bottom w:val="single" w:sz="4" w:color="000000"/>
+              <w:right w:val="single" w:sz="4" w:color="000000"/>
+            </w:tcBorders>
+            <w:shd w:fill="FFFFFF"/>
+            <w:tcMar>
+              <w:top w:w="70" w:type="dxa"/>
+              <w:bottom w:w="70" w:type="dxa"/>
+              <w:left w:w="70" w:type="dxa"/>
+              <w:right w:w="70" w:type="dxa"/>
+            </w:tcMar>
+          </w:tcPr>
+          <w:p>
+            <w:pPr>
+              <w:keepNext/>
+              <w:spacing w:line="240" w:lineRule="auto" w:before="40" w:after="40"/>
+              <w:ind w:firstLine="0"/>
+              <w:jc w:val="center"/>
+            </w:pPr>
+            <w:r>
+              <w:rPr>
+                <w:rFonts w:ascii="Times New Roman" w:hAnsi="Times New Roman"/>
+                <w:b w:val="0"/>
+                <w:sz w:val="24"/>
+              </w:rPr>
+              <w:t>0,0325</w:t>
+            </w:r>
+          </w:p>
+        </w:tc>
+        <w:tc>
+          <w:tcPr>
+            <w:tcW w:type="dxa" w:w="1871"/>
+            <w:vAlign w:val="center"/>
+            <w:tcBorders>
+              <w:top w:val="single" w:sz="4" w:color="000000"/>
+              <w:left w:val="single" w:sz="4" w:color="000000"/>
+              <w:bottom w:val="single" w:sz="4" w:color="000000"/>
+              <w:right w:val="single" w:sz="4" w:color="000000"/>
+            </w:tcBorders>
+            <w:shd w:fill="FFFFFF"/>
+            <w:tcMar>
+              <w:top w:w="70" w:type="dxa"/>
+              <w:bottom w:w="70" w:type="dxa"/>
+              <w:left w:w="70" w:type="dxa"/>
+              <w:right w:w="70" w:type="dxa"/>
+            </w:tcMar>
+          </w:tcPr>
+          <w:p>
+            <w:pPr>
+              <w:keepNext/>
+              <w:spacing w:line="240" w:lineRule="auto" w:before="40" w:after="40"/>
+              <w:ind w:firstLine="0"/>
+              <w:jc w:val="center"/>
+            </w:pPr>
+            <w:r>
+              <w:rPr>
+                <w:rFonts w:ascii="Times New Roman" w:hAnsi="Times New Roman"/>
+                <w:b w:val="0"/>
+                <w:sz w:val="24"/>
+              </w:rPr>
+              <w:t>0,0981</w:t>
+            </w:r>
+          </w:p>
+        </w:tc>
+        <w:tc>
+          <w:tcPr>
+            <w:tcW w:type="dxa" w:w="1644"/>
+            <w:vAlign w:val="center"/>
+            <w:tcBorders>
+              <w:top w:val="single" w:sz="4" w:color="000000"/>
+              <w:left w:val="single" w:sz="4" w:color="000000"/>
+              <w:bottom w:val="single" w:sz="4" w:color="000000"/>
+              <w:right w:val="single" w:sz="4" w:color="000000"/>
+            </w:tcBorders>
+            <w:shd w:fill="FFFFFF"/>
+            <w:tcMar>
+              <w:top w:w="70" w:type="dxa"/>
+              <w:bottom w:w="70" w:type="dxa"/>
+              <w:left w:w="70" w:type="dxa"/>
+              <w:right w:w="70" w:type="dxa"/>
+            </w:tcMar>
+          </w:tcPr>
+          <w:p>
+            <w:pPr>
+              <w:keepNext/>
+              <w:spacing w:line="240" w:lineRule="auto" w:before="40" w:after="40"/>
+              <w:ind w:firstLine="0"/>
+              <w:jc w:val="center"/>
+            </w:pPr>
+            <w:r>
+              <w:rPr>
+                <w:rFonts w:ascii="Times New Roman" w:hAnsi="Times New Roman"/>
+                <w:b w:val="0"/>
+                <w:sz w:val="24"/>
+              </w:rPr>
+              <w:t>2,4922</w:t>
+            </w:r>
+          </w:p>
+        </w:tc>
+        <w:tc>
+          <w:tcPr>
+            <w:tcW w:type="dxa" w:w="1644"/>
+            <w:vAlign w:val="center"/>
+            <w:tcBorders>
+              <w:top w:val="single" w:sz="4" w:color="000000"/>
+              <w:left w:val="single" w:sz="4" w:color="000000"/>
+              <w:bottom w:val="single" w:sz="4" w:color="000000"/>
+              <w:right w:val="single" w:sz="4" w:color="000000"/>
+            </w:tcBorders>
+            <w:shd w:fill="FFFFFF"/>
+            <w:tcMar>
+              <w:top w:w="70" w:type="dxa"/>
+              <w:bottom w:w="70" w:type="dxa"/>
+              <w:left w:w="70" w:type="dxa"/>
+              <w:right w:w="70" w:type="dxa"/>
+            </w:tcMar>
+          </w:tcPr>
+          <w:p>
+            <w:pPr>
+              <w:keepNext/>
+              <w:spacing w:line="240" w:lineRule="auto" w:before="40" w:after="40"/>
+              <w:ind w:firstLine="0"/>
+              <w:jc w:val="center"/>
+            </w:pPr>
+            <w:r>
+              <w:rPr>
+                <w:rFonts w:ascii="Times New Roman" w:hAnsi="Times New Roman"/>
+                <w:b w:val="0"/>
+                <w:sz w:val="24"/>
+              </w:rPr>
+              <w:t>3,6839</w:t>
             </w:r>
           </w:p>
         </w:tc>
@@ -4598,147 +5827,147 @@
                 <w:b w:val="0"/>
                 <w:sz w:val="24"/>
               </w:rPr>
-              <w:t>Qwen3 VL</w:t>
-            </w:r>
-          </w:p>
-        </w:tc>
-        <w:tc>
-          <w:tcPr>
-            <w:tcW w:type="dxa" w:w="1814"/>
-            <w:vAlign w:val="center"/>
-            <w:tcBorders>
-              <w:top w:val="single" w:sz="4" w:color="000000"/>
-              <w:left w:val="single" w:sz="4" w:color="000000"/>
-              <w:bottom w:val="single" w:sz="4" w:color="000000"/>
-              <w:right w:val="single" w:sz="4" w:color="000000"/>
-            </w:tcBorders>
-            <w:shd w:fill="FFFFFF"/>
-            <w:tcMar>
-              <w:top w:w="70" w:type="dxa"/>
-              <w:bottom w:w="70" w:type="dxa"/>
-              <w:left w:w="70" w:type="dxa"/>
-              <w:right w:w="70" w:type="dxa"/>
-            </w:tcMar>
-          </w:tcPr>
-          <w:p>
-            <w:pPr>
-              <w:keepNext/>
-              <w:spacing w:line="240" w:lineRule="auto" w:before="40" w:after="40"/>
-              <w:ind w:firstLine="0"/>
-              <w:jc w:val="center"/>
-            </w:pPr>
-            <w:r>
-              <w:rPr>
-                <w:rFonts w:ascii="Times New Roman" w:hAnsi="Times New Roman"/>
-                <w:b w:val="0"/>
-                <w:sz w:val="24"/>
-              </w:rPr>
-              <w:t>zero-shot</w:t>
-            </w:r>
-          </w:p>
-        </w:tc>
-        <w:tc>
-          <w:tcPr>
-            <w:tcW w:type="dxa" w:w="1701"/>
-            <w:vAlign w:val="center"/>
-            <w:tcBorders>
-              <w:top w:val="single" w:sz="4" w:color="000000"/>
-              <w:left w:val="single" w:sz="4" w:color="000000"/>
-              <w:bottom w:val="single" w:sz="4" w:color="000000"/>
-              <w:right w:val="single" w:sz="4" w:color="000000"/>
-            </w:tcBorders>
-            <w:shd w:fill="FFFFFF"/>
-            <w:tcMar>
-              <w:top w:w="70" w:type="dxa"/>
-              <w:bottom w:w="70" w:type="dxa"/>
-              <w:left w:w="70" w:type="dxa"/>
-              <w:right w:w="70" w:type="dxa"/>
-            </w:tcMar>
-          </w:tcPr>
-          <w:p>
-            <w:pPr>
-              <w:keepNext/>
-              <w:spacing w:line="240" w:lineRule="auto" w:before="40" w:after="40"/>
-              <w:ind w:firstLine="0"/>
-              <w:jc w:val="center"/>
-            </w:pPr>
-            <w:r>
-              <w:rPr>
-                <w:rFonts w:ascii="Times New Roman" w:hAnsi="Times New Roman"/>
-                <w:b w:val="0"/>
-                <w:sz w:val="24"/>
-              </w:rPr>
-              <w:t>0,0305</w:t>
-            </w:r>
-          </w:p>
-        </w:tc>
-        <w:tc>
-          <w:tcPr>
-            <w:tcW w:type="dxa" w:w="1701"/>
-            <w:vAlign w:val="center"/>
-            <w:tcBorders>
-              <w:top w:val="single" w:sz="4" w:color="000000"/>
-              <w:left w:val="single" w:sz="4" w:color="000000"/>
-              <w:bottom w:val="single" w:sz="4" w:color="000000"/>
-              <w:right w:val="single" w:sz="4" w:color="000000"/>
-            </w:tcBorders>
-            <w:shd w:fill="FFFFFF"/>
-            <w:tcMar>
-              <w:top w:w="70" w:type="dxa"/>
-              <w:bottom w:w="70" w:type="dxa"/>
-              <w:left w:w="70" w:type="dxa"/>
-              <w:right w:w="70" w:type="dxa"/>
-            </w:tcMar>
-          </w:tcPr>
-          <w:p>
-            <w:pPr>
-              <w:keepNext/>
-              <w:spacing w:line="240" w:lineRule="auto" w:before="40" w:after="40"/>
-              <w:ind w:firstLine="0"/>
-              <w:jc w:val="center"/>
-            </w:pPr>
-            <w:r>
-              <w:rPr>
-                <w:rFonts w:ascii="Times New Roman" w:hAnsi="Times New Roman"/>
-                <w:b w:val="0"/>
-                <w:sz w:val="24"/>
-              </w:rPr>
-              <w:t>1,4929</w:t>
-            </w:r>
-          </w:p>
-        </w:tc>
-        <w:tc>
-          <w:tcPr>
-            <w:tcW w:type="dxa" w:w="1814"/>
-            <w:vAlign w:val="center"/>
-            <w:tcBorders>
-              <w:top w:val="single" w:sz="4" w:color="000000"/>
-              <w:left w:val="single" w:sz="4" w:color="000000"/>
-              <w:bottom w:val="single" w:sz="4" w:color="000000"/>
-              <w:right w:val="single" w:sz="4" w:color="000000"/>
-            </w:tcBorders>
-            <w:shd w:fill="FFFFFF"/>
-            <w:tcMar>
-              <w:top w:w="70" w:type="dxa"/>
-              <w:bottom w:w="70" w:type="dxa"/>
-              <w:left w:w="70" w:type="dxa"/>
-              <w:right w:w="70" w:type="dxa"/>
-            </w:tcMar>
-          </w:tcPr>
-          <w:p>
-            <w:pPr>
-              <w:keepNext/>
-              <w:spacing w:line="240" w:lineRule="auto" w:before="40" w:after="40"/>
-              <w:ind w:firstLine="0"/>
-              <w:jc w:val="center"/>
-            </w:pPr>
-            <w:r>
-              <w:rPr>
-                <w:rFonts w:ascii="Times New Roman" w:hAnsi="Times New Roman"/>
-                <w:b w:val="0"/>
-                <w:sz w:val="24"/>
-              </w:rPr>
-              <w:t>3,1811</w:t>
+              <w:t>Nova Lite</w:t>
+            </w:r>
+          </w:p>
+        </w:tc>
+        <w:tc>
+          <w:tcPr>
+            <w:tcW w:type="dxa" w:w="1871"/>
+            <w:vAlign w:val="center"/>
+            <w:tcBorders>
+              <w:top w:val="single" w:sz="4" w:color="000000"/>
+              <w:left w:val="single" w:sz="4" w:color="000000"/>
+              <w:bottom w:val="single" w:sz="4" w:color="000000"/>
+              <w:right w:val="single" w:sz="4" w:color="000000"/>
+            </w:tcBorders>
+            <w:shd w:fill="FFFFFF"/>
+            <w:tcMar>
+              <w:top w:w="70" w:type="dxa"/>
+              <w:bottom w:w="70" w:type="dxa"/>
+              <w:left w:w="70" w:type="dxa"/>
+              <w:right w:w="70" w:type="dxa"/>
+            </w:tcMar>
+          </w:tcPr>
+          <w:p>
+            <w:pPr>
+              <w:keepNext/>
+              <w:spacing w:line="240" w:lineRule="auto" w:before="40" w:after="40"/>
+              <w:ind w:firstLine="0"/>
+              <w:jc w:val="center"/>
+            </w:pPr>
+            <w:r>
+              <w:rPr>
+                <w:rFonts w:ascii="Times New Roman" w:hAnsi="Times New Roman"/>
+                <w:b w:val="0"/>
+                <w:sz w:val="24"/>
+              </w:rPr>
+              <w:t>0,0427</w:t>
+            </w:r>
+          </w:p>
+        </w:tc>
+        <w:tc>
+          <w:tcPr>
+            <w:tcW w:type="dxa" w:w="1871"/>
+            <w:vAlign w:val="center"/>
+            <w:tcBorders>
+              <w:top w:val="single" w:sz="4" w:color="000000"/>
+              <w:left w:val="single" w:sz="4" w:color="000000"/>
+              <w:bottom w:val="single" w:sz="4" w:color="000000"/>
+              <w:right w:val="single" w:sz="4" w:color="000000"/>
+            </w:tcBorders>
+            <w:shd w:fill="FFFFFF"/>
+            <w:tcMar>
+              <w:top w:w="70" w:type="dxa"/>
+              <w:bottom w:w="70" w:type="dxa"/>
+              <w:left w:w="70" w:type="dxa"/>
+              <w:right w:w="70" w:type="dxa"/>
+            </w:tcMar>
+          </w:tcPr>
+          <w:p>
+            <w:pPr>
+              <w:keepNext/>
+              <w:spacing w:line="240" w:lineRule="auto" w:before="40" w:after="40"/>
+              <w:ind w:firstLine="0"/>
+              <w:jc w:val="center"/>
+            </w:pPr>
+            <w:r>
+              <w:rPr>
+                <w:rFonts w:ascii="Times New Roman" w:hAnsi="Times New Roman"/>
+                <w:b w:val="0"/>
+                <w:sz w:val="24"/>
+              </w:rPr>
+              <w:t>0,1711</w:t>
+            </w:r>
+          </w:p>
+        </w:tc>
+        <w:tc>
+          <w:tcPr>
+            <w:tcW w:type="dxa" w:w="1644"/>
+            <w:vAlign w:val="center"/>
+            <w:tcBorders>
+              <w:top w:val="single" w:sz="4" w:color="000000"/>
+              <w:left w:val="single" w:sz="4" w:color="000000"/>
+              <w:bottom w:val="single" w:sz="4" w:color="000000"/>
+              <w:right w:val="single" w:sz="4" w:color="000000"/>
+            </w:tcBorders>
+            <w:shd w:fill="FFFFFF"/>
+            <w:tcMar>
+              <w:top w:w="70" w:type="dxa"/>
+              <w:bottom w:w="70" w:type="dxa"/>
+              <w:left w:w="70" w:type="dxa"/>
+              <w:right w:w="70" w:type="dxa"/>
+            </w:tcMar>
+          </w:tcPr>
+          <w:p>
+            <w:pPr>
+              <w:keepNext/>
+              <w:spacing w:line="240" w:lineRule="auto" w:before="40" w:after="40"/>
+              <w:ind w:firstLine="0"/>
+              <w:jc w:val="center"/>
+            </w:pPr>
+            <w:r>
+              <w:rPr>
+                <w:rFonts w:ascii="Times New Roman" w:hAnsi="Times New Roman"/>
+                <w:b w:val="0"/>
+                <w:sz w:val="24"/>
+              </w:rPr>
+              <w:t>1,7069</w:t>
+            </w:r>
+          </w:p>
+        </w:tc>
+        <w:tc>
+          <w:tcPr>
+            <w:tcW w:type="dxa" w:w="1644"/>
+            <w:vAlign w:val="center"/>
+            <w:tcBorders>
+              <w:top w:val="single" w:sz="4" w:color="000000"/>
+              <w:left w:val="single" w:sz="4" w:color="000000"/>
+              <w:bottom w:val="single" w:sz="4" w:color="000000"/>
+              <w:right w:val="single" w:sz="4" w:color="000000"/>
+            </w:tcBorders>
+            <w:shd w:fill="FFFFFF"/>
+            <w:tcMar>
+              <w:top w:w="70" w:type="dxa"/>
+              <w:bottom w:w="70" w:type="dxa"/>
+              <w:left w:w="70" w:type="dxa"/>
+              <w:right w:w="70" w:type="dxa"/>
+            </w:tcMar>
+          </w:tcPr>
+          <w:p>
+            <w:pPr>
+              <w:keepNext/>
+              <w:spacing w:line="240" w:lineRule="auto" w:before="40" w:after="40"/>
+              <w:ind w:firstLine="0"/>
+              <w:jc w:val="center"/>
+            </w:pPr>
+            <w:r>
+              <w:rPr>
+                <w:rFonts w:ascii="Times New Roman" w:hAnsi="Times New Roman"/>
+                <w:b w:val="0"/>
+                <w:sz w:val="24"/>
+              </w:rPr>
+              <w:t>1,9076</w:t>
             </w:r>
           </w:p>
         </w:tc>
@@ -4767,6 +5996,186 @@
           </w:tcPr>
           <w:p>
             <w:pPr>
+              <w:keepNext/>
+              <w:spacing w:line="240" w:lineRule="auto" w:before="40" w:after="40"/>
+              <w:ind w:firstLine="0"/>
+              <w:jc w:val="left"/>
+            </w:pPr>
+            <w:r>
+              <w:rPr>
+                <w:rFonts w:ascii="Times New Roman" w:hAnsi="Times New Roman"/>
+                <w:b w:val="0"/>
+                <w:sz w:val="24"/>
+              </w:rPr>
+              <w:t>Qwen3 VL 8B</w:t>
+            </w:r>
+          </w:p>
+        </w:tc>
+        <w:tc>
+          <w:tcPr>
+            <w:tcW w:type="dxa" w:w="1871"/>
+            <w:vAlign w:val="center"/>
+            <w:tcBorders>
+              <w:top w:val="single" w:sz="4" w:color="000000"/>
+              <w:left w:val="single" w:sz="4" w:color="000000"/>
+              <w:bottom w:val="single" w:sz="4" w:color="000000"/>
+              <w:right w:val="single" w:sz="4" w:color="000000"/>
+            </w:tcBorders>
+            <w:shd w:fill="FFFFFF"/>
+            <w:tcMar>
+              <w:top w:w="70" w:type="dxa"/>
+              <w:bottom w:w="70" w:type="dxa"/>
+              <w:left w:w="70" w:type="dxa"/>
+              <w:right w:w="70" w:type="dxa"/>
+            </w:tcMar>
+          </w:tcPr>
+          <w:p>
+            <w:pPr>
+              <w:keepNext/>
+              <w:spacing w:line="240" w:lineRule="auto" w:before="40" w:after="40"/>
+              <w:ind w:firstLine="0"/>
+              <w:jc w:val="center"/>
+            </w:pPr>
+            <w:r>
+              <w:rPr>
+                <w:rFonts w:ascii="Times New Roman" w:hAnsi="Times New Roman"/>
+                <w:b w:val="0"/>
+                <w:sz w:val="24"/>
+              </w:rPr>
+              <w:t>0,0274</w:t>
+            </w:r>
+          </w:p>
+        </w:tc>
+        <w:tc>
+          <w:tcPr>
+            <w:tcW w:type="dxa" w:w="1871"/>
+            <w:vAlign w:val="center"/>
+            <w:tcBorders>
+              <w:top w:val="single" w:sz="4" w:color="000000"/>
+              <w:left w:val="single" w:sz="4" w:color="000000"/>
+              <w:bottom w:val="single" w:sz="4" w:color="000000"/>
+              <w:right w:val="single" w:sz="4" w:color="000000"/>
+            </w:tcBorders>
+            <w:shd w:fill="FFFFFF"/>
+            <w:tcMar>
+              <w:top w:w="70" w:type="dxa"/>
+              <w:bottom w:w="70" w:type="dxa"/>
+              <w:left w:w="70" w:type="dxa"/>
+              <w:right w:w="70" w:type="dxa"/>
+            </w:tcMar>
+          </w:tcPr>
+          <w:p>
+            <w:pPr>
+              <w:keepNext/>
+              <w:spacing w:line="240" w:lineRule="auto" w:before="40" w:after="40"/>
+              <w:ind w:firstLine="0"/>
+              <w:jc w:val="center"/>
+            </w:pPr>
+            <w:r>
+              <w:rPr>
+                <w:rFonts w:ascii="Times New Roman" w:hAnsi="Times New Roman"/>
+                <w:b w:val="0"/>
+                <w:sz w:val="24"/>
+              </w:rPr>
+              <w:t>0,0606</w:t>
+            </w:r>
+          </w:p>
+        </w:tc>
+        <w:tc>
+          <w:tcPr>
+            <w:tcW w:type="dxa" w:w="1644"/>
+            <w:vAlign w:val="center"/>
+            <w:tcBorders>
+              <w:top w:val="single" w:sz="4" w:color="000000"/>
+              <w:left w:val="single" w:sz="4" w:color="000000"/>
+              <w:bottom w:val="single" w:sz="4" w:color="000000"/>
+              <w:right w:val="single" w:sz="4" w:color="000000"/>
+            </w:tcBorders>
+            <w:shd w:fill="FFFFFF"/>
+            <w:tcMar>
+              <w:top w:w="70" w:type="dxa"/>
+              <w:bottom w:w="70" w:type="dxa"/>
+              <w:left w:w="70" w:type="dxa"/>
+              <w:right w:w="70" w:type="dxa"/>
+            </w:tcMar>
+          </w:tcPr>
+          <w:p>
+            <w:pPr>
+              <w:keepNext/>
+              <w:spacing w:line="240" w:lineRule="auto" w:before="40" w:after="40"/>
+              <w:ind w:firstLine="0"/>
+              <w:jc w:val="center"/>
+            </w:pPr>
+            <w:r>
+              <w:rPr>
+                <w:rFonts w:ascii="Times New Roman" w:hAnsi="Times New Roman"/>
+                <w:b w:val="0"/>
+                <w:sz w:val="24"/>
+              </w:rPr>
+              <w:t>1,5464</w:t>
+            </w:r>
+          </w:p>
+        </w:tc>
+        <w:tc>
+          <w:tcPr>
+            <w:tcW w:type="dxa" w:w="1644"/>
+            <w:vAlign w:val="center"/>
+            <w:tcBorders>
+              <w:top w:val="single" w:sz="4" w:color="000000"/>
+              <w:left w:val="single" w:sz="4" w:color="000000"/>
+              <w:bottom w:val="single" w:sz="4" w:color="000000"/>
+              <w:right w:val="single" w:sz="4" w:color="000000"/>
+            </w:tcBorders>
+            <w:shd w:fill="FFFFFF"/>
+            <w:tcMar>
+              <w:top w:w="70" w:type="dxa"/>
+              <w:bottom w:w="70" w:type="dxa"/>
+              <w:left w:w="70" w:type="dxa"/>
+              <w:right w:w="70" w:type="dxa"/>
+            </w:tcMar>
+          </w:tcPr>
+          <w:p>
+            <w:pPr>
+              <w:keepNext/>
+              <w:spacing w:line="240" w:lineRule="auto" w:before="40" w:after="40"/>
+              <w:ind w:firstLine="0"/>
+              <w:jc w:val="center"/>
+            </w:pPr>
+            <w:r>
+              <w:rPr>
+                <w:rFonts w:ascii="Times New Roman" w:hAnsi="Times New Roman"/>
+                <w:b w:val="0"/>
+                <w:sz w:val="24"/>
+              </w:rPr>
+              <w:t>2,3259</w:t>
+            </w:r>
+          </w:p>
+        </w:tc>
+      </w:tr>
+      <w:tr>
+        <w:trPr>
+          <w:cantSplit/>
+        </w:trPr>
+        <w:tc>
+          <w:tcPr>
+            <w:tcW w:type="dxa" w:w="2324"/>
+            <w:vAlign w:val="center"/>
+            <w:tcBorders>
+              <w:top w:val="single" w:sz="4" w:color="000000"/>
+              <w:left w:val="single" w:sz="4" w:color="000000"/>
+              <w:bottom w:val="single" w:sz="4" w:color="000000"/>
+              <w:right w:val="single" w:sz="4" w:color="000000"/>
+            </w:tcBorders>
+            <w:shd w:fill="FFFFFF"/>
+            <w:tcMar>
+              <w:top w:w="70" w:type="dxa"/>
+              <w:bottom w:w="70" w:type="dxa"/>
+              <w:left w:w="70" w:type="dxa"/>
+              <w:right w:w="70" w:type="dxa"/>
+            </w:tcMar>
+          </w:tcPr>
+          <w:p>
+            <w:pPr>
               <w:keepNext w:val="0"/>
               <w:spacing w:line="240" w:lineRule="auto" w:before="40" w:after="40"/>
               <w:ind w:firstLine="0"/>
@@ -4778,13 +6187,13 @@
                 <w:b w:val="0"/>
                 <w:sz w:val="24"/>
               </w:rPr>
-              <w:t>Qwen3 VL</w:t>
-            </w:r>
-          </w:p>
-        </w:tc>
-        <w:tc>
-          <w:tcPr>
-            <w:tcW w:type="dxa" w:w="1814"/>
+              <w:t>Qwen3 VL 32B</w:t>
+            </w:r>
+          </w:p>
+        </w:tc>
+        <w:tc>
+          <w:tcPr>
+            <w:tcW w:type="dxa" w:w="1871"/>
             <w:vAlign w:val="center"/>
             <w:tcBorders>
               <w:top w:val="single" w:sz="4" w:color="000000"/>
@@ -4813,13 +6222,13 @@
                 <w:b w:val="0"/>
                 <w:sz w:val="24"/>
               </w:rPr>
-              <w:t>four-shot</w:t>
-            </w:r>
-          </w:p>
-        </w:tc>
-        <w:tc>
-          <w:tcPr>
-            <w:tcW w:type="dxa" w:w="1701"/>
+              <w:t>0,0244</w:t>
+            </w:r>
+          </w:p>
+        </w:tc>
+        <w:tc>
+          <w:tcPr>
+            <w:tcW w:type="dxa" w:w="1871"/>
             <w:vAlign w:val="center"/>
             <w:tcBorders>
               <w:top w:val="single" w:sz="4" w:color="000000"/>
@@ -4848,13 +6257,13 @@
                 <w:b w:val="0"/>
                 <w:sz w:val="24"/>
               </w:rPr>
-              <w:t>0,0675</w:t>
-            </w:r>
-          </w:p>
-        </w:tc>
-        <w:tc>
-          <w:tcPr>
-            <w:tcW w:type="dxa" w:w="1701"/>
+              <w:t>0,0540</w:t>
+            </w:r>
+          </w:p>
+        </w:tc>
+        <w:tc>
+          <w:tcPr>
+            <w:tcW w:type="dxa" w:w="1644"/>
             <w:vAlign w:val="center"/>
             <w:tcBorders>
               <w:top w:val="single" w:sz="4" w:color="000000"/>
@@ -4883,13 +6292,13 @@
                 <w:b w:val="0"/>
                 <w:sz w:val="24"/>
               </w:rPr>
-              <w:t>1,7258</w:t>
-            </w:r>
-          </w:p>
-        </w:tc>
-        <w:tc>
-          <w:tcPr>
-            <w:tcW w:type="dxa" w:w="1814"/>
+              <w:t>2,1870</w:t>
+            </w:r>
+          </w:p>
+        </w:tc>
+        <w:tc>
+          <w:tcPr>
+            <w:tcW w:type="dxa" w:w="1644"/>
             <w:vAlign w:val="center"/>
             <w:tcBorders>
               <w:top w:val="single" w:sz="4" w:color="000000"/>
@@ -4918,7 +6327,7 @@
                 <w:b w:val="0"/>
                 <w:sz w:val="24"/>
               </w:rPr>
-              <w:t>2,5348</w:t>
+              <w:t>2,9480</w:t>
             </w:r>
           </w:p>
         </w:tc>
@@ -4926,187 +6335,10 @@
     </w:tbl>
     <w:p>
       <w:pPr>
-        <w:spacing w:line="240" w:lineRule="auto" w:after="60"/>
+        <w:pStyle w:val="Spacer"/>
       </w:pPr>
       <w:r>
-        <w:rPr>
-          <w:sz w:val="2"/>
-        </w:rPr>
         <w:t xml:space="preserve"> </w:t>
-      </w:r>
-    </w:p>
-    <w:p>
-      <w:pPr>
-        <w:keepNext/>
-      </w:pPr>
-      <w:r>
-        <w:t>Матрица ошибок GPT-4.1 mini показана на рисунке 2. Строки соответствуют истинным классам, столбцы ответам модели. Столбец «Сбой» учитывает запросы без допустимой метки.</w:t>
-      </w:r>
-    </w:p>
-    <w:p>
-      <w:pPr>
-        <w:keepNext/>
-        <w:spacing w:line="240" w:lineRule="auto" w:before="120"/>
-        <w:ind w:firstLine="0"/>
-        <w:jc w:val="center"/>
-      </w:pPr>
-      <w:r>
-        <w:drawing>
-          <wp:inline>
-            <wp:extent cx="4860000" cy="2250947"/>
-            <wp:docPr id="2" name="Picture 2"/>
-            <wp:cNvGraphicFramePr>
-              <a:graphicFrameLocks noChangeAspect="1"/>
-            </wp:cNvGraphicFramePr>
-            <a:graphic>
-              <a:graphicData uri="http://schemas.openxmlformats.org/drawingml/2006/picture">
-                <pic:pic>
-                  <pic:nvPicPr>
-                    <pic:cNvPr id="0" name="comparison.png"/>
-                    <pic:cNvPicPr/>
-                  </pic:nvPicPr>
-                  <pic:blipFill>
-                    <a:blip r:embed="rId11"/>
-                    <a:stretch>
-                      <a:fillRect/>
-                    </a:stretch>
-                  </pic:blipFill>
-                  <pic:spPr>
-                    <a:xfrm>
-                      <a:off x="0" y="0"/>
-                      <a:ext cx="4860000" cy="2250947"/>
-                    </a:xfrm>
-                    <a:prstGeom prst="rect"/>
-                  </pic:spPr>
-                </pic:pic>
-              </a:graphicData>
-            </a:graphic>
-          </wp:inline>
-        </w:drawing>
-      </w:r>
-    </w:p>
-    <w:p>
-      <w:pPr>
-        <w:pStyle w:val="FigureCaption"/>
-      </w:pPr>
-      <w:r>
-        <w:t>Рисунок 2 - Ошибки GPT-4.1 mini на сравнительной выборке</w:t>
-      </w:r>
-    </w:p>
-    <w:p>
-      <w:pPr>
-        <w:keepNext/>
-      </w:pPr>
-      <w:r>
-        <w:t>На рисунке 3 все модели без примеров приняли изображение трещины за нормальное. После добавления четырех примеров все три модели выдали правильный класс CR.</w:t>
-      </w:r>
-    </w:p>
-    <w:p>
-      <w:pPr>
-        <w:keepNext/>
-        <w:spacing w:line="240" w:lineRule="auto" w:before="120"/>
-        <w:ind w:firstLine="0"/>
-        <w:jc w:val="center"/>
-      </w:pPr>
-      <w:r>
-        <w:drawing>
-          <wp:inline>
-            <wp:extent cx="5760000" cy="1780364"/>
-            <wp:docPr id="3" name="Picture 3"/>
-            <wp:cNvGraphicFramePr>
-              <a:graphicFrameLocks noChangeAspect="1"/>
-            </wp:cNvGraphicFramePr>
-            <a:graphic>
-              <a:graphicData uri="http://schemas.openxmlformats.org/drawingml/2006/picture">
-                <pic:pic>
-                  <pic:nvPicPr>
-                    <pic:cNvPr id="0" name="case1.png"/>
-                    <pic:cNvPicPr/>
-                  </pic:nvPicPr>
-                  <pic:blipFill>
-                    <a:blip r:embed="rId12"/>
-                    <a:stretch>
-                      <a:fillRect/>
-                    </a:stretch>
-                  </pic:blipFill>
-                  <pic:spPr>
-                    <a:xfrm>
-                      <a:off x="0" y="0"/>
-                      <a:ext cx="5760000" cy="1780364"/>
-                    </a:xfrm>
-                    <a:prstGeom prst="rect"/>
-                  </pic:spPr>
-                </pic:pic>
-              </a:graphicData>
-            </a:graphic>
-          </wp:inline>
-        </w:drawing>
-      </w:r>
-    </w:p>
-    <w:p>
-      <w:pPr>
-        <w:pStyle w:val="FigureCaption"/>
-      </w:pPr>
-      <w:r>
-        <w:t>Рисунок 3 - Исправление ответа после добавления примеров</w:t>
-      </w:r>
-    </w:p>
-    <w:p>
-      <w:pPr>
-        <w:keepNext/>
-      </w:pPr>
-      <w:r>
-        <w:t>На рисунке 4 примеры не помогли определить точный тип дефекта. Правильная метка изображения CR. В режиме four-shot все три модели указали LP. Этот случай учитывается как ошибка классификации, хотя изображение не было признано нормальным.</w:t>
-      </w:r>
-    </w:p>
-    <w:p>
-      <w:pPr>
-        <w:keepNext/>
-        <w:spacing w:line="240" w:lineRule="auto" w:before="120"/>
-        <w:ind w:firstLine="0"/>
-        <w:jc w:val="center"/>
-      </w:pPr>
-      <w:r>
-        <w:drawing>
-          <wp:inline>
-            <wp:extent cx="5760000" cy="1780364"/>
-            <wp:docPr id="4" name="Picture 4"/>
-            <wp:cNvGraphicFramePr>
-              <a:graphicFrameLocks noChangeAspect="1"/>
-            </wp:cNvGraphicFramePr>
-            <a:graphic>
-              <a:graphicData uri="http://schemas.openxmlformats.org/drawingml/2006/picture">
-                <pic:pic>
-                  <pic:nvPicPr>
-                    <pic:cNvPr id="0" name="case2.png"/>
-                    <pic:cNvPicPr/>
-                  </pic:nvPicPr>
-                  <pic:blipFill>
-                    <a:blip r:embed="rId13"/>
-                    <a:stretch>
-                      <a:fillRect/>
-                    </a:stretch>
-                  </pic:blipFill>
-                  <pic:spPr>
-                    <a:xfrm>
-                      <a:off x="0" y="0"/>
-                      <a:ext cx="5760000" cy="1780364"/>
-                    </a:xfrm>
-                    <a:prstGeom prst="rect"/>
-                  </pic:spPr>
-                </pic:pic>
-              </a:graphicData>
-            </a:graphic>
-          </wp:inline>
-        </w:drawing>
-      </w:r>
-    </w:p>
-    <w:p>
-      <w:pPr>
-        <w:pStyle w:val="FigureCaption"/>
-      </w:pPr>
-      <w:r>
-        <w:t>Рисунок 4 - Трещина ошибочно отнесена к непровару</w:t>
       </w:r>
     </w:p>
     <w:p>
@@ -5121,13 +6353,7 @@
     <w:p>
       <w:pPr/>
       <w:r>
-        <w:t>GPT-4.1 mini в режиме four-shot проверена на отдельном срезе из 160 изображений, по 40 каждого класса. Это вдвое больше сравнительной выборки. В срез вошли девять других групп источников. Он относится к тому же RIAWELC и не является внешним производственным тестом.</w:t>
-      </w:r>
-    </w:p>
-    <w:p>
-      <w:pPr/>
-      <w:r>
-        <w:t>Основные результаты приведены в таблице 5. На новой выборке качество снизилось относительно comparison.</w:t>
+        <w:t>GPT-4.1 mini проверена на 160 изображениях из девяти других групп RIAWELC, по 40 каждого класса (таблица 6). Это вдвое больше comparison. Новый срез принадлежит тому же датасету.</w:t>
       </w:r>
     </w:p>
     <w:p>
@@ -5135,7 +6361,7 @@
         <w:pStyle w:val="TableCaption"/>
       </w:pPr>
       <w:r>
-        <w:t>Таблица 5 - Результаты дополнительной проверки</w:t>
+        <w:t>Таблица 6 - Результаты дополнительной проверки</w:t>
       </w:r>
     </w:p>
     <w:tbl>
@@ -5814,19 +7040,10 @@
     </w:tbl>
     <w:p>
       <w:pPr>
-        <w:spacing w:line="240" w:lineRule="auto" w:after="60"/>
+        <w:pStyle w:val="Spacer"/>
       </w:pPr>
       <w:r>
-        <w:rPr>
-          <w:sz w:val="2"/>
-        </w:rPr>
         <w:t xml:space="preserve"> </w:t>
-      </w:r>
-    </w:p>
-    <w:p>
-      <w:pPr/>
-      <w:r>
-        <w:t>Из 160 изображений модель правильно классифицировала 123. Два из 120 дефектных изображений получили ответ ND. Один запрос завершился тайм-аутом и учтен как ошибка. Среди полученных ответов нарушений JSON не обнаружено; стоимость запроса с тайм-аутом в локальном журнале отсутствует.</w:t>
       </w:r>
     </w:p>
     <w:p>
@@ -5834,7 +7051,7 @@
         <w:keepNext/>
       </w:pPr>
       <w:r>
-        <w:t>Ошибки показаны на рисунке 5, метрики классов приведены в таблице 6.</w:t>
+        <w:t>Верно классифицировано 123 из 160 изображений. Пропущено 2 из 120 дефектов. Технических сбоев: 1; ответов с неверным форматом: 0. Матрица ошибок показана на рисунке 2.</w:t>
       </w:r>
     </w:p>
     <w:p>
@@ -5847,8 +7064,8 @@
       <w:r>
         <w:drawing>
           <wp:inline>
-            <wp:extent cx="5580000" cy="2584421"/>
-            <wp:docPr id="5" name="Picture 5"/>
+            <wp:extent cx="3600000" cy="1667368"/>
+            <wp:docPr id="2" name="Picture 2"/>
             <wp:cNvGraphicFramePr>
               <a:graphicFrameLocks noChangeAspect="1"/>
             </wp:cNvGraphicFramePr>
@@ -5860,7 +7077,7 @@
                     <pic:cNvPicPr/>
                   </pic:nvPicPr>
                   <pic:blipFill>
-                    <a:blip r:embed="rId14"/>
+                    <a:blip r:embed="rId11"/>
                     <a:stretch>
                       <a:fillRect/>
                     </a:stretch>
@@ -5868,7 +7085,7 @@
                   <pic:spPr>
                     <a:xfrm>
                       <a:off x="0" y="0"/>
-                      <a:ext cx="5580000" cy="2584421"/>
+                      <a:ext cx="3600000" cy="1667368"/>
                     </a:xfrm>
                     <a:prstGeom prst="rect"/>
                   </pic:spPr>
@@ -5884,590 +7101,7 @@
         <w:pStyle w:val="FigureCaption"/>
       </w:pPr>
       <w:r>
-        <w:t>Рисунок 5 - Ошибки на дополнительной выборке</w:t>
-      </w:r>
-    </w:p>
-    <w:p>
-      <w:pPr>
-        <w:pStyle w:val="TableCaption"/>
-      </w:pPr>
-      <w:r>
-        <w:t>Таблица 6 - Качество по классам на application</w:t>
-      </w:r>
-    </w:p>
-    <w:tbl>
-      <w:tblPr>
-        <w:tblW w:type="auto" w:w="0"/>
-        <w:jc w:val="center"/>
-        <w:tblLayout w:type="fixed"/>
-        <w:tblLook w:firstColumn="1" w:firstRow="1" w:lastColumn="0" w:lastRow="0" w:noHBand="0" w:noVBand="1" w:val="04A0"/>
-      </w:tblPr>
-      <w:tblGrid>
-        <w:gridCol w:w="4252"/>
-        <w:gridCol w:w="2551"/>
-        <w:gridCol w:w="2551"/>
-      </w:tblGrid>
-      <w:tr>
-        <w:trPr>
-          <w:cantSplit/>
-          <w:tblHeader/>
-        </w:trPr>
-        <w:tc>
-          <w:tcPr>
-            <w:tcW w:type="dxa" w:w="4252"/>
-            <w:vAlign w:val="center"/>
-            <w:tcBorders>
-              <w:top w:val="single" w:sz="4" w:color="000000"/>
-              <w:left w:val="single" w:sz="4" w:color="000000"/>
-              <w:bottom w:val="single" w:sz="4" w:color="000000"/>
-              <w:right w:val="single" w:sz="4" w:color="000000"/>
-            </w:tcBorders>
-            <w:shd w:fill="FFFFFF"/>
-            <w:tcMar>
-              <w:top w:w="70" w:type="dxa"/>
-              <w:bottom w:w="70" w:type="dxa"/>
-              <w:left w:w="70" w:type="dxa"/>
-              <w:right w:w="70" w:type="dxa"/>
-            </w:tcMar>
-          </w:tcPr>
-          <w:p>
-            <w:pPr>
-              <w:keepNext/>
-              <w:spacing w:line="240" w:lineRule="auto" w:before="40" w:after="40"/>
-              <w:ind w:firstLine="0"/>
-              <w:jc w:val="center"/>
-            </w:pPr>
-            <w:r>
-              <w:rPr>
-                <w:rFonts w:ascii="Times New Roman" w:hAnsi="Times New Roman"/>
-                <w:b w:val="0"/>
-                <w:sz w:val="24"/>
-              </w:rPr>
-              <w:t>Класс</w:t>
-            </w:r>
-          </w:p>
-        </w:tc>
-        <w:tc>
-          <w:tcPr>
-            <w:tcW w:type="dxa" w:w="2551"/>
-            <w:vAlign w:val="center"/>
-            <w:tcBorders>
-              <w:top w:val="single" w:sz="4" w:color="000000"/>
-              <w:left w:val="single" w:sz="4" w:color="000000"/>
-              <w:bottom w:val="single" w:sz="4" w:color="000000"/>
-              <w:right w:val="single" w:sz="4" w:color="000000"/>
-            </w:tcBorders>
-            <w:shd w:fill="FFFFFF"/>
-            <w:tcMar>
-              <w:top w:w="70" w:type="dxa"/>
-              <w:bottom w:w="70" w:type="dxa"/>
-              <w:left w:w="70" w:type="dxa"/>
-              <w:right w:w="70" w:type="dxa"/>
-            </w:tcMar>
-          </w:tcPr>
-          <w:p>
-            <w:pPr>
-              <w:keepNext/>
-              <w:spacing w:line="240" w:lineRule="auto" w:before="40" w:after="40"/>
-              <w:ind w:firstLine="0"/>
-              <w:jc w:val="center"/>
-            </w:pPr>
-            <w:r>
-              <w:rPr>
-                <w:rFonts w:ascii="Times New Roman" w:hAnsi="Times New Roman"/>
-                <w:b w:val="0"/>
-                <w:sz w:val="24"/>
-              </w:rPr>
-              <w:t>Recall</w:t>
-            </w:r>
-          </w:p>
-        </w:tc>
-        <w:tc>
-          <w:tcPr>
-            <w:tcW w:type="dxa" w:w="2551"/>
-            <w:vAlign w:val="center"/>
-            <w:tcBorders>
-              <w:top w:val="single" w:sz="4" w:color="000000"/>
-              <w:left w:val="single" w:sz="4" w:color="000000"/>
-              <w:bottom w:val="single" w:sz="4" w:color="000000"/>
-              <w:right w:val="single" w:sz="4" w:color="000000"/>
-            </w:tcBorders>
-            <w:shd w:fill="FFFFFF"/>
-            <w:tcMar>
-              <w:top w:w="70" w:type="dxa"/>
-              <w:bottom w:w="70" w:type="dxa"/>
-              <w:left w:w="70" w:type="dxa"/>
-              <w:right w:w="70" w:type="dxa"/>
-            </w:tcMar>
-          </w:tcPr>
-          <w:p>
-            <w:pPr>
-              <w:keepNext/>
-              <w:spacing w:line="240" w:lineRule="auto" w:before="40" w:after="40"/>
-              <w:ind w:firstLine="0"/>
-              <w:jc w:val="center"/>
-            </w:pPr>
-            <w:r>
-              <w:rPr>
-                <w:rFonts w:ascii="Times New Roman" w:hAnsi="Times New Roman"/>
-                <w:b w:val="0"/>
-                <w:sz w:val="24"/>
-              </w:rPr>
-              <w:t>F1</w:t>
-            </w:r>
-          </w:p>
-        </w:tc>
-      </w:tr>
-      <w:tr>
-        <w:trPr>
-          <w:cantSplit/>
-        </w:trPr>
-        <w:tc>
-          <w:tcPr>
-            <w:tcW w:type="dxa" w:w="4252"/>
-            <w:vAlign w:val="center"/>
-            <w:tcBorders>
-              <w:top w:val="single" w:sz="4" w:color="000000"/>
-              <w:left w:val="single" w:sz="4" w:color="000000"/>
-              <w:bottom w:val="single" w:sz="4" w:color="000000"/>
-              <w:right w:val="single" w:sz="4" w:color="000000"/>
-            </w:tcBorders>
-            <w:shd w:fill="FFFFFF"/>
-            <w:tcMar>
-              <w:top w:w="70" w:type="dxa"/>
-              <w:bottom w:w="70" w:type="dxa"/>
-              <w:left w:w="70" w:type="dxa"/>
-              <w:right w:w="70" w:type="dxa"/>
-            </w:tcMar>
-          </w:tcPr>
-          <w:p>
-            <w:pPr>
-              <w:keepNext/>
-              <w:spacing w:line="240" w:lineRule="auto" w:before="40" w:after="40"/>
-              <w:ind w:firstLine="0"/>
-              <w:jc w:val="left"/>
-            </w:pPr>
-            <w:r>
-              <w:rPr>
-                <w:rFonts w:ascii="Times New Roman" w:hAnsi="Times New Roman"/>
-                <w:b w:val="0"/>
-                <w:sz w:val="24"/>
-              </w:rPr>
-              <w:t>CR</w:t>
-            </w:r>
-          </w:p>
-        </w:tc>
-        <w:tc>
-          <w:tcPr>
-            <w:tcW w:type="dxa" w:w="2551"/>
-            <w:vAlign w:val="center"/>
-            <w:tcBorders>
-              <w:top w:val="single" w:sz="4" w:color="000000"/>
-              <w:left w:val="single" w:sz="4" w:color="000000"/>
-              <w:bottom w:val="single" w:sz="4" w:color="000000"/>
-              <w:right w:val="single" w:sz="4" w:color="000000"/>
-            </w:tcBorders>
-            <w:shd w:fill="FFFFFF"/>
-            <w:tcMar>
-              <w:top w:w="70" w:type="dxa"/>
-              <w:bottom w:w="70" w:type="dxa"/>
-              <w:left w:w="70" w:type="dxa"/>
-              <w:right w:w="70" w:type="dxa"/>
-            </w:tcMar>
-          </w:tcPr>
-          <w:p>
-            <w:pPr>
-              <w:keepNext/>
-              <w:spacing w:line="240" w:lineRule="auto" w:before="40" w:after="40"/>
-              <w:ind w:firstLine="0"/>
-              <w:jc w:val="center"/>
-            </w:pPr>
-            <w:r>
-              <w:rPr>
-                <w:rFonts w:ascii="Times New Roman" w:hAnsi="Times New Roman"/>
-                <w:b w:val="0"/>
-                <w:sz w:val="24"/>
-              </w:rPr>
-              <w:t>0,5750</w:t>
-            </w:r>
-          </w:p>
-        </w:tc>
-        <w:tc>
-          <w:tcPr>
-            <w:tcW w:type="dxa" w:w="2551"/>
-            <w:vAlign w:val="center"/>
-            <w:tcBorders>
-              <w:top w:val="single" w:sz="4" w:color="000000"/>
-              <w:left w:val="single" w:sz="4" w:color="000000"/>
-              <w:bottom w:val="single" w:sz="4" w:color="000000"/>
-              <w:right w:val="single" w:sz="4" w:color="000000"/>
-            </w:tcBorders>
-            <w:shd w:fill="FFFFFF"/>
-            <w:tcMar>
-              <w:top w:w="70" w:type="dxa"/>
-              <w:bottom w:w="70" w:type="dxa"/>
-              <w:left w:w="70" w:type="dxa"/>
-              <w:right w:w="70" w:type="dxa"/>
-            </w:tcMar>
-          </w:tcPr>
-          <w:p>
-            <w:pPr>
-              <w:keepNext/>
-              <w:spacing w:line="240" w:lineRule="auto" w:before="40" w:after="40"/>
-              <w:ind w:firstLine="0"/>
-              <w:jc w:val="center"/>
-            </w:pPr>
-            <w:r>
-              <w:rPr>
-                <w:rFonts w:ascii="Times New Roman" w:hAnsi="Times New Roman"/>
-                <w:b w:val="0"/>
-                <w:sz w:val="24"/>
-              </w:rPr>
-              <w:t>0,5897</w:t>
-            </w:r>
-          </w:p>
-        </w:tc>
-      </w:tr>
-      <w:tr>
-        <w:trPr>
-          <w:cantSplit/>
-        </w:trPr>
-        <w:tc>
-          <w:tcPr>
-            <w:tcW w:type="dxa" w:w="4252"/>
-            <w:vAlign w:val="center"/>
-            <w:tcBorders>
-              <w:top w:val="single" w:sz="4" w:color="000000"/>
-              <w:left w:val="single" w:sz="4" w:color="000000"/>
-              <w:bottom w:val="single" w:sz="4" w:color="000000"/>
-              <w:right w:val="single" w:sz="4" w:color="000000"/>
-            </w:tcBorders>
-            <w:shd w:fill="FFFFFF"/>
-            <w:tcMar>
-              <w:top w:w="70" w:type="dxa"/>
-              <w:bottom w:w="70" w:type="dxa"/>
-              <w:left w:w="70" w:type="dxa"/>
-              <w:right w:w="70" w:type="dxa"/>
-            </w:tcMar>
-          </w:tcPr>
-          <w:p>
-            <w:pPr>
-              <w:keepNext/>
-              <w:spacing w:line="240" w:lineRule="auto" w:before="40" w:after="40"/>
-              <w:ind w:firstLine="0"/>
-              <w:jc w:val="left"/>
-            </w:pPr>
-            <w:r>
-              <w:rPr>
-                <w:rFonts w:ascii="Times New Roman" w:hAnsi="Times New Roman"/>
-                <w:b w:val="0"/>
-                <w:sz w:val="24"/>
-              </w:rPr>
-              <w:t>LP</w:t>
-            </w:r>
-          </w:p>
-        </w:tc>
-        <w:tc>
-          <w:tcPr>
-            <w:tcW w:type="dxa" w:w="2551"/>
-            <w:vAlign w:val="center"/>
-            <w:tcBorders>
-              <w:top w:val="single" w:sz="4" w:color="000000"/>
-              <w:left w:val="single" w:sz="4" w:color="000000"/>
-              <w:bottom w:val="single" w:sz="4" w:color="000000"/>
-              <w:right w:val="single" w:sz="4" w:color="000000"/>
-            </w:tcBorders>
-            <w:shd w:fill="FFFFFF"/>
-            <w:tcMar>
-              <w:top w:w="70" w:type="dxa"/>
-              <w:bottom w:w="70" w:type="dxa"/>
-              <w:left w:w="70" w:type="dxa"/>
-              <w:right w:w="70" w:type="dxa"/>
-            </w:tcMar>
-          </w:tcPr>
-          <w:p>
-            <w:pPr>
-              <w:keepNext/>
-              <w:spacing w:line="240" w:lineRule="auto" w:before="40" w:after="40"/>
-              <w:ind w:firstLine="0"/>
-              <w:jc w:val="center"/>
-            </w:pPr>
-            <w:r>
-              <w:rPr>
-                <w:rFonts w:ascii="Times New Roman" w:hAnsi="Times New Roman"/>
-                <w:b w:val="0"/>
-                <w:sz w:val="24"/>
-              </w:rPr>
-              <w:t>0,8750</w:t>
-            </w:r>
-          </w:p>
-        </w:tc>
-        <w:tc>
-          <w:tcPr>
-            <w:tcW w:type="dxa" w:w="2551"/>
-            <w:vAlign w:val="center"/>
-            <w:tcBorders>
-              <w:top w:val="single" w:sz="4" w:color="000000"/>
-              <w:left w:val="single" w:sz="4" w:color="000000"/>
-              <w:bottom w:val="single" w:sz="4" w:color="000000"/>
-              <w:right w:val="single" w:sz="4" w:color="000000"/>
-            </w:tcBorders>
-            <w:shd w:fill="FFFFFF"/>
-            <w:tcMar>
-              <w:top w:w="70" w:type="dxa"/>
-              <w:bottom w:w="70" w:type="dxa"/>
-              <w:left w:w="70" w:type="dxa"/>
-              <w:right w:w="70" w:type="dxa"/>
-            </w:tcMar>
-          </w:tcPr>
-          <w:p>
-            <w:pPr>
-              <w:keepNext/>
-              <w:spacing w:line="240" w:lineRule="auto" w:before="40" w:after="40"/>
-              <w:ind w:firstLine="0"/>
-              <w:jc w:val="center"/>
-            </w:pPr>
-            <w:r>
-              <w:rPr>
-                <w:rFonts w:ascii="Times New Roman" w:hAnsi="Times New Roman"/>
-                <w:b w:val="0"/>
-                <w:sz w:val="24"/>
-              </w:rPr>
-              <w:t>0,7447</w:t>
-            </w:r>
-          </w:p>
-        </w:tc>
-      </w:tr>
-      <w:tr>
-        <w:trPr>
-          <w:cantSplit/>
-        </w:trPr>
-        <w:tc>
-          <w:tcPr>
-            <w:tcW w:type="dxa" w:w="4252"/>
-            <w:vAlign w:val="center"/>
-            <w:tcBorders>
-              <w:top w:val="single" w:sz="4" w:color="000000"/>
-              <w:left w:val="single" w:sz="4" w:color="000000"/>
-              <w:bottom w:val="single" w:sz="4" w:color="000000"/>
-              <w:right w:val="single" w:sz="4" w:color="000000"/>
-            </w:tcBorders>
-            <w:shd w:fill="FFFFFF"/>
-            <w:tcMar>
-              <w:top w:w="70" w:type="dxa"/>
-              <w:bottom w:w="70" w:type="dxa"/>
-              <w:left w:w="70" w:type="dxa"/>
-              <w:right w:w="70" w:type="dxa"/>
-            </w:tcMar>
-          </w:tcPr>
-          <w:p>
-            <w:pPr>
-              <w:keepNext/>
-              <w:spacing w:line="240" w:lineRule="auto" w:before="40" w:after="40"/>
-              <w:ind w:firstLine="0"/>
-              <w:jc w:val="left"/>
-            </w:pPr>
-            <w:r>
-              <w:rPr>
-                <w:rFonts w:ascii="Times New Roman" w:hAnsi="Times New Roman"/>
-                <w:b w:val="0"/>
-                <w:sz w:val="24"/>
-              </w:rPr>
-              <w:t>ND</w:t>
-            </w:r>
-          </w:p>
-        </w:tc>
-        <w:tc>
-          <w:tcPr>
-            <w:tcW w:type="dxa" w:w="2551"/>
-            <w:vAlign w:val="center"/>
-            <w:tcBorders>
-              <w:top w:val="single" w:sz="4" w:color="000000"/>
-              <w:left w:val="single" w:sz="4" w:color="000000"/>
-              <w:bottom w:val="single" w:sz="4" w:color="000000"/>
-              <w:right w:val="single" w:sz="4" w:color="000000"/>
-            </w:tcBorders>
-            <w:shd w:fill="FFFFFF"/>
-            <w:tcMar>
-              <w:top w:w="70" w:type="dxa"/>
-              <w:bottom w:w="70" w:type="dxa"/>
-              <w:left w:w="70" w:type="dxa"/>
-              <w:right w:w="70" w:type="dxa"/>
-            </w:tcMar>
-          </w:tcPr>
-          <w:p>
-            <w:pPr>
-              <w:keepNext/>
-              <w:spacing w:line="240" w:lineRule="auto" w:before="40" w:after="40"/>
-              <w:ind w:firstLine="0"/>
-              <w:jc w:val="center"/>
-            </w:pPr>
-            <w:r>
-              <w:rPr>
-                <w:rFonts w:ascii="Times New Roman" w:hAnsi="Times New Roman"/>
-                <w:b w:val="0"/>
-                <w:sz w:val="24"/>
-              </w:rPr>
-              <w:t>0,9750</w:t>
-            </w:r>
-          </w:p>
-        </w:tc>
-        <w:tc>
-          <w:tcPr>
-            <w:tcW w:type="dxa" w:w="2551"/>
-            <w:vAlign w:val="center"/>
-            <w:tcBorders>
-              <w:top w:val="single" w:sz="4" w:color="000000"/>
-              <w:left w:val="single" w:sz="4" w:color="000000"/>
-              <w:bottom w:val="single" w:sz="4" w:color="000000"/>
-              <w:right w:val="single" w:sz="4" w:color="000000"/>
-            </w:tcBorders>
-            <w:shd w:fill="FFFFFF"/>
-            <w:tcMar>
-              <w:top w:w="70" w:type="dxa"/>
-              <w:bottom w:w="70" w:type="dxa"/>
-              <w:left w:w="70" w:type="dxa"/>
-              <w:right w:w="70" w:type="dxa"/>
-            </w:tcMar>
-          </w:tcPr>
-          <w:p>
-            <w:pPr>
-              <w:keepNext/>
-              <w:spacing w:line="240" w:lineRule="auto" w:before="40" w:after="40"/>
-              <w:ind w:firstLine="0"/>
-              <w:jc w:val="center"/>
-            </w:pPr>
-            <w:r>
-              <w:rPr>
-                <w:rFonts w:ascii="Times New Roman" w:hAnsi="Times New Roman"/>
-                <w:b w:val="0"/>
-                <w:sz w:val="24"/>
-              </w:rPr>
-              <w:t>0,9630</w:t>
-            </w:r>
-          </w:p>
-        </w:tc>
-      </w:tr>
-      <w:tr>
-        <w:trPr>
-          <w:cantSplit/>
-        </w:trPr>
-        <w:tc>
-          <w:tcPr>
-            <w:tcW w:type="dxa" w:w="4252"/>
-            <w:vAlign w:val="center"/>
-            <w:tcBorders>
-              <w:top w:val="single" w:sz="4" w:color="000000"/>
-              <w:left w:val="single" w:sz="4" w:color="000000"/>
-              <w:bottom w:val="single" w:sz="4" w:color="000000"/>
-              <w:right w:val="single" w:sz="4" w:color="000000"/>
-            </w:tcBorders>
-            <w:shd w:fill="FFFFFF"/>
-            <w:tcMar>
-              <w:top w:w="70" w:type="dxa"/>
-              <w:bottom w:w="70" w:type="dxa"/>
-              <w:left w:w="70" w:type="dxa"/>
-              <w:right w:w="70" w:type="dxa"/>
-            </w:tcMar>
-          </w:tcPr>
-          <w:p>
-            <w:pPr>
-              <w:keepNext w:val="0"/>
-              <w:spacing w:line="240" w:lineRule="auto" w:before="40" w:after="40"/>
-              <w:ind w:firstLine="0"/>
-              <w:jc w:val="left"/>
-            </w:pPr>
-            <w:r>
-              <w:rPr>
-                <w:rFonts w:ascii="Times New Roman" w:hAnsi="Times New Roman"/>
-                <w:b w:val="0"/>
-                <w:sz w:val="24"/>
-              </w:rPr>
-              <w:t>PO</w:t>
-            </w:r>
-          </w:p>
-        </w:tc>
-        <w:tc>
-          <w:tcPr>
-            <w:tcW w:type="dxa" w:w="2551"/>
-            <w:vAlign w:val="center"/>
-            <w:tcBorders>
-              <w:top w:val="single" w:sz="4" w:color="000000"/>
-              <w:left w:val="single" w:sz="4" w:color="000000"/>
-              <w:bottom w:val="single" w:sz="4" w:color="000000"/>
-              <w:right w:val="single" w:sz="4" w:color="000000"/>
-            </w:tcBorders>
-            <w:shd w:fill="FFFFFF"/>
-            <w:tcMar>
-              <w:top w:w="70" w:type="dxa"/>
-              <w:bottom w:w="70" w:type="dxa"/>
-              <w:left w:w="70" w:type="dxa"/>
-              <w:right w:w="70" w:type="dxa"/>
-            </w:tcMar>
-          </w:tcPr>
-          <w:p>
-            <w:pPr>
-              <w:keepNext w:val="0"/>
-              <w:spacing w:line="240" w:lineRule="auto" w:before="40" w:after="40"/>
-              <w:ind w:firstLine="0"/>
-              <w:jc w:val="center"/>
-            </w:pPr>
-            <w:r>
-              <w:rPr>
-                <w:rFonts w:ascii="Times New Roman" w:hAnsi="Times New Roman"/>
-                <w:b w:val="0"/>
-                <w:sz w:val="24"/>
-              </w:rPr>
-              <w:t>0,6500</w:t>
-            </w:r>
-          </w:p>
-        </w:tc>
-        <w:tc>
-          <w:tcPr>
-            <w:tcW w:type="dxa" w:w="2551"/>
-            <w:vAlign w:val="center"/>
-            <w:tcBorders>
-              <w:top w:val="single" w:sz="4" w:color="000000"/>
-              <w:left w:val="single" w:sz="4" w:color="000000"/>
-              <w:bottom w:val="single" w:sz="4" w:color="000000"/>
-              <w:right w:val="single" w:sz="4" w:color="000000"/>
-            </w:tcBorders>
-            <w:shd w:fill="FFFFFF"/>
-            <w:tcMar>
-              <w:top w:w="70" w:type="dxa"/>
-              <w:bottom w:w="70" w:type="dxa"/>
-              <w:left w:w="70" w:type="dxa"/>
-              <w:right w:w="70" w:type="dxa"/>
-            </w:tcMar>
-          </w:tcPr>
-          <w:p>
-            <w:pPr>
-              <w:keepNext w:val="0"/>
-              <w:spacing w:line="240" w:lineRule="auto" w:before="40" w:after="40"/>
-              <w:ind w:firstLine="0"/>
-              <w:jc w:val="center"/>
-            </w:pPr>
-            <w:r>
-              <w:rPr>
-                <w:rFonts w:ascii="Times New Roman" w:hAnsi="Times New Roman"/>
-                <w:b w:val="0"/>
-                <w:sz w:val="24"/>
-              </w:rPr>
-              <w:t>0,7879</w:t>
-            </w:r>
-          </w:p>
-        </w:tc>
-      </w:tr>
-    </w:tbl>
-    <w:p>
-      <w:pPr>
-        <w:spacing w:line="240" w:lineRule="auto" w:after="60"/>
-      </w:pPr>
-      <w:r>
-        <w:rPr>
-          <w:sz w:val="2"/>
-        </w:rPr>
-        <w:t xml:space="preserve"> </w:t>
+        <w:t>Рисунок 2 - Ошибки на дополнительной выборке</w:t>
       </w:r>
     </w:p>
     <w:p>
@@ -6475,7 +7109,7 @@
         <w:keepNext/>
       </w:pPr>
       <w:r>
-        <w:t>На рисунке 6 показан один из двух пропущенных дефектов. Изображение имеет метку PO, но GPT-4.1 mini выдала ND. По этому ответу нельзя установить, какие признаки модель использовала для решения.</w:t>
+        <w:t>На рисунке 3 показан объект application_CR_001: истинная метка CR, ответ модели LP.</w:t>
       </w:r>
     </w:p>
     <w:p>
@@ -6488,8 +7122,8 @@
       <w:r>
         <w:drawing>
           <wp:inline>
-            <wp:extent cx="5760000" cy="1780364"/>
-            <wp:docPr id="6" name="Picture 6"/>
+            <wp:extent cx="4500000" cy="1390909"/>
+            <wp:docPr id="3" name="Picture 3"/>
             <wp:cNvGraphicFramePr>
               <a:graphicFrameLocks noChangeAspect="1"/>
             </wp:cNvGraphicFramePr>
@@ -6497,11 +7131,11 @@
               <a:graphicData uri="http://schemas.openxmlformats.org/drawingml/2006/picture">
                 <pic:pic>
                   <pic:nvPicPr>
-                    <pic:cNvPr id="0" name="case3.png"/>
+                    <pic:cNvPr id="0" name="group_error.png"/>
                     <pic:cNvPicPr/>
                   </pic:nvPicPr>
                   <pic:blipFill>
-                    <a:blip r:embed="rId15"/>
+                    <a:blip r:embed="rId12"/>
                     <a:stretch>
                       <a:fillRect/>
                     </a:stretch>
@@ -6509,7 +7143,7 @@
                   <pic:spPr>
                     <a:xfrm>
                       <a:off x="0" y="0"/>
-                      <a:ext cx="5760000" cy="1780364"/>
+                      <a:ext cx="4500000" cy="1390909"/>
                     </a:xfrm>
                     <a:prstGeom prst="rect"/>
                   </pic:spPr>
@@ -6525,76 +7159,13 @@
         <w:pStyle w:val="FigureCaption"/>
       </w:pPr>
       <w:r>
-        <w:t>Рисунок 6 - Пористость ошибочно признана отсутствием дефекта</w:t>
+        <w:t>Рисунок 3 - Пример ошибочной классификации</w:t>
       </w:r>
     </w:p>
     <w:p>
       <w:pPr/>
       <w:r>
-        <w:t>95%-й кластерный bootstrap-интервал Macro-F1 на application составляет от 0,5597 до 0,8949; сохранено 1930 из 2000 повторов с присутствием всех классов. Широкий интервал связан с небольшим числом групп источников.</w:t>
-      </w:r>
-    </w:p>
-    <w:p>
-      <w:pPr/>
-      <w:r>
-        <w:t>На сравнительной выборке 95%-й интервал Macro-F1 составляет от 0,6971 до 0,9798. Он получен кластерным bootstrap по группам исходных снимков: 2000 повторов, из них 1790 содержат все четыре класса. Небольшое число групп и выбор модели по этой же части ограничивают точность оценки.</w:t>
-      </w:r>
-    </w:p>
-    <w:p>
-      <w:pPr/>
-      <w:r>
-        <w:t>H2 выполнена на данном срезе: Macro-F1 выше 0,70, доля пропусков ниже 5 %. При этом одного запуска с одним набором примеров недостаточно, чтобы подтвердить устойчивость результата на других сварных соединениях.</w:t>
-      </w:r>
-    </w:p>
-    <w:p>
-      <w:pPr>
-        <w:pStyle w:val="Heading1"/>
-        <w:pageBreakBefore/>
-      </w:pPr>
-      <w:r>
-        <w:t>6 Воспроизводимость эксперимента</w:t>
-      </w:r>
-    </w:p>
-    <w:p>
-      <w:pPr/>
-      <w:r>
-        <w:t>Код и результаты подготовлены в локальном Git-репозитории weld_llm_lab. Удаленный origin пока не назначен. После публикации в сдаваемую версию отчета нужно добавить URL репозитория.</w:t>
-      </w:r>
-    </w:p>
-    <w:p>
-      <w:pPr/>
-      <w:r>
-        <w:t>В manifests/ сохранены полный реестр файлов, SHA-256 изображений, рабочие выборки и разбиение групп. Данные зафиксированы на версии d53d3daf28ed3901f9db89764c030d19ced7696d официального репозитория RIAWELC. Все 19 архивов проверяются по размеру и Git blob SHA-1 перед распаковкой.</w:t>
-      </w:r>
-    </w:p>
-    <w:p>
-      <w:pPr/>
-      <w:r>
-        <w:t>Скрипт prepare_data.py проверяет изображения и формирует выборки. experiment.py отправляет запросы, сохраняет ответы и выбирает модель. analyze.py пересчитывает метрики и проверяет согласованность ответов с перечнем изображений. Параметры и критерии выбора находятся в protocol.json; команды запуска приведены в README.md.</w:t>
-      </w:r>
-    </w:p>
-    <w:p>
-      <w:pPr/>
-      <w:r>
-        <w:t>Файл results/predictions.jsonl содержит 736 итоговых записей: 96 технических, 480 сравнительных и 160 дополнительных. В нем сохранены исходный ответ, модель, провайдер, время, расход и идентификатор изображения. Отдельно сохранены исключенные предварительные попытки; повторные временные ошибки записаны в retry_attempts.</w:t>
-      </w:r>
-    </w:p>
-    <w:p>
-      <w:pPr/>
-      <w:r>
-        <w:t>Сумма зарегистрированных расходов составляет 0,09812 USD. В нее не могут войти расходы, для которых API не вернул usage.cost или ответ не успел сохраниться при прерывании. Поэтому локальная сумма может отличаться от учета OpenRouter. Установленный локальный предел расходов равен 0,85 USD.</w:t>
-      </w:r>
-    </w:p>
-    <w:p>
-      <w:pPr/>
-      <w:r>
-        <w:t>Ключ API не включен в репозиторий. Для новых запросов он передается через переменную окружения. Пересчет метрик по сохраненным ответам выполняется без ключа и не требует новых запросов.</w:t>
-      </w:r>
-    </w:p>
-    <w:p>
-      <w:pPr/>
-      <w:r>
-        <w:t>Версии моделей зафиксированы доступными API-идентификаторами. Провайдеры могут обновлять серверную реализацию, поэтому повторный запуск не обязан давать те же ответы и цены. Для проверки данной работы сохранены исходные ответы и снимок каталога моделей.</w:t>
+        <w:t>95%-й кластерный bootstrap-интервал Macro-F1: от 0,5597 до 0,8949. Из 2000 повторов по группам 1930 содержали все классы. H2 выполнена.</w:t>
       </w:r>
     </w:p>
     <w:p>
@@ -6609,31 +7180,19 @@
     <w:p>
       <w:pPr/>
       <w:r>
-        <w:t>Проведено сравнение трех мультимодальных моделей на рентгеновских изображениях сварных швов. Добавление четырех примеров повысило Macro-F1 у всех моделей. На сравнительной выборке лучший результат показала GPT-4.1 mini с Macro-F1 0,8987.</w:t>
+        <w:t>Сравнены семь моделей. По установленному правилу выбрана GPT-4.1 mini в режиме four-shot с Macro-F1 0,8987. На отдельной выборке из 160 изображений Macro-F1 составила 0,7713, accuracy 76,9 %.</w:t>
       </w:r>
     </w:p>
     <w:p>
       <w:pPr/>
       <w:r>
-        <w:t>На отдельной выборке из 160 изображений Macro-F1 выбранной модели составила 0,7713, доля правильных ответов 76,9 %. Модель пропустила два дефектных изображения. При распознавании типа дефекта она чаще ошибалась на трещинах и пористости, чем на нормальных изображениях.</w:t>
+        <w:t>В журнале сохранено 1504 итоговых записей. Зарегистрированные расходы составили 0,14717 USD. Стоимость одного запроса не получена; локальная сумма может отличаться от учета OpenRouter.</w:t>
       </w:r>
     </w:p>
     <w:p>
       <w:pPr/>
       <w:r>
-        <w:t>Для ВКР GPT-4.1 mini можно использовать как базовый вариант сравнения с ViT и для проверки помощи при предварительной разметке. Вывод о превосходстве над ViT не сделан: в лабораторной ViT не обучался. Автоматическая приемка швов только по ответу ND не обоснована полученными результатами.</w:t>
-      </w:r>
-    </w:p>
-    <w:p>
-      <w:pPr/>
-      <w:r>
-        <w:t>Следующий эксперимент должен сравнить ViT с классификатором по прототипам и мультимодальную модель на одном разбиении. Прототипы классов можно рассчитывать по признакам размеченных изображений. Для оценки зависимости от объема разметки нужны несколько наборов примеров и отдельные производственные снимки.</w:t>
-      </w:r>
-    </w:p>
-    <w:p>
-      <w:pPr/>
-      <w:r>
-        <w:t>Оценка ограничена четырьмя классами RIAWELC, одним support-набором и небольшим числом исходных групп. Фрагменты внутри групп зависимы. Идентификаторы физических соединений неизвестны; dHash не исключает все близкие копии. Возможное присутствие RIAWELC в предобучении API-моделей неизвестно. Локализация дефектов, калибровка вероятностей, устойчивость к перефразированию и работа на производственной линии в этом эксперименте не проверялись.</w:t>
+        <w:t>Результат относится к одному набору примеров и одному датасету. Группы выделены по именам файлов, а не подтвержденным идентификаторам соединений. Проверка dHash не исключает все близкие копии. Автономная приемка сварных швов по результатам этого эксперимента не обоснована.</w:t>
       </w:r>
     </w:p>
     <w:p>
@@ -6698,7 +7257,7 @@
         <w:pStyle w:val="Reference"/>
       </w:pPr>
       <w:r>
-        <w:t>7 RIAWELC : официальный репозиторий данных // GitHub. URL: https://github.com/stefyste/RIAWELC (дата обращения: 17.09.2026).</w:t>
+        <w:t>7 DINOv2: Learning Robust Visual Features without Supervision / M. Oquab [et al.]. 2023. URL: https://arxiv.org/abs/2304.07193 (дата обращения: 17.09.2026).</w:t>
       </w:r>
     </w:p>
     <w:p>
@@ -6706,7 +7265,7 @@
         <w:pStyle w:val="Reference"/>
       </w:pPr>
       <w:r>
-        <w:t>8 OpenRouter API Reference : документация API. URL: https://openrouter.ai/docs/api/reference/overview (дата обращения: 17.09.2026).</w:t>
+        <w:t>8 WinCLIP: Zero-/Few-Shot Anomaly Classification and Segmentation / J. Jeong [et al.] // CVPR. 2023. URL: https://arxiv.org/abs/2303.14814 (дата обращения: 17.09.2026).</w:t>
       </w:r>
     </w:p>
     <w:p>
@@ -6714,7 +7273,15 @@
         <w:pStyle w:val="Reference"/>
       </w:pPr>
       <w:r>
-        <w:t>9 OpenRouter Models : каталог моделей и тарифов API. URL: https://openrouter.ai/api/v1/models (дата обращения: 17.09.2026).</w:t>
+        <w:t>9 AnomalyGPT: Detecting Industrial Anomalies Using Large Vision-Language Models / Z. Gu [et al.] // AAAI. 2024. URL: https://arxiv.org/abs/2308.15366 (дата обращения: 17.09.2026).</w:t>
+      </w:r>
+    </w:p>
+    <w:p>
+      <w:pPr>
+        <w:pStyle w:val="Reference"/>
+      </w:pPr>
+      <w:r>
+        <w:t>10 Qwen3-VL Technical Report / S. Bai [et al.]. 2025. URL: https://arxiv.org/abs/2511.21631 (дата обращения: 17.09.2026).</w:t>
       </w:r>
     </w:p>
     <w:sectPr>
@@ -6987,6 +7554,22 @@
         <w:right w:w="115.0" w:type="dxa"/>
       </w:tblCellMar>
     </w:tblPr>
+  </w:style>
+  <w:style w:type="paragraph" w:customStyle="1" w:styleId="Spacer">
+    <w:name w:val="Spacer"/>
+    <w:pPr>
+      <w:widowControl/>
+      <w:spacing w:before="0" w:after="60" w:line="240" w:lineRule="auto"/>
+      <w:ind w:firstLine="0"/>
+      <w:jc w:val="left"/>
+    </w:pPr>
+    <w:rPr>
+      <w:rFonts w:ascii="Times New Roman" w:hAnsi="Times New Roman" w:eastAsia="Times New Roman" w:cs="Times New Roman"/>
+      <w:b w:val="0"/>
+      <w:i w:val="0"/>
+      <w:color w:val="000000"/>
+      <w:sz w:val="2"/>
+    </w:rPr>
   </w:style>
   <w:style w:type="paragraph" w:customStyle="1" w:styleId="Structural">
     <w:name w:val="Structural"/>
